--- a/manthan.tops.docx
+++ b/manthan.tops.docx
@@ -11,12 +11,18 @@
           <w:numId w:val="1"/>
         </w:numPr>
         <w:rPr>
-          <w:highlight w:val="yellow"/>
-        </w:rPr>
-      </w:pPr>
-      <w:r>
-        <w:rPr>
-          <w:highlight w:val="yellow"/>
+          <w:sz w:val="28"/>
+          <w:szCs w:val="28"/>
+          <w:highlight w:val="yellow"/>
+          <w:u w:val="single"/>
+        </w:rPr>
+      </w:pPr>
+      <w:r>
+        <w:rPr>
+          <w:sz w:val="28"/>
+          <w:szCs w:val="28"/>
+          <w:highlight w:val="yellow"/>
+          <w:u w:val="single"/>
         </w:rPr>
         <w:t>What is a Program?</w:t>
       </w:r>
@@ -69,12 +75,18 @@
           <w:numId w:val="1"/>
         </w:numPr>
         <w:rPr>
-          <w:highlight w:val="yellow"/>
-        </w:rPr>
-      </w:pPr>
-      <w:r>
-        <w:rPr>
-          <w:highlight w:val="yellow"/>
+          <w:sz w:val="28"/>
+          <w:szCs w:val="28"/>
+          <w:highlight w:val="yellow"/>
+          <w:u w:val="single"/>
+        </w:rPr>
+      </w:pPr>
+      <w:r>
+        <w:rPr>
+          <w:sz w:val="28"/>
+          <w:szCs w:val="28"/>
+          <w:highlight w:val="yellow"/>
+          <w:u w:val="single"/>
         </w:rPr>
         <w:t>What is Programming?</w:t>
       </w:r>
@@ -112,20 +124,20 @@
           <w:numId w:val="1"/>
         </w:numPr>
         <w:rPr>
-          <w:highlight w:val="yellow"/>
-        </w:rPr>
-      </w:pPr>
-      <w:r>
-        <w:rPr>
-          <w:highlight w:val="yellow"/>
-        </w:rPr>
-        <w:t>Types of Programming Languages</w:t>
-      </w:r>
-      <w:r>
-        <w:rPr>
-          <w:highlight w:val="yellow"/>
-        </w:rPr>
-        <w:t>?</w:t>
+          <w:sz w:val="28"/>
+          <w:szCs w:val="28"/>
+          <w:highlight w:val="yellow"/>
+          <w:u w:val="single"/>
+        </w:rPr>
+      </w:pPr>
+      <w:r>
+        <w:rPr>
+          <w:sz w:val="28"/>
+          <w:szCs w:val="28"/>
+          <w:highlight w:val="yellow"/>
+          <w:u w:val="single"/>
+        </w:rPr>
+        <w:t>Types of Programming Languages?</w:t>
       </w:r>
     </w:p>
     <w:p>
@@ -264,18 +276,27 @@
           <w:numId w:val="1"/>
         </w:numPr>
         <w:rPr>
-          <w:highlight w:val="yellow"/>
-        </w:rPr>
-      </w:pPr>
-      <w:r>
-        <w:rPr>
-          <w:highlight w:val="yellow"/>
+          <w:sz w:val="28"/>
+          <w:szCs w:val="28"/>
+          <w:highlight w:val="yellow"/>
+          <w:u w:val="single"/>
+        </w:rPr>
+      </w:pPr>
+      <w:r>
+        <w:rPr>
+          <w:sz w:val="28"/>
+          <w:szCs w:val="28"/>
+          <w:highlight w:val="yellow"/>
+          <w:u w:val="single"/>
         </w:rPr>
         <w:t>World Wide Web &amp; How Internet Works</w:t>
       </w:r>
       <w:r>
         <w:rPr>
-          <w:highlight w:val="yellow"/>
+          <w:sz w:val="28"/>
+          <w:szCs w:val="28"/>
+          <w:highlight w:val="yellow"/>
+          <w:u w:val="single"/>
         </w:rPr>
         <w:t xml:space="preserve"> </w:t>
       </w:r>
@@ -286,39 +307,47 @@
       </w:r>
       <w:r>
         <w:t xml:space="preserve">is a collection of </w:t>
-      </w:r>
-      <w:proofErr w:type="spellStart"/>
-      <w:r>
-        <w:t>wedsites</w:t>
-      </w:r>
-      <w:proofErr w:type="spellEnd"/>
-      <w:r>
-        <w:t xml:space="preserve"> and wed pages </w:t>
-      </w:r>
-      <w:proofErr w:type="spellStart"/>
-      <w:r>
-        <w:t>pages</w:t>
-      </w:r>
-      <w:proofErr w:type="spellEnd"/>
-      <w:r>
-        <w:t xml:space="preserve"> connected </w:t>
-      </w:r>
-      <w:proofErr w:type="spellStart"/>
-      <w:r>
-        <w:t>thorugh</w:t>
-      </w:r>
-      <w:proofErr w:type="spellEnd"/>
-      <w:r>
-        <w:t xml:space="preserve"> the internet world. </w:t>
-      </w:r>
-    </w:p>
-    <w:p>
-      <w:r>
-        <w:t xml:space="preserve">www is a system of </w:t>
       </w:r>
       <w:proofErr w:type="spellStart"/>
       <w:proofErr w:type="gramStart"/>
       <w:r>
+        <w:t>wedsite</w:t>
+      </w:r>
+      <w:proofErr w:type="spellEnd"/>
+      <w:r>
+        <w:t xml:space="preserve"> </w:t>
+      </w:r>
+      <w:r>
+        <w:t xml:space="preserve"> and</w:t>
+      </w:r>
+      <w:proofErr w:type="gramEnd"/>
+      <w:r>
+        <w:t xml:space="preserve"> wed pages </w:t>
+      </w:r>
+      <w:proofErr w:type="spellStart"/>
+      <w:r>
+        <w:t>pages</w:t>
+      </w:r>
+      <w:proofErr w:type="spellEnd"/>
+      <w:r>
+        <w:t xml:space="preserve"> connected </w:t>
+      </w:r>
+      <w:proofErr w:type="spellStart"/>
+      <w:r>
+        <w:t>thorugh</w:t>
+      </w:r>
+      <w:proofErr w:type="spellEnd"/>
+      <w:r>
+        <w:t xml:space="preserve"> the internet world. </w:t>
+      </w:r>
+    </w:p>
+    <w:p>
+      <w:r>
+        <w:t xml:space="preserve">www is a system of </w:t>
+      </w:r>
+      <w:proofErr w:type="spellStart"/>
+      <w:proofErr w:type="gramStart"/>
+      <w:r>
         <w:t>wedsites</w:t>
       </w:r>
       <w:proofErr w:type="spellEnd"/>
@@ -362,12 +391,27 @@
           <w:ilvl w:val="0"/>
           <w:numId w:val="1"/>
         </w:numPr>
-      </w:pPr>
-      <w:r>
-        <w:rPr>
-          <w:highlight w:val="yellow"/>
-        </w:rPr>
-        <w:t xml:space="preserve"> Network Layers on Client and Server</w:t>
+        <w:rPr>
+          <w:sz w:val="28"/>
+          <w:szCs w:val="28"/>
+          <w:u w:val="single"/>
+        </w:rPr>
+      </w:pPr>
+      <w:r>
+        <w:rPr>
+          <w:highlight w:val="yellow"/>
+          <w:u w:val="single"/>
+        </w:rPr>
+        <w:t xml:space="preserve"> </w:t>
+      </w:r>
+      <w:r>
+        <w:rPr>
+          <w:sz w:val="28"/>
+          <w:szCs w:val="28"/>
+          <w:highlight w:val="yellow"/>
+          <w:u w:val="single"/>
+        </w:rPr>
+        <w:t>Network Layers on Client and Server</w:t>
       </w:r>
     </w:p>
     <w:p>
@@ -453,16 +497,27 @@
           <w:numId w:val="1"/>
         </w:numPr>
         <w:rPr>
-          <w:highlight w:val="yellow"/>
-        </w:rPr>
-      </w:pPr>
-      <w:r>
-        <w:rPr>
-          <w:highlight w:val="yellow"/>
+          <w:sz w:val="28"/>
+          <w:szCs w:val="28"/>
+          <w:highlight w:val="yellow"/>
+          <w:u w:val="single"/>
+        </w:rPr>
+      </w:pPr>
+      <w:r>
+        <w:rPr>
+          <w:sz w:val="28"/>
+          <w:szCs w:val="28"/>
+          <w:highlight w:val="yellow"/>
+          <w:u w:val="single"/>
         </w:rPr>
         <w:t>Client and Servers</w:t>
       </w:r>
       <w:r>
+        <w:rPr>
+          <w:sz w:val="28"/>
+          <w:szCs w:val="28"/>
+          <w:u w:val="single"/>
+        </w:rPr>
         <w:t xml:space="preserve">  </w:t>
       </w:r>
     </w:p>
@@ -526,6 +581,10 @@
       <w:pPr>
         <w:pStyle w:val="ListParagraph"/>
         <w:ind w:left="1080"/>
+        <w:rPr>
+          <w:sz w:val="28"/>
+          <w:szCs w:val="28"/>
+        </w:rPr>
       </w:pPr>
     </w:p>
     <w:p>
@@ -536,12 +595,18 @@
           <w:numId w:val="1"/>
         </w:numPr>
         <w:rPr>
-          <w:highlight w:val="yellow"/>
-        </w:rPr>
-      </w:pPr>
-      <w:r>
-        <w:rPr>
-          <w:highlight w:val="yellow"/>
+          <w:sz w:val="28"/>
+          <w:szCs w:val="28"/>
+          <w:highlight w:val="yellow"/>
+          <w:u w:val="single"/>
+        </w:rPr>
+      </w:pPr>
+      <w:r>
+        <w:rPr>
+          <w:sz w:val="28"/>
+          <w:szCs w:val="28"/>
+          <w:highlight w:val="yellow"/>
+          <w:u w:val="single"/>
         </w:rPr>
         <w:t>Types of Internet Connections</w:t>
       </w:r>
@@ -662,12 +727,18 @@
           <w:numId w:val="1"/>
         </w:numPr>
         <w:rPr>
-          <w:highlight w:val="yellow"/>
-        </w:rPr>
-      </w:pPr>
-      <w:r>
-        <w:rPr>
-          <w:highlight w:val="yellow"/>
+          <w:sz w:val="28"/>
+          <w:szCs w:val="28"/>
+          <w:highlight w:val="yellow"/>
+          <w:u w:val="single"/>
+        </w:rPr>
+      </w:pPr>
+      <w:r>
+        <w:rPr>
+          <w:sz w:val="28"/>
+          <w:szCs w:val="28"/>
+          <w:highlight w:val="yellow"/>
+          <w:u w:val="single"/>
         </w:rPr>
         <w:t>Application Security</w:t>
       </w:r>
@@ -738,6 +809,7 @@
         <w:ind w:left="1080"/>
       </w:pPr>
       <w:r>
+        <w:lastRenderedPageBreak/>
         <w:t xml:space="preserve">Keeps apps working safety </w:t>
       </w:r>
     </w:p>
@@ -747,8 +819,1158 @@
         <w:ind w:left="1080"/>
       </w:pPr>
       <w:r>
+        <w:t xml:space="preserve">Use strong password </w:t>
+      </w:r>
+    </w:p>
+    <w:p>
+      <w:pPr>
+        <w:pStyle w:val="ListParagraph"/>
+        <w:ind w:left="1080"/>
+      </w:pPr>
+    </w:p>
+    <w:p>
+      <w:pPr>
+        <w:pStyle w:val="ListParagraph"/>
+        <w:numPr>
+          <w:ilvl w:val="0"/>
+          <w:numId w:val="1"/>
+        </w:numPr>
+        <w:rPr>
+          <w:sz w:val="28"/>
+          <w:szCs w:val="28"/>
+          <w:u w:val="single"/>
+        </w:rPr>
+      </w:pPr>
+      <w:r>
+        <w:rPr>
+          <w:sz w:val="28"/>
+          <w:szCs w:val="28"/>
+          <w:highlight w:val="yellow"/>
+          <w:u w:val="single"/>
+        </w:rPr>
+        <w:t>Software Applications and Its Types</w:t>
+      </w:r>
+      <w:r>
+        <w:rPr>
+          <w:sz w:val="28"/>
+          <w:szCs w:val="28"/>
+          <w:u w:val="single"/>
+        </w:rPr>
+        <w:t xml:space="preserve">  </w:t>
+      </w:r>
+    </w:p>
+    <w:p>
+      <w:r>
+        <w:t xml:space="preserve">Application software is a </w:t>
+      </w:r>
+      <w:proofErr w:type="gramStart"/>
+      <w:r>
+        <w:t>types of software</w:t>
+      </w:r>
+      <w:proofErr w:type="gramEnd"/>
+      <w:r>
+        <w:t xml:space="preserve"> designed to help users perform specific tasks </w:t>
+      </w:r>
+    </w:p>
+    <w:p>
+      <w:pPr>
+        <w:pStyle w:val="ListParagraph"/>
+        <w:numPr>
+          <w:ilvl w:val="0"/>
+          <w:numId w:val="5"/>
+        </w:numPr>
+      </w:pPr>
+      <w:r>
+        <w:t>General purpose software</w:t>
+      </w:r>
+    </w:p>
+    <w:p>
+      <w:pPr>
+        <w:pStyle w:val="ListParagraph"/>
+        <w:numPr>
+          <w:ilvl w:val="0"/>
+          <w:numId w:val="5"/>
+        </w:numPr>
+      </w:pPr>
+      <w:r>
+        <w:t xml:space="preserve">Customized software </w:t>
+      </w:r>
+    </w:p>
+    <w:p>
+      <w:pPr>
+        <w:pStyle w:val="ListParagraph"/>
+        <w:numPr>
+          <w:ilvl w:val="0"/>
+          <w:numId w:val="5"/>
+        </w:numPr>
+      </w:pPr>
+      <w:r>
+        <w:t xml:space="preserve">Wed apps </w:t>
+      </w:r>
+    </w:p>
+    <w:p>
+      <w:pPr>
+        <w:pStyle w:val="ListParagraph"/>
+        <w:numPr>
+          <w:ilvl w:val="0"/>
+          <w:numId w:val="5"/>
+        </w:numPr>
+      </w:pPr>
+      <w:r>
+        <w:t xml:space="preserve">Mobiles app </w:t>
+      </w:r>
+    </w:p>
+    <w:p>
+      <w:pPr>
+        <w:pStyle w:val="ListParagraph"/>
+        <w:numPr>
+          <w:ilvl w:val="0"/>
+          <w:numId w:val="5"/>
+        </w:numPr>
+      </w:pPr>
+      <w:r>
+        <w:t xml:space="preserve">Multimedia </w:t>
+      </w:r>
+    </w:p>
+    <w:p>
+      <w:pPr>
+        <w:pStyle w:val="ListParagraph"/>
+        <w:numPr>
+          <w:ilvl w:val="0"/>
+          <w:numId w:val="5"/>
+        </w:numPr>
+      </w:pPr>
+      <w:r>
+        <w:t xml:space="preserve">Education </w:t>
+      </w:r>
+    </w:p>
+    <w:p>
+      <w:pPr>
+        <w:ind w:left="720"/>
+      </w:pPr>
+    </w:p>
+    <w:p>
+      <w:pPr>
+        <w:pStyle w:val="ListParagraph"/>
+        <w:numPr>
+          <w:ilvl w:val="0"/>
+          <w:numId w:val="5"/>
+        </w:numPr>
+      </w:pPr>
+      <w:r>
+        <w:t xml:space="preserve">In short: </w:t>
+      </w:r>
+    </w:p>
+    <w:p>
+      <w:r>
+        <w:t xml:space="preserve">Application software = software helps to users for a specific works </w:t>
+      </w:r>
+    </w:p>
+    <w:p>
+      <w:pPr>
+        <w:pStyle w:val="ListParagraph"/>
+        <w:numPr>
+          <w:ilvl w:val="0"/>
+          <w:numId w:val="1"/>
+        </w:numPr>
+        <w:rPr>
+          <w:sz w:val="28"/>
+          <w:szCs w:val="28"/>
+          <w:highlight w:val="yellow"/>
+          <w:u w:val="single"/>
+        </w:rPr>
+      </w:pPr>
+      <w:r>
+        <w:rPr>
+          <w:sz w:val="28"/>
+          <w:szCs w:val="28"/>
+          <w:highlight w:val="yellow"/>
+          <w:u w:val="single"/>
+        </w:rPr>
+        <w:t>Software Architecture</w:t>
+      </w:r>
+    </w:p>
+    <w:p>
+      <w:r>
+        <w:t xml:space="preserve"> Software architecture is thew over</w:t>
+      </w:r>
+      <w:r>
+        <w:t xml:space="preserve">all design or structure of </w:t>
+      </w:r>
+      <w:proofErr w:type="spellStart"/>
+      <w:r>
+        <w:t>os</w:t>
+      </w:r>
+      <w:proofErr w:type="spellEnd"/>
+      <w:r>
+        <w:t xml:space="preserve"> </w:t>
+      </w:r>
+    </w:p>
+    <w:p>
+      <w:pPr>
+        <w:pStyle w:val="ListParagraph"/>
+        <w:numPr>
+          <w:ilvl w:val="0"/>
+          <w:numId w:val="5"/>
+        </w:numPr>
+      </w:pPr>
+      <w:r>
+        <w:t xml:space="preserve">In shorts </w:t>
+      </w:r>
+    </w:p>
+    <w:p>
+      <w:r>
+        <w:t xml:space="preserve">Software architecture = blueprint of software system </w:t>
+      </w:r>
+    </w:p>
+    <w:p>
+      <w:r>
+        <w:t xml:space="preserve">Simple definition: </w:t>
+      </w:r>
+    </w:p>
+    <w:p>
+      <w:r>
+        <w:t>Software architecture = hoe different parts of software are organized and work together</w:t>
+      </w:r>
+      <w:r>
+        <w:t>.</w:t>
+      </w:r>
+    </w:p>
+    <w:p>
+      <w:pPr>
+        <w:pStyle w:val="ListParagraph"/>
+        <w:numPr>
+          <w:ilvl w:val="0"/>
+          <w:numId w:val="1"/>
+        </w:numPr>
+        <w:rPr>
+          <w:sz w:val="28"/>
+          <w:szCs w:val="28"/>
+          <w:highlight w:val="yellow"/>
+          <w:u w:val="single"/>
+        </w:rPr>
+      </w:pPr>
+      <w:r>
+        <w:rPr>
+          <w:sz w:val="28"/>
+          <w:szCs w:val="28"/>
+          <w:highlight w:val="yellow"/>
+          <w:u w:val="single"/>
+        </w:rPr>
+        <w:t xml:space="preserve">Layer in software architecture </w:t>
+      </w:r>
+    </w:p>
+    <w:p>
+      <w:r>
+        <w:t xml:space="preserve">Layer means group of related </w:t>
+      </w:r>
+      <w:proofErr w:type="spellStart"/>
+      <w:r>
+        <w:t>fuctionality</w:t>
+      </w:r>
+      <w:proofErr w:type="spellEnd"/>
+      <w:r>
+        <w:t xml:space="preserve"> </w:t>
+      </w:r>
+    </w:p>
+    <w:p>
+      <w:pPr>
+        <w:pStyle w:val="ListParagraph"/>
+        <w:numPr>
+          <w:ilvl w:val="0"/>
+          <w:numId w:val="5"/>
+        </w:numPr>
+      </w:pPr>
+      <w:r>
+        <w:t>Presentation layer</w:t>
+      </w:r>
+    </w:p>
+    <w:p>
+      <w:pPr>
+        <w:pStyle w:val="ListParagraph"/>
+        <w:numPr>
+          <w:ilvl w:val="0"/>
+          <w:numId w:val="5"/>
+        </w:numPr>
+      </w:pPr>
+      <w:r>
+        <w:t xml:space="preserve">Business layer </w:t>
+      </w:r>
+    </w:p>
+    <w:p>
+      <w:pPr>
+        <w:pStyle w:val="ListParagraph"/>
+        <w:numPr>
+          <w:ilvl w:val="0"/>
+          <w:numId w:val="5"/>
+        </w:numPr>
+      </w:pPr>
+      <w:r>
+        <w:t>Persistence layer</w:t>
+      </w:r>
+    </w:p>
+    <w:p>
+      <w:pPr>
+        <w:pStyle w:val="ListParagraph"/>
+        <w:numPr>
+          <w:ilvl w:val="0"/>
+          <w:numId w:val="5"/>
+        </w:numPr>
+      </w:pPr>
+      <w:r>
+        <w:t xml:space="preserve">Database layer </w:t>
+      </w:r>
+    </w:p>
+    <w:p>
+      <w:r>
+        <w:t xml:space="preserve">Example: tablet, collections </w:t>
+      </w:r>
+    </w:p>
+    <w:p>
+      <w:pPr>
+        <w:pStyle w:val="ListParagraph"/>
+        <w:numPr>
+          <w:ilvl w:val="0"/>
+          <w:numId w:val="1"/>
+        </w:numPr>
+        <w:rPr>
+          <w:sz w:val="28"/>
+          <w:szCs w:val="28"/>
+          <w:highlight w:val="yellow"/>
+          <w:u w:val="single"/>
+        </w:rPr>
+      </w:pPr>
+      <w:r>
+        <w:rPr>
+          <w:sz w:val="28"/>
+          <w:szCs w:val="28"/>
+          <w:highlight w:val="yellow"/>
+          <w:u w:val="single"/>
+        </w:rPr>
+        <w:t xml:space="preserve">Software environment </w:t>
+      </w:r>
+    </w:p>
+    <w:p>
+      <w:r>
+        <w:t>A software environment is the complete setup in which software application run.</w:t>
+      </w:r>
+    </w:p>
+    <w:p>
+      <w:r>
         <w:lastRenderedPageBreak/>
-        <w:t xml:space="preserve">Use strong password </w:t>
+        <w:t xml:space="preserve">It includes all the tool system and setting needed to develop run and mange software </w:t>
+      </w:r>
+    </w:p>
+    <w:p>
+      <w:r>
+        <w:t xml:space="preserve">  </w:t>
+      </w:r>
+      <w:r>
+        <w:t>In short: software environment = everything required to build and run a program</w:t>
+      </w:r>
+    </w:p>
+    <w:p>
+      <w:proofErr w:type="gramStart"/>
+      <w:r>
+        <w:t>Example:-</w:t>
+      </w:r>
+      <w:proofErr w:type="gramEnd"/>
+      <w:r>
+        <w:t xml:space="preserve"> </w:t>
+      </w:r>
+    </w:p>
+    <w:p>
+      <w:pPr>
+        <w:pStyle w:val="ListParagraph"/>
+        <w:numPr>
+          <w:ilvl w:val="0"/>
+          <w:numId w:val="5"/>
+        </w:numPr>
+      </w:pPr>
+      <w:r>
+        <w:t xml:space="preserve">Vs code </w:t>
+      </w:r>
+    </w:p>
+    <w:p>
+      <w:pPr>
+        <w:pStyle w:val="ListParagraph"/>
+        <w:numPr>
+          <w:ilvl w:val="0"/>
+          <w:numId w:val="5"/>
+        </w:numPr>
+      </w:pPr>
+      <w:r>
+        <w:t xml:space="preserve">Run program in computer </w:t>
+      </w:r>
+    </w:p>
+    <w:p>
+      <w:pPr>
+        <w:pStyle w:val="ListParagraph"/>
+        <w:numPr>
+          <w:ilvl w:val="0"/>
+          <w:numId w:val="5"/>
+        </w:numPr>
+      </w:pPr>
+      <w:r>
+        <w:t xml:space="preserve">Node.js </w:t>
+      </w:r>
+    </w:p>
+    <w:p>
+      <w:pPr>
+        <w:pStyle w:val="ListParagraph"/>
+        <w:numPr>
+          <w:ilvl w:val="0"/>
+          <w:numId w:val="5"/>
+        </w:numPr>
+      </w:pPr>
+      <w:r>
+        <w:t xml:space="preserve">Store data in database </w:t>
+      </w:r>
+    </w:p>
+    <w:p/>
+    <w:p>
+      <w:pPr>
+        <w:pStyle w:val="ListParagraph"/>
+        <w:numPr>
+          <w:ilvl w:val="0"/>
+          <w:numId w:val="1"/>
+        </w:numPr>
+        <w:rPr>
+          <w:sz w:val="28"/>
+          <w:szCs w:val="28"/>
+          <w:highlight w:val="yellow"/>
+          <w:u w:val="single"/>
+        </w:rPr>
+      </w:pPr>
+      <w:r>
+        <w:rPr>
+          <w:sz w:val="28"/>
+          <w:szCs w:val="28"/>
+          <w:u w:val="single"/>
+        </w:rPr>
+        <w:t xml:space="preserve"> </w:t>
+      </w:r>
+      <w:r>
+        <w:rPr>
+          <w:sz w:val="28"/>
+          <w:szCs w:val="28"/>
+          <w:highlight w:val="yellow"/>
+          <w:u w:val="single"/>
+        </w:rPr>
+        <w:t xml:space="preserve">Source code </w:t>
+      </w:r>
+    </w:p>
+    <w:p>
+      <w:pPr>
+        <w:pStyle w:val="ListParagraph"/>
+        <w:numPr>
+          <w:ilvl w:val="0"/>
+          <w:numId w:val="5"/>
+        </w:numPr>
+      </w:pPr>
+      <w:r>
+        <w:t xml:space="preserve">High level </w:t>
+      </w:r>
+    </w:p>
+    <w:p>
+      <w:pPr>
+        <w:pStyle w:val="ListParagraph"/>
+        <w:numPr>
+          <w:ilvl w:val="0"/>
+          <w:numId w:val="5"/>
+        </w:numPr>
+      </w:pPr>
+      <w:r>
+        <w:t xml:space="preserve">Low level </w:t>
+      </w:r>
+    </w:p>
+    <w:p>
+      <w:pPr>
+        <w:pStyle w:val="ListParagraph"/>
+        <w:numPr>
+          <w:ilvl w:val="0"/>
+          <w:numId w:val="5"/>
+        </w:numPr>
+      </w:pPr>
+      <w:proofErr w:type="spellStart"/>
+      <w:r>
+        <w:t>Mid level</w:t>
+      </w:r>
+      <w:proofErr w:type="spellEnd"/>
+    </w:p>
+    <w:p>
+      <w:pPr>
+        <w:pStyle w:val="ListParagraph"/>
+        <w:numPr>
+          <w:ilvl w:val="0"/>
+          <w:numId w:val="12"/>
+        </w:numPr>
+      </w:pPr>
+      <w:r>
+        <w:t xml:space="preserve">High level programming language </w:t>
+      </w:r>
+    </w:p>
+    <w:p>
+      <w:r>
+        <w:t xml:space="preserve">Object based programming. </w:t>
+      </w:r>
+    </w:p>
+    <w:p>
+      <w:r>
+        <w:t>High level programming language writing program using language that are easy for humans to read and understand.</w:t>
+      </w:r>
+    </w:p>
+    <w:p>
+      <w:r>
+        <w:t xml:space="preserve">Examples: java, phyton </w:t>
+      </w:r>
+    </w:p>
+    <w:p>
+      <w:pPr>
+        <w:pStyle w:val="ListParagraph"/>
+        <w:numPr>
+          <w:ilvl w:val="0"/>
+          <w:numId w:val="12"/>
+        </w:numPr>
+      </w:pPr>
+      <w:r>
+        <w:t xml:space="preserve">Low level programming </w:t>
+      </w:r>
+    </w:p>
+    <w:p>
+      <w:r>
+        <w:t xml:space="preserve">Machine language programming </w:t>
+      </w:r>
+    </w:p>
+    <w:p>
+      <w:r>
+        <w:t xml:space="preserve">Machine language written binary language </w:t>
+      </w:r>
+    </w:p>
+    <w:p>
+      <w:r>
+        <w:t xml:space="preserve">Easy to use, </w:t>
+      </w:r>
+      <w:r>
+        <w:t xml:space="preserve">speed, hardware control </w:t>
+      </w:r>
+    </w:p>
+    <w:p>
+      <w:pPr>
+        <w:pStyle w:val="ListParagraph"/>
+        <w:numPr>
+          <w:ilvl w:val="0"/>
+          <w:numId w:val="12"/>
+        </w:numPr>
+      </w:pPr>
+      <w:r>
+        <w:t xml:space="preserve">Middle level language </w:t>
+      </w:r>
+    </w:p>
+    <w:p>
+      <w:r>
+        <w:t xml:space="preserve">C language, </w:t>
+      </w:r>
+      <w:proofErr w:type="spellStart"/>
+      <w:r>
+        <w:t>c++</w:t>
+      </w:r>
+      <w:proofErr w:type="spellEnd"/>
+      <w:r>
+        <w:t xml:space="preserve"> </w:t>
+      </w:r>
+    </w:p>
+    <w:p/>
+    <w:p>
+      <w:pPr>
+        <w:pStyle w:val="ListParagraph"/>
+        <w:numPr>
+          <w:ilvl w:val="0"/>
+          <w:numId w:val="1"/>
+        </w:numPr>
+        <w:rPr>
+          <w:sz w:val="28"/>
+          <w:szCs w:val="28"/>
+          <w:highlight w:val="yellow"/>
+          <w:u w:val="single"/>
+        </w:rPr>
+      </w:pPr>
+      <w:proofErr w:type="spellStart"/>
+      <w:r>
+        <w:rPr>
+          <w:sz w:val="28"/>
+          <w:szCs w:val="28"/>
+          <w:highlight w:val="yellow"/>
+          <w:u w:val="single"/>
+        </w:rPr>
+        <w:t>Github</w:t>
+      </w:r>
+      <w:proofErr w:type="spellEnd"/>
+      <w:r>
+        <w:rPr>
+          <w:sz w:val="28"/>
+          <w:szCs w:val="28"/>
+          <w:highlight w:val="yellow"/>
+          <w:u w:val="single"/>
+        </w:rPr>
+        <w:t xml:space="preserve"> and introduction </w:t>
+      </w:r>
+    </w:p>
+    <w:p>
+      <w:proofErr w:type="spellStart"/>
+      <w:r>
+        <w:t>Github</w:t>
+      </w:r>
+      <w:proofErr w:type="spellEnd"/>
+      <w:r>
+        <w:t xml:space="preserve"> is wed based platform used to store manage and share code.</w:t>
+      </w:r>
+    </w:p>
+    <w:p>
+      <w:r>
+        <w:t xml:space="preserve">It helps developers work together on o=projects using version control </w:t>
+      </w:r>
+    </w:p>
+    <w:p>
+      <w:r>
+        <w:t xml:space="preserve">Key features of </w:t>
+      </w:r>
+      <w:proofErr w:type="spellStart"/>
+      <w:r>
+        <w:t>github</w:t>
+      </w:r>
+      <w:proofErr w:type="spellEnd"/>
+      <w:r>
+        <w:t xml:space="preserve"> </w:t>
+      </w:r>
+    </w:p>
+    <w:p>
+      <w:pPr>
+        <w:pStyle w:val="ListParagraph"/>
+        <w:numPr>
+          <w:ilvl w:val="0"/>
+          <w:numId w:val="5"/>
+        </w:numPr>
+      </w:pPr>
+      <w:r>
+        <w:lastRenderedPageBreak/>
+        <w:t xml:space="preserve">Repositories </w:t>
+      </w:r>
+    </w:p>
+    <w:p>
+      <w:pPr>
+        <w:pStyle w:val="ListParagraph"/>
+        <w:numPr>
+          <w:ilvl w:val="0"/>
+          <w:numId w:val="5"/>
+        </w:numPr>
+      </w:pPr>
+      <w:r>
+        <w:t xml:space="preserve">Version control </w:t>
+      </w:r>
+    </w:p>
+    <w:p>
+      <w:pPr>
+        <w:pStyle w:val="ListParagraph"/>
+        <w:numPr>
+          <w:ilvl w:val="0"/>
+          <w:numId w:val="5"/>
+        </w:numPr>
+      </w:pPr>
+      <w:r>
+        <w:t xml:space="preserve">Collaboration </w:t>
+      </w:r>
+    </w:p>
+    <w:p>
+      <w:pPr>
+        <w:pStyle w:val="ListParagraph"/>
+        <w:numPr>
+          <w:ilvl w:val="0"/>
+          <w:numId w:val="5"/>
+        </w:numPr>
+      </w:pPr>
+      <w:r>
+        <w:t xml:space="preserve">Branches </w:t>
+      </w:r>
+    </w:p>
+    <w:p>
+      <w:pPr>
+        <w:pStyle w:val="ListParagraph"/>
+        <w:numPr>
+          <w:ilvl w:val="0"/>
+          <w:numId w:val="5"/>
+        </w:numPr>
+      </w:pPr>
+      <w:r>
+        <w:t xml:space="preserve">Pull request </w:t>
+      </w:r>
+    </w:p>
+    <w:p/>
+    <w:p>
+      <w:pPr>
+        <w:pStyle w:val="ListParagraph"/>
+        <w:numPr>
+          <w:ilvl w:val="0"/>
+          <w:numId w:val="1"/>
+        </w:numPr>
+        <w:rPr>
+          <w:sz w:val="28"/>
+          <w:szCs w:val="28"/>
+          <w:highlight w:val="yellow"/>
+          <w:u w:val="single"/>
+        </w:rPr>
+      </w:pPr>
+      <w:r>
+        <w:rPr>
+          <w:sz w:val="28"/>
+          <w:szCs w:val="28"/>
+          <w:highlight w:val="yellow"/>
+          <w:u w:val="single"/>
+        </w:rPr>
+        <w:t xml:space="preserve">Student account in </w:t>
+      </w:r>
+      <w:proofErr w:type="spellStart"/>
+      <w:r>
+        <w:rPr>
+          <w:sz w:val="28"/>
+          <w:szCs w:val="28"/>
+          <w:highlight w:val="yellow"/>
+          <w:u w:val="single"/>
+        </w:rPr>
+        <w:t>github</w:t>
+      </w:r>
+      <w:proofErr w:type="spellEnd"/>
+      <w:r>
+        <w:rPr>
+          <w:sz w:val="28"/>
+          <w:szCs w:val="28"/>
+          <w:highlight w:val="yellow"/>
+          <w:u w:val="single"/>
+        </w:rPr>
+        <w:t xml:space="preserve"> </w:t>
+      </w:r>
+    </w:p>
+    <w:p>
+      <w:r>
+        <w:t xml:space="preserve">A </w:t>
+      </w:r>
+      <w:proofErr w:type="spellStart"/>
+      <w:r>
+        <w:t>github</w:t>
+      </w:r>
+      <w:proofErr w:type="spellEnd"/>
+      <w:r>
+        <w:t xml:space="preserve"> students accounts officially called the </w:t>
+      </w:r>
+      <w:proofErr w:type="spellStart"/>
+      <w:r>
+        <w:t>github</w:t>
+      </w:r>
+      <w:proofErr w:type="spellEnd"/>
+      <w:r>
+        <w:t xml:space="preserve"> student </w:t>
+      </w:r>
+      <w:proofErr w:type="spellStart"/>
+      <w:r>
+        <w:t>developeris</w:t>
+      </w:r>
+      <w:proofErr w:type="spellEnd"/>
+      <w:r>
+        <w:t xml:space="preserve"> special program for student that gives you free tools, software and benefits for learning </w:t>
+      </w:r>
+      <w:proofErr w:type="gramStart"/>
+      <w:r>
+        <w:t>development .</w:t>
+      </w:r>
+      <w:proofErr w:type="gramEnd"/>
+    </w:p>
+    <w:p>
+      <w:pPr>
+        <w:pStyle w:val="ListParagraph"/>
+        <w:numPr>
+          <w:ilvl w:val="0"/>
+          <w:numId w:val="5"/>
+        </w:numPr>
+      </w:pPr>
+      <w:r>
+        <w:t xml:space="preserve">If you creating your account in </w:t>
+      </w:r>
+      <w:proofErr w:type="spellStart"/>
+      <w:r>
+        <w:t>github</w:t>
+      </w:r>
+      <w:proofErr w:type="spellEnd"/>
+      <w:r>
+        <w:t xml:space="preserve"> </w:t>
+      </w:r>
+    </w:p>
+    <w:p>
+      <w:r>
+        <w:t xml:space="preserve">Free </w:t>
+      </w:r>
+      <w:proofErr w:type="spellStart"/>
+      <w:r>
+        <w:t>github</w:t>
+      </w:r>
+      <w:proofErr w:type="spellEnd"/>
+      <w:r>
+        <w:t xml:space="preserve"> pro</w:t>
+      </w:r>
+    </w:p>
+    <w:p>
+      <w:r>
+        <w:t xml:space="preserve">Free domain name </w:t>
+      </w:r>
+    </w:p>
+    <w:p>
+      <w:r>
+        <w:t xml:space="preserve">Cloud service credit </w:t>
+      </w:r>
+    </w:p>
+    <w:p>
+      <w:r>
+        <w:t xml:space="preserve">Development tools </w:t>
+      </w:r>
+    </w:p>
+    <w:p>
+      <w:r>
+        <w:t xml:space="preserve">Learning platform </w:t>
+      </w:r>
+    </w:p>
+    <w:p/>
+    <w:p>
+      <w:pPr>
+        <w:pStyle w:val="ListParagraph"/>
+        <w:numPr>
+          <w:ilvl w:val="0"/>
+          <w:numId w:val="1"/>
+        </w:numPr>
+        <w:rPr>
+          <w:sz w:val="28"/>
+          <w:szCs w:val="28"/>
+          <w:highlight w:val="yellow"/>
+          <w:u w:val="single"/>
+        </w:rPr>
+      </w:pPr>
+      <w:r>
+        <w:rPr>
+          <w:sz w:val="28"/>
+          <w:szCs w:val="28"/>
+          <w:highlight w:val="yellow"/>
+          <w:u w:val="single"/>
+        </w:rPr>
+        <w:t xml:space="preserve">Types of software </w:t>
+      </w:r>
+    </w:p>
+    <w:p>
+      <w:pPr>
+        <w:pStyle w:val="ListParagraph"/>
+        <w:ind w:left="2202"/>
+        <w:rPr>
+          <w:sz w:val="28"/>
+          <w:szCs w:val="28"/>
+          <w:highlight w:val="yellow"/>
+        </w:rPr>
+      </w:pPr>
+    </w:p>
+    <w:p>
+      <w:pPr>
+        <w:pStyle w:val="ListParagraph"/>
+        <w:numPr>
+          <w:ilvl w:val="0"/>
+          <w:numId w:val="5"/>
+        </w:numPr>
+      </w:pPr>
+      <w:r>
+        <w:t xml:space="preserve">Application software </w:t>
+      </w:r>
+    </w:p>
+    <w:p>
+      <w:pPr>
+        <w:pStyle w:val="ListParagraph"/>
+        <w:numPr>
+          <w:ilvl w:val="0"/>
+          <w:numId w:val="5"/>
+        </w:numPr>
+      </w:pPr>
+      <w:r>
+        <w:t xml:space="preserve">System software </w:t>
+      </w:r>
+    </w:p>
+    <w:p>
+      <w:pPr>
+        <w:pStyle w:val="ListParagraph"/>
+        <w:numPr>
+          <w:ilvl w:val="0"/>
+          <w:numId w:val="5"/>
+        </w:numPr>
+      </w:pPr>
+      <w:r>
+        <w:t>Driver software</w:t>
+      </w:r>
+    </w:p>
+    <w:p>
+      <w:pPr>
+        <w:pStyle w:val="ListParagraph"/>
+        <w:numPr>
+          <w:ilvl w:val="0"/>
+          <w:numId w:val="5"/>
+        </w:numPr>
+      </w:pPr>
+      <w:r>
+        <w:t xml:space="preserve">Middleware software </w:t>
+      </w:r>
+    </w:p>
+    <w:p>
+      <w:pPr>
+        <w:pStyle w:val="ListParagraph"/>
+        <w:numPr>
+          <w:ilvl w:val="0"/>
+          <w:numId w:val="5"/>
+        </w:numPr>
+      </w:pPr>
+      <w:r>
+        <w:t xml:space="preserve">Programming software </w:t>
+      </w:r>
+    </w:p>
+    <w:p/>
+    <w:p>
+      <w:pPr>
+        <w:pStyle w:val="ListParagraph"/>
+        <w:numPr>
+          <w:ilvl w:val="0"/>
+          <w:numId w:val="1"/>
+        </w:numPr>
+        <w:rPr>
+          <w:sz w:val="28"/>
+          <w:szCs w:val="28"/>
+          <w:highlight w:val="yellow"/>
+          <w:u w:val="single"/>
+        </w:rPr>
+      </w:pPr>
+      <w:r>
+        <w:rPr>
+          <w:sz w:val="28"/>
+          <w:szCs w:val="28"/>
+          <w:highlight w:val="yellow"/>
+          <w:u w:val="single"/>
+        </w:rPr>
+        <w:t xml:space="preserve">Git and </w:t>
+      </w:r>
+      <w:proofErr w:type="spellStart"/>
+      <w:r>
+        <w:rPr>
+          <w:sz w:val="28"/>
+          <w:szCs w:val="28"/>
+          <w:highlight w:val="yellow"/>
+          <w:u w:val="single"/>
+        </w:rPr>
+        <w:t>gitub</w:t>
+      </w:r>
+      <w:proofErr w:type="spellEnd"/>
+      <w:r>
+        <w:rPr>
+          <w:sz w:val="28"/>
+          <w:szCs w:val="28"/>
+          <w:highlight w:val="yellow"/>
+          <w:u w:val="single"/>
+        </w:rPr>
+        <w:t xml:space="preserve"> training </w:t>
+      </w:r>
+    </w:p>
+    <w:p>
+      <w:r>
+        <w:t>Git is version control system.</w:t>
+      </w:r>
+    </w:p>
+    <w:p>
+      <w:proofErr w:type="spellStart"/>
+      <w:r>
+        <w:t>Github</w:t>
+      </w:r>
+      <w:proofErr w:type="spellEnd"/>
+      <w:r>
+        <w:t xml:space="preserve"> is a </w:t>
+      </w:r>
+      <w:proofErr w:type="spellStart"/>
+      <w:r>
+        <w:t>cloude</w:t>
+      </w:r>
+      <w:proofErr w:type="spellEnd"/>
+      <w:r>
+        <w:t xml:space="preserve"> platform here you store git repositories online. </w:t>
+      </w:r>
+    </w:p>
+    <w:p>
+      <w:pPr>
+        <w:pStyle w:val="ListParagraph"/>
+        <w:numPr>
+          <w:ilvl w:val="0"/>
+          <w:numId w:val="5"/>
+        </w:numPr>
+      </w:pPr>
+      <w:r>
+        <w:t xml:space="preserve">Install git </w:t>
+      </w:r>
+    </w:p>
+    <w:p>
+      <w:pPr>
+        <w:pStyle w:val="ListParagraph"/>
+        <w:numPr>
+          <w:ilvl w:val="0"/>
+          <w:numId w:val="5"/>
+        </w:numPr>
+      </w:pPr>
+      <w:r>
+        <w:t xml:space="preserve">Basic git commands </w:t>
+      </w:r>
+    </w:p>
+    <w:p>
+      <w:pPr>
+        <w:pStyle w:val="ListParagraph"/>
+        <w:numPr>
+          <w:ilvl w:val="0"/>
+          <w:numId w:val="5"/>
+        </w:numPr>
+      </w:pPr>
+      <w:r>
+        <w:lastRenderedPageBreak/>
+        <w:t>Connect with git</w:t>
+      </w:r>
+    </w:p>
+    <w:p>
+      <w:pPr>
+        <w:pStyle w:val="ListParagraph"/>
+        <w:numPr>
+          <w:ilvl w:val="0"/>
+          <w:numId w:val="5"/>
+        </w:numPr>
+      </w:pPr>
+      <w:r>
+        <w:t xml:space="preserve">Clone existing repository </w:t>
+      </w:r>
+    </w:p>
+    <w:p>
+      <w:pPr>
+        <w:pStyle w:val="ListParagraph"/>
+        <w:numPr>
+          <w:ilvl w:val="0"/>
+          <w:numId w:val="5"/>
+        </w:numPr>
+      </w:pPr>
+      <w:r>
+        <w:t xml:space="preserve">Pull latest change </w:t>
+      </w:r>
+    </w:p>
+    <w:p>
+      <w:pPr>
+        <w:pStyle w:val="ListParagraph"/>
+        <w:numPr>
+          <w:ilvl w:val="0"/>
+          <w:numId w:val="5"/>
+        </w:numPr>
+      </w:pPr>
+      <w:r>
+        <w:t xml:space="preserve">Branching </w:t>
+      </w:r>
+    </w:p>
+    <w:p/>
+    <w:p>
+      <w:pPr>
+        <w:pStyle w:val="ListParagraph"/>
+        <w:numPr>
+          <w:ilvl w:val="0"/>
+          <w:numId w:val="1"/>
+        </w:numPr>
+        <w:rPr>
+          <w:sz w:val="28"/>
+          <w:szCs w:val="28"/>
+          <w:highlight w:val="yellow"/>
+          <w:u w:val="single"/>
+        </w:rPr>
+      </w:pPr>
+      <w:r>
+        <w:rPr>
+          <w:sz w:val="28"/>
+          <w:szCs w:val="28"/>
+          <w:highlight w:val="yellow"/>
+          <w:u w:val="single"/>
+        </w:rPr>
+        <w:t xml:space="preserve">Application software </w:t>
+      </w:r>
+    </w:p>
+    <w:p>
+      <w:r>
+        <w:t>Application software is types of software designed to help uses perform specific tasks.</w:t>
+      </w:r>
+    </w:p>
+    <w:p>
+      <w:r>
+        <w:t xml:space="preserve">It’s a software that you user directly for your work. </w:t>
+      </w:r>
+    </w:p>
+    <w:p>
+      <w:r>
+        <w:t>Examples</w:t>
+      </w:r>
+      <w:r>
+        <w:t xml:space="preserve">: </w:t>
+      </w:r>
+    </w:p>
+    <w:p>
+      <w:pPr>
+        <w:pStyle w:val="ListParagraph"/>
+        <w:numPr>
+          <w:ilvl w:val="0"/>
+          <w:numId w:val="5"/>
+        </w:numPr>
+      </w:pPr>
+      <w:r>
+        <w:t xml:space="preserve">Microsoft word </w:t>
+      </w:r>
+    </w:p>
+    <w:p>
+      <w:pPr>
+        <w:pStyle w:val="ListParagraph"/>
+        <w:numPr>
+          <w:ilvl w:val="0"/>
+          <w:numId w:val="5"/>
+        </w:numPr>
+      </w:pPr>
+      <w:r>
+        <w:t xml:space="preserve">Google chrome </w:t>
+      </w:r>
+    </w:p>
+    <w:p>
+      <w:pPr>
+        <w:pStyle w:val="ListParagraph"/>
+        <w:numPr>
+          <w:ilvl w:val="0"/>
+          <w:numId w:val="5"/>
+        </w:numPr>
+      </w:pPr>
+      <w:r>
+        <w:t xml:space="preserve">Microsoft </w:t>
+      </w:r>
+      <w:proofErr w:type="gramStart"/>
+      <w:r>
+        <w:t>excel</w:t>
+      </w:r>
+      <w:proofErr w:type="gramEnd"/>
+      <w:r>
+        <w:t xml:space="preserve"> </w:t>
+      </w:r>
+    </w:p>
+    <w:p>
+      <w:pPr>
+        <w:pStyle w:val="ListParagraph"/>
+        <w:numPr>
+          <w:ilvl w:val="0"/>
+          <w:numId w:val="5"/>
+        </w:numPr>
+      </w:pPr>
+      <w:r>
+        <w:t xml:space="preserve">Photoshop </w:t>
       </w:r>
     </w:p>
     <w:p>
@@ -764,124 +1986,418 @@
           <w:ilvl w:val="0"/>
           <w:numId w:val="1"/>
         </w:numPr>
-      </w:pPr>
-      <w:r>
-        <w:rPr>
-          <w:highlight w:val="yellow"/>
-        </w:rPr>
-        <w:t>Software Applications and Its Types</w:t>
-      </w:r>
-      <w:r>
-        <w:t xml:space="preserve">  </w:t>
-      </w:r>
-    </w:p>
-    <w:p>
-      <w:r>
-        <w:t xml:space="preserve">Application software is a </w:t>
+        <w:rPr>
+          <w:sz w:val="28"/>
+          <w:szCs w:val="28"/>
+          <w:highlight w:val="yellow"/>
+          <w:u w:val="single"/>
+        </w:rPr>
+      </w:pPr>
+      <w:r>
+        <w:rPr>
+          <w:sz w:val="28"/>
+          <w:szCs w:val="28"/>
+          <w:u w:val="single"/>
+        </w:rPr>
+        <w:t xml:space="preserve"> </w:t>
+      </w:r>
+      <w:r>
+        <w:rPr>
+          <w:sz w:val="28"/>
+          <w:szCs w:val="28"/>
+          <w:highlight w:val="yellow"/>
+          <w:u w:val="single"/>
+        </w:rPr>
+        <w:t>Software development process (</w:t>
+      </w:r>
+      <w:proofErr w:type="spellStart"/>
+      <w:r>
+        <w:rPr>
+          <w:sz w:val="28"/>
+          <w:szCs w:val="28"/>
+          <w:highlight w:val="yellow"/>
+          <w:u w:val="single"/>
+        </w:rPr>
+        <w:t>sdlc</w:t>
+      </w:r>
+      <w:proofErr w:type="spellEnd"/>
+      <w:r>
+        <w:rPr>
+          <w:sz w:val="28"/>
+          <w:szCs w:val="28"/>
+          <w:highlight w:val="yellow"/>
+          <w:u w:val="single"/>
+        </w:rPr>
+        <w:t>)</w:t>
+      </w:r>
+    </w:p>
+    <w:p>
+      <w:r>
+        <w:t xml:space="preserve"> </w:t>
+      </w:r>
+      <w:r>
+        <w:t xml:space="preserve"> </w:t>
+      </w:r>
+      <w:r>
+        <w:t xml:space="preserve">Software development life cycle is a step by step used to create software </w:t>
+      </w:r>
+    </w:p>
+    <w:p>
+      <w:pPr>
+        <w:pStyle w:val="ListParagraph"/>
+        <w:numPr>
+          <w:ilvl w:val="0"/>
+          <w:numId w:val="5"/>
+        </w:numPr>
+      </w:pPr>
+      <w:r>
+        <w:t xml:space="preserve">Requirement analysis </w:t>
+      </w:r>
+    </w:p>
+    <w:p>
+      <w:pPr>
+        <w:pStyle w:val="ListParagraph"/>
+        <w:numPr>
+          <w:ilvl w:val="0"/>
+          <w:numId w:val="5"/>
+        </w:numPr>
+      </w:pPr>
+      <w:r>
+        <w:t xml:space="preserve">Planning </w:t>
+      </w:r>
+    </w:p>
+    <w:p>
+      <w:pPr>
+        <w:pStyle w:val="ListParagraph"/>
+        <w:numPr>
+          <w:ilvl w:val="0"/>
+          <w:numId w:val="5"/>
+        </w:numPr>
+      </w:pPr>
+      <w:r>
+        <w:t xml:space="preserve">Design </w:t>
+      </w:r>
+    </w:p>
+    <w:p>
+      <w:pPr>
+        <w:pStyle w:val="ListParagraph"/>
+        <w:numPr>
+          <w:ilvl w:val="0"/>
+          <w:numId w:val="5"/>
+        </w:numPr>
+      </w:pPr>
+      <w:r>
+        <w:t xml:space="preserve">Development </w:t>
+      </w:r>
+    </w:p>
+    <w:p>
+      <w:pPr>
+        <w:pStyle w:val="ListParagraph"/>
+        <w:numPr>
+          <w:ilvl w:val="0"/>
+          <w:numId w:val="5"/>
+        </w:numPr>
+      </w:pPr>
+      <w:r>
+        <w:t xml:space="preserve">Testing </w:t>
+      </w:r>
+    </w:p>
+    <w:p>
+      <w:pPr>
+        <w:pStyle w:val="ListParagraph"/>
+        <w:numPr>
+          <w:ilvl w:val="0"/>
+          <w:numId w:val="5"/>
+        </w:numPr>
+      </w:pPr>
+      <w:r>
+        <w:t xml:space="preserve">Maintenance </w:t>
+      </w:r>
+    </w:p>
+    <w:p>
+      <w:pPr>
+        <w:pStyle w:val="ListParagraph"/>
+        <w:numPr>
+          <w:ilvl w:val="0"/>
+          <w:numId w:val="5"/>
+        </w:numPr>
+      </w:pPr>
+      <w:r>
+        <w:t xml:space="preserve">Deployment </w:t>
+      </w:r>
+    </w:p>
+    <w:p/>
+    <w:p>
+      <w:pPr>
+        <w:pStyle w:val="ListParagraph"/>
+        <w:numPr>
+          <w:ilvl w:val="0"/>
+          <w:numId w:val="1"/>
+        </w:numPr>
+        <w:rPr>
+          <w:sz w:val="28"/>
+          <w:szCs w:val="28"/>
+          <w:highlight w:val="yellow"/>
+          <w:u w:val="single"/>
+        </w:rPr>
+      </w:pPr>
+      <w:r>
+        <w:rPr>
+          <w:sz w:val="28"/>
+          <w:szCs w:val="28"/>
+          <w:highlight w:val="yellow"/>
+          <w:u w:val="single"/>
+        </w:rPr>
+        <w:t>Software req</w:t>
+      </w:r>
+      <w:r>
+        <w:rPr>
+          <w:sz w:val="28"/>
+          <w:szCs w:val="28"/>
+          <w:highlight w:val="yellow"/>
+          <w:u w:val="single"/>
+        </w:rPr>
+        <w:t xml:space="preserve">uirement </w:t>
+      </w:r>
+    </w:p>
+    <w:p>
+      <w:r>
+        <w:t xml:space="preserve"> </w:t>
+      </w:r>
+      <w:r>
+        <w:t>Software requirement are the needs and expectations of users from a software system.</w:t>
+      </w:r>
+    </w:p>
+    <w:p>
+      <w:r>
+        <w:t>They describe what the software should do and how it should work.</w:t>
+      </w:r>
+    </w:p>
+    <w:p/>
+    <w:p>
+      <w:pPr>
+        <w:pStyle w:val="ListParagraph"/>
+        <w:numPr>
+          <w:ilvl w:val="0"/>
+          <w:numId w:val="1"/>
+        </w:numPr>
+        <w:rPr>
+          <w:sz w:val="28"/>
+          <w:szCs w:val="28"/>
+          <w:highlight w:val="yellow"/>
+          <w:u w:val="single"/>
+        </w:rPr>
+      </w:pPr>
+      <w:r>
+        <w:rPr>
+          <w:sz w:val="28"/>
+          <w:szCs w:val="28"/>
+          <w:highlight w:val="yellow"/>
+          <w:u w:val="single"/>
+        </w:rPr>
+        <w:t xml:space="preserve">Software analysis </w:t>
+      </w:r>
+    </w:p>
+    <w:p>
+      <w:r>
+        <w:lastRenderedPageBreak/>
+        <w:t xml:space="preserve">Software analysis is the process of studying and understanding the requirement </w:t>
+      </w:r>
+      <w:r>
+        <w:t>of a system before development.</w:t>
+      </w:r>
+    </w:p>
+    <w:p>
+      <w:r>
+        <w:t>It means analyzing what the software should do how it should work.</w:t>
+      </w:r>
+    </w:p>
+    <w:p>
+      <w:pPr>
+        <w:pStyle w:val="ListParagraph"/>
+        <w:numPr>
+          <w:ilvl w:val="0"/>
+          <w:numId w:val="14"/>
+        </w:numPr>
+      </w:pPr>
+      <w:r>
+        <w:t xml:space="preserve">Software analysis </w:t>
+      </w:r>
+    </w:p>
+    <w:p>
+      <w:pPr>
+        <w:pStyle w:val="ListParagraph"/>
+        <w:numPr>
+          <w:ilvl w:val="0"/>
+          <w:numId w:val="5"/>
+        </w:numPr>
+      </w:pPr>
+      <w:r>
+        <w:t xml:space="preserve">Requirement gathering </w:t>
+      </w:r>
+    </w:p>
+    <w:p>
+      <w:pPr>
+        <w:pStyle w:val="ListParagraph"/>
+        <w:numPr>
+          <w:ilvl w:val="0"/>
+          <w:numId w:val="5"/>
+        </w:numPr>
+      </w:pPr>
+      <w:r>
+        <w:t xml:space="preserve">Requirement analysis </w:t>
+      </w:r>
+    </w:p>
+    <w:p>
+      <w:pPr>
+        <w:pStyle w:val="ListParagraph"/>
+        <w:numPr>
+          <w:ilvl w:val="0"/>
+          <w:numId w:val="5"/>
+        </w:numPr>
+      </w:pPr>
+      <w:r>
+        <w:t xml:space="preserve">System modeling </w:t>
+      </w:r>
+    </w:p>
+    <w:p>
+      <w:pPr>
+        <w:ind w:left="720"/>
+      </w:pPr>
+    </w:p>
+    <w:p>
+      <w:pPr>
+        <w:pStyle w:val="ListParagraph"/>
+        <w:numPr>
+          <w:ilvl w:val="0"/>
+          <w:numId w:val="1"/>
+        </w:numPr>
+        <w:rPr>
+          <w:sz w:val="28"/>
+          <w:szCs w:val="28"/>
+          <w:highlight w:val="yellow"/>
+          <w:u w:val="single"/>
+        </w:rPr>
+      </w:pPr>
+      <w:r>
+        <w:rPr>
+          <w:sz w:val="28"/>
+          <w:szCs w:val="28"/>
+          <w:highlight w:val="yellow"/>
+          <w:u w:val="single"/>
+        </w:rPr>
+        <w:t xml:space="preserve">System design </w:t>
+      </w:r>
+    </w:p>
+    <w:p>
+      <w:r>
+        <w:t>The process of planning and creating the structure of a software system based on the requirement.</w:t>
+      </w:r>
+    </w:p>
+    <w:p>
+      <w:r>
+        <w:t>It defines how the system will be built.</w:t>
+      </w:r>
+    </w:p>
+    <w:p>
+      <w:r>
+        <w:t xml:space="preserve">The process of defining the architecture components and structure of a </w:t>
+      </w:r>
+      <w:r>
+        <w:t xml:space="preserve">software system. </w:t>
+      </w:r>
+    </w:p>
+    <w:p>
+      <w:pPr>
+        <w:pStyle w:val="ListParagraph"/>
+        <w:numPr>
+          <w:ilvl w:val="0"/>
+          <w:numId w:val="5"/>
+        </w:numPr>
+      </w:pPr>
+      <w:r>
+        <w:t xml:space="preserve">Databased design </w:t>
+      </w:r>
+    </w:p>
+    <w:p>
+      <w:pPr>
+        <w:pStyle w:val="ListParagraph"/>
+        <w:numPr>
+          <w:ilvl w:val="0"/>
+          <w:numId w:val="5"/>
+        </w:numPr>
+      </w:pPr>
+      <w:r>
+        <w:t xml:space="preserve">Interface design </w:t>
+      </w:r>
+    </w:p>
+    <w:p>
+      <w:pPr>
+        <w:pStyle w:val="ListParagraph"/>
+        <w:numPr>
+          <w:ilvl w:val="0"/>
+          <w:numId w:val="5"/>
+        </w:numPr>
+      </w:pPr>
+      <w:r>
+        <w:t xml:space="preserve">Security design </w:t>
+      </w:r>
+    </w:p>
+    <w:p>
+      <w:pPr>
+        <w:ind w:firstLine="720"/>
+      </w:pPr>
+    </w:p>
+    <w:p>
+      <w:pPr>
+        <w:pStyle w:val="ListParagraph"/>
+        <w:numPr>
+          <w:ilvl w:val="0"/>
+          <w:numId w:val="1"/>
+        </w:numPr>
+        <w:rPr>
+          <w:sz w:val="28"/>
+          <w:szCs w:val="28"/>
+          <w:highlight w:val="yellow"/>
+          <w:u w:val="single"/>
+        </w:rPr>
+      </w:pPr>
+      <w:r>
+        <w:rPr>
+          <w:sz w:val="28"/>
+          <w:szCs w:val="28"/>
+          <w:highlight w:val="yellow"/>
+          <w:u w:val="single"/>
+        </w:rPr>
+        <w:t>Software testing</w:t>
+      </w:r>
+    </w:p>
+    <w:p>
+      <w:r>
+        <w:t xml:space="preserve"> The process of checking a software works correctly and is free </w:t>
       </w:r>
       <w:proofErr w:type="gramStart"/>
       <w:r>
-        <w:t>types of software</w:t>
+        <w:t>bugs .</w:t>
       </w:r>
       <w:proofErr w:type="gramEnd"/>
-      <w:r>
-        <w:t xml:space="preserve"> designed to help users perform specific tasks </w:t>
-      </w:r>
-    </w:p>
-    <w:p>
-      <w:pPr>
-        <w:pStyle w:val="ListParagraph"/>
-        <w:numPr>
-          <w:ilvl w:val="0"/>
-          <w:numId w:val="5"/>
-        </w:numPr>
-      </w:pPr>
-      <w:r>
-        <w:t>General purpose software</w:t>
-      </w:r>
-    </w:p>
-    <w:p>
-      <w:pPr>
-        <w:pStyle w:val="ListParagraph"/>
-        <w:numPr>
-          <w:ilvl w:val="0"/>
-          <w:numId w:val="5"/>
-        </w:numPr>
-      </w:pPr>
-      <w:r>
-        <w:t xml:space="preserve">Customized software </w:t>
-      </w:r>
-    </w:p>
-    <w:p>
-      <w:pPr>
-        <w:pStyle w:val="ListParagraph"/>
-        <w:numPr>
-          <w:ilvl w:val="0"/>
-          <w:numId w:val="5"/>
-        </w:numPr>
-      </w:pPr>
-      <w:r>
-        <w:t xml:space="preserve">Wed apps </w:t>
-      </w:r>
-    </w:p>
-    <w:p>
-      <w:pPr>
-        <w:pStyle w:val="ListParagraph"/>
-        <w:numPr>
-          <w:ilvl w:val="0"/>
-          <w:numId w:val="5"/>
-        </w:numPr>
-      </w:pPr>
-      <w:r>
-        <w:t xml:space="preserve">Mobiles app </w:t>
-      </w:r>
-    </w:p>
-    <w:p>
-      <w:pPr>
-        <w:pStyle w:val="ListParagraph"/>
-        <w:numPr>
-          <w:ilvl w:val="0"/>
-          <w:numId w:val="5"/>
-        </w:numPr>
-      </w:pPr>
-      <w:r>
-        <w:t xml:space="preserve">Multimedia </w:t>
-      </w:r>
-    </w:p>
-    <w:p>
-      <w:pPr>
-        <w:pStyle w:val="ListParagraph"/>
-        <w:numPr>
-          <w:ilvl w:val="0"/>
-          <w:numId w:val="5"/>
-        </w:numPr>
-      </w:pPr>
-      <w:r>
-        <w:t xml:space="preserve">Education </w:t>
-      </w:r>
-    </w:p>
-    <w:p>
-      <w:pPr>
-        <w:ind w:left="720"/>
-      </w:pPr>
-    </w:p>
-    <w:p>
-      <w:pPr>
-        <w:pStyle w:val="ListParagraph"/>
-        <w:numPr>
-          <w:ilvl w:val="0"/>
-          <w:numId w:val="5"/>
-        </w:numPr>
-      </w:pPr>
-      <w:r>
-        <w:t xml:space="preserve">In short: </w:t>
-      </w:r>
-    </w:p>
-    <w:p>
-      <w:r>
-        <w:t xml:space="preserve">Application software = software helps to users for a specific works </w:t>
-      </w:r>
-    </w:p>
+    </w:p>
+    <w:p>
+      <w:r>
+        <w:t>You test the software to make sure it does what it is supposed to do.</w:t>
+      </w:r>
+    </w:p>
+    <w:p>
+      <w:proofErr w:type="gramStart"/>
+      <w:r>
+        <w:t>The  process</w:t>
+      </w:r>
+      <w:proofErr w:type="gramEnd"/>
+      <w:r>
+        <w:t xml:space="preserve"> of evaluating a software to identify bugs and ensure it meets requirements. </w:t>
+      </w:r>
+    </w:p>
+    <w:p/>
     <w:p>
       <w:pPr>
         <w:pStyle w:val="ListParagraph"/>
@@ -890,29 +2406,90 @@
           <w:numId w:val="1"/>
         </w:numPr>
         <w:rPr>
-          <w:highlight w:val="yellow"/>
-        </w:rPr>
-      </w:pPr>
-      <w:r>
-        <w:rPr>
-          <w:highlight w:val="yellow"/>
-        </w:rPr>
-        <w:t>Software Architecture</w:t>
-      </w:r>
-    </w:p>
-    <w:p>
-      <w:r>
-        <w:t xml:space="preserve"> Software architecture is thew over</w:t>
-      </w:r>
-      <w:r>
-        <w:t xml:space="preserve">all design or structure of </w:t>
+          <w:sz w:val="28"/>
+          <w:szCs w:val="28"/>
+          <w:highlight w:val="yellow"/>
+          <w:u w:val="single"/>
+        </w:rPr>
+      </w:pPr>
+      <w:r>
+        <w:rPr>
+          <w:highlight w:val="yellow"/>
+          <w:u w:val="single"/>
+        </w:rPr>
+        <w:t xml:space="preserve"> </w:t>
+      </w:r>
+      <w:r>
+        <w:rPr>
+          <w:sz w:val="28"/>
+          <w:szCs w:val="28"/>
+          <w:highlight w:val="yellow"/>
+          <w:u w:val="single"/>
+        </w:rPr>
+        <w:t xml:space="preserve">Maintenance </w:t>
+      </w:r>
+    </w:p>
+    <w:p>
+      <w:r>
+        <w:t xml:space="preserve">The process of updating, fixing, and improving software </w:t>
       </w:r>
       <w:proofErr w:type="spellStart"/>
       <w:r>
-        <w:t>os</w:t>
+        <w:t>software</w:t>
       </w:r>
       <w:proofErr w:type="spellEnd"/>
       <w:r>
+        <w:t xml:space="preserve"> after it is developed and deployed.</w:t>
+      </w:r>
+    </w:p>
+    <w:p>
+      <w:r>
+        <w:t>It means keeping the software working properly overtime.</w:t>
+      </w:r>
+    </w:p>
+    <w:p>
+      <w:r>
+        <w:t>The process of modifying and updating software after deployment to fix issues and improve performance.</w:t>
+      </w:r>
+    </w:p>
+    <w:p/>
+    <w:p>
+      <w:pPr>
+        <w:pStyle w:val="ListParagraph"/>
+        <w:numPr>
+          <w:ilvl w:val="0"/>
+          <w:numId w:val="1"/>
+        </w:numPr>
+        <w:rPr>
+          <w:sz w:val="28"/>
+          <w:szCs w:val="28"/>
+          <w:highlight w:val="yellow"/>
+          <w:u w:val="single"/>
+        </w:rPr>
+      </w:pPr>
+      <w:r>
+        <w:rPr>
+          <w:sz w:val="28"/>
+          <w:szCs w:val="28"/>
+          <w:highlight w:val="yellow"/>
+          <w:u w:val="single"/>
+        </w:rPr>
+        <w:t xml:space="preserve">Web Application </w:t>
+      </w:r>
+    </w:p>
+    <w:p>
+      <w:r>
+        <w:t>A wed application is software that run on a web browser and uses a sever to process user requests.</w:t>
+      </w:r>
+    </w:p>
+    <w:p>
+      <w:r>
+        <w:t xml:space="preserve">You don’t install it you just open it in a browser like google </w:t>
+      </w:r>
+      <w:r>
+        <w:t>chrome.</w:t>
+      </w:r>
+      <w:r>
         <w:t xml:space="preserve"> </w:t>
       </w:r>
     </w:p>
@@ -925,28 +2502,113 @@
         </w:numPr>
       </w:pPr>
       <w:r>
-        <w:t xml:space="preserve">In shorts </w:t>
-      </w:r>
-    </w:p>
-    <w:p>
-      <w:r>
-        <w:t xml:space="preserve">Software architecture = blueprint of software system </w:t>
-      </w:r>
-    </w:p>
-    <w:p>
-      <w:r>
-        <w:t xml:space="preserve">Simple definition: </w:t>
-      </w:r>
-    </w:p>
-    <w:p>
-      <w:r>
-        <w:t>Software architecture = hoe different parts of software are organized and work together</w:t>
+        <w:t xml:space="preserve">Frontend </w:t>
+      </w:r>
+    </w:p>
+    <w:p>
+      <w:pPr>
+        <w:pStyle w:val="ListParagraph"/>
+        <w:numPr>
+          <w:ilvl w:val="0"/>
+          <w:numId w:val="5"/>
+        </w:numPr>
+      </w:pPr>
+      <w:r>
+        <w:t xml:space="preserve">Backend </w:t>
+      </w:r>
+    </w:p>
+    <w:p>
+      <w:pPr>
+        <w:pStyle w:val="ListParagraph"/>
+        <w:numPr>
+          <w:ilvl w:val="0"/>
+          <w:numId w:val="5"/>
+        </w:numPr>
+      </w:pPr>
+      <w:r>
+        <w:t xml:space="preserve">Databased </w:t>
+      </w:r>
+    </w:p>
+    <w:p/>
+    <w:p>
+      <w:pPr>
+        <w:pStyle w:val="ListParagraph"/>
+        <w:numPr>
+          <w:ilvl w:val="0"/>
+          <w:numId w:val="1"/>
+        </w:numPr>
+        <w:rPr>
+          <w:sz w:val="28"/>
+          <w:szCs w:val="28"/>
+          <w:highlight w:val="yellow"/>
+          <w:u w:val="single"/>
+        </w:rPr>
+      </w:pPr>
+      <w:r>
+        <w:rPr>
+          <w:sz w:val="28"/>
+          <w:szCs w:val="28"/>
+          <w:u w:val="single"/>
+        </w:rPr>
+        <w:t xml:space="preserve"> </w:t>
+      </w:r>
+      <w:r>
+        <w:rPr>
+          <w:sz w:val="28"/>
+          <w:szCs w:val="28"/>
+          <w:highlight w:val="yellow"/>
+          <w:u w:val="single"/>
+        </w:rPr>
+        <w:t xml:space="preserve">Designing </w:t>
+      </w:r>
+    </w:p>
+    <w:p>
+      <w:r>
+        <w:t>Software designing is the process of planning and organizing how a software system before starting the actual coding.</w:t>
+      </w:r>
+    </w:p>
+    <w:p>
+      <w:pPr>
+        <w:pStyle w:val="ListParagraph"/>
+        <w:numPr>
+          <w:ilvl w:val="0"/>
+          <w:numId w:val="5"/>
+        </w:numPr>
+      </w:pPr>
+      <w:proofErr w:type="spellStart"/>
+      <w:proofErr w:type="gramStart"/>
+      <w:r>
+        <w:t>Its</w:t>
+      </w:r>
+      <w:proofErr w:type="spellEnd"/>
+      <w:proofErr w:type="gramEnd"/>
+      <w:r>
+        <w:t xml:space="preserve"> like making a blueprint</w:t>
       </w:r>
       <w:r>
         <w:t>.</w:t>
       </w:r>
     </w:p>
     <w:p>
+      <w:r>
+        <w:t xml:space="preserve">Before building a </w:t>
+      </w:r>
+      <w:proofErr w:type="gramStart"/>
+      <w:r>
+        <w:t>house</w:t>
+      </w:r>
+      <w:proofErr w:type="gramEnd"/>
+      <w:r>
+        <w:t xml:space="preserve"> we draw a plan similarly before writing a code, we design the software </w:t>
+      </w:r>
+    </w:p>
+    <w:p>
+      <w:r>
+        <w:t>software designing is a process of planning the structure components and behavior of software system before coding.</w:t>
+      </w:r>
+    </w:p>
+    <w:p/>
+    <w:p>
       <w:pPr>
         <w:pStyle w:val="ListParagraph"/>
         <w:numPr>
@@ -954,80 +2616,77 @@
           <w:numId w:val="1"/>
         </w:numPr>
         <w:rPr>
-          <w:highlight w:val="yellow"/>
-        </w:rPr>
-      </w:pPr>
-      <w:r>
-        <w:rPr>
-          <w:highlight w:val="yellow"/>
-        </w:rPr>
-        <w:t xml:space="preserve">Layer in software architecture </w:t>
-      </w:r>
-    </w:p>
-    <w:p>
-      <w:r>
-        <w:t xml:space="preserve">Layer means group of related </w:t>
-      </w:r>
+          <w:sz w:val="28"/>
+          <w:szCs w:val="28"/>
+          <w:highlight w:val="yellow"/>
+          <w:u w:val="single"/>
+        </w:rPr>
+      </w:pPr>
+      <w:r>
+        <w:rPr>
+          <w:sz w:val="28"/>
+          <w:szCs w:val="28"/>
+          <w:highlight w:val="yellow"/>
+          <w:u w:val="single"/>
+        </w:rPr>
+        <w:t xml:space="preserve">Mobile application </w:t>
+      </w:r>
+    </w:p>
+    <w:p>
+      <w:pPr>
+        <w:rPr>
+          <w:u w:val="single"/>
+        </w:rPr>
+      </w:pPr>
+    </w:p>
+    <w:p>
+      <w:r>
+        <w:t>A mobile application is program that you install and use on your phone</w:t>
+      </w:r>
+    </w:p>
+    <w:p>
+      <w:r>
+        <w:t>A mobile application is software designed to run on mobile devices like smartphone and tablets.</w:t>
+      </w:r>
+    </w:p>
+    <w:p/>
+    <w:p>
+      <w:pPr>
+        <w:pStyle w:val="ListParagraph"/>
+        <w:numPr>
+          <w:ilvl w:val="0"/>
+          <w:numId w:val="1"/>
+        </w:numPr>
+        <w:rPr>
+          <w:sz w:val="28"/>
+          <w:szCs w:val="28"/>
+          <w:highlight w:val="yellow"/>
+          <w:u w:val="single"/>
+        </w:rPr>
+      </w:pPr>
+      <w:r>
+        <w:rPr>
+          <w:sz w:val="28"/>
+          <w:szCs w:val="28"/>
+          <w:highlight w:val="yellow"/>
+          <w:u w:val="single"/>
+        </w:rPr>
+        <w:t>DFD (data flow diagram)</w:t>
+      </w:r>
+    </w:p>
+    <w:p>
       <w:proofErr w:type="spellStart"/>
       <w:r>
-        <w:t>fuctionality</w:t>
+        <w:t>Dfd</w:t>
       </w:r>
       <w:proofErr w:type="spellEnd"/>
       <w:r>
-        <w:t xml:space="preserve"> </w:t>
-      </w:r>
-    </w:p>
-    <w:p>
-      <w:pPr>
-        <w:pStyle w:val="ListParagraph"/>
-        <w:numPr>
-          <w:ilvl w:val="0"/>
-          <w:numId w:val="5"/>
-        </w:numPr>
-      </w:pPr>
-      <w:r>
-        <w:t>Presentation layer</w:t>
-      </w:r>
-    </w:p>
-    <w:p>
-      <w:pPr>
-        <w:pStyle w:val="ListParagraph"/>
-        <w:numPr>
-          <w:ilvl w:val="0"/>
-          <w:numId w:val="5"/>
-        </w:numPr>
-      </w:pPr>
-      <w:r>
-        <w:t xml:space="preserve">Business layer </w:t>
-      </w:r>
-    </w:p>
-    <w:p>
-      <w:pPr>
-        <w:pStyle w:val="ListParagraph"/>
-        <w:numPr>
-          <w:ilvl w:val="0"/>
-          <w:numId w:val="5"/>
-        </w:numPr>
-      </w:pPr>
-      <w:r>
-        <w:t>Persistence layer</w:t>
-      </w:r>
-    </w:p>
-    <w:p>
-      <w:pPr>
-        <w:pStyle w:val="ListParagraph"/>
-        <w:numPr>
-          <w:ilvl w:val="0"/>
-          <w:numId w:val="5"/>
-        </w:numPr>
-      </w:pPr>
-      <w:r>
-        <w:t xml:space="preserve">Database layer </w:t>
-      </w:r>
-    </w:p>
-    <w:p>
-      <w:r>
-        <w:t xml:space="preserve">Example: tablet, collections </w:t>
+        <w:t xml:space="preserve"> is a diagram that shows how data flows through a system.</w:t>
+      </w:r>
+    </w:p>
+    <w:p>
+      <w:r>
+        <w:t xml:space="preserve">Graphical representation of how data moves inside a system </w:t>
       </w:r>
     </w:p>
     <w:p>
@@ -1038,91 +2697,82 @@
           <w:numId w:val="1"/>
         </w:numPr>
         <w:rPr>
-          <w:highlight w:val="yellow"/>
-        </w:rPr>
-      </w:pPr>
-      <w:r>
-        <w:rPr>
-          <w:highlight w:val="yellow"/>
-        </w:rPr>
-        <w:t xml:space="preserve">Software environment </w:t>
-      </w:r>
-    </w:p>
-    <w:p>
-      <w:r>
-        <w:t>A software environment is the complete setup in which software application run.</w:t>
-      </w:r>
-    </w:p>
-    <w:p>
-      <w:r>
-        <w:t xml:space="preserve">It includes all the tool system and setting needed to develop run and mange software </w:t>
+          <w:sz w:val="28"/>
+          <w:szCs w:val="28"/>
+          <w:highlight w:val="yellow"/>
+          <w:u w:val="single"/>
+        </w:rPr>
+      </w:pPr>
+      <w:r>
+        <w:rPr>
+          <w:sz w:val="28"/>
+          <w:szCs w:val="28"/>
+          <w:highlight w:val="yellow"/>
+          <w:u w:val="single"/>
+        </w:rPr>
+        <w:t xml:space="preserve">Desktop application </w:t>
+      </w:r>
+    </w:p>
+    <w:p>
+      <w:r>
+        <w:t xml:space="preserve">A desktop application is software that run on a computer and does and require a </w:t>
+      </w:r>
+      <w:proofErr w:type="spellStart"/>
+      <w:r>
+        <w:t>wed</w:t>
+      </w:r>
+      <w:proofErr w:type="spellEnd"/>
+      <w:r>
+        <w:t xml:space="preserve"> browser. </w:t>
       </w:r>
     </w:p>
     <w:p>
       <w:r>
         <w:lastRenderedPageBreak/>
-        <w:t xml:space="preserve">  </w:t>
-      </w:r>
-      <w:r>
-        <w:t>In short: software environment = everything required to build and run a program</w:t>
-      </w:r>
-    </w:p>
-    <w:p>
+        <w:t>Desktop application is types of software that is installed and run on a computer or laptop.</w:t>
+      </w:r>
+    </w:p>
+    <w:p/>
+    <w:p>
+      <w:pPr>
+        <w:pStyle w:val="ListParagraph"/>
+        <w:numPr>
+          <w:ilvl w:val="0"/>
+          <w:numId w:val="1"/>
+        </w:numPr>
+        <w:rPr>
+          <w:sz w:val="28"/>
+          <w:szCs w:val="28"/>
+          <w:highlight w:val="yellow"/>
+          <w:u w:val="single"/>
+        </w:rPr>
+      </w:pPr>
+      <w:r>
+        <w:rPr>
+          <w:sz w:val="28"/>
+          <w:szCs w:val="28"/>
+          <w:highlight w:val="yellow"/>
+          <w:u w:val="single"/>
+        </w:rPr>
+        <w:t xml:space="preserve">Flow chart </w:t>
+      </w:r>
+    </w:p>
+    <w:p>
+      <w:r>
+        <w:t xml:space="preserve">A flowchart is diagram that shows the </w:t>
+      </w:r>
       <w:proofErr w:type="gramStart"/>
       <w:r>
-        <w:t>Example:-</w:t>
+        <w:t>step by step</w:t>
       </w:r>
       <w:proofErr w:type="gramEnd"/>
       <w:r>
-        <w:t xml:space="preserve"> </w:t>
-      </w:r>
-    </w:p>
-    <w:p>
-      <w:pPr>
-        <w:pStyle w:val="ListParagraph"/>
-        <w:numPr>
-          <w:ilvl w:val="0"/>
-          <w:numId w:val="5"/>
-        </w:numPr>
-      </w:pPr>
-      <w:r>
-        <w:t xml:space="preserve">Vs code </w:t>
-      </w:r>
-    </w:p>
-    <w:p>
-      <w:pPr>
-        <w:pStyle w:val="ListParagraph"/>
-        <w:numPr>
-          <w:ilvl w:val="0"/>
-          <w:numId w:val="5"/>
-        </w:numPr>
-      </w:pPr>
-      <w:r>
-        <w:t xml:space="preserve">Run program in computer </w:t>
-      </w:r>
-    </w:p>
-    <w:p>
-      <w:pPr>
-        <w:pStyle w:val="ListParagraph"/>
-        <w:numPr>
-          <w:ilvl w:val="0"/>
-          <w:numId w:val="5"/>
-        </w:numPr>
-      </w:pPr>
-      <w:r>
-        <w:t xml:space="preserve">Node.js </w:t>
-      </w:r>
-    </w:p>
-    <w:p>
-      <w:pPr>
-        <w:pStyle w:val="ListParagraph"/>
-        <w:numPr>
-          <w:ilvl w:val="0"/>
-          <w:numId w:val="5"/>
-        </w:numPr>
-      </w:pPr>
-      <w:r>
-        <w:t xml:space="preserve">Store data in database </w:t>
+        <w:t xml:space="preserve"> process of system or program using symbols.  </w:t>
+      </w:r>
+    </w:p>
+    <w:p>
+      <w:r>
+        <w:t>A flow charts is a diagram that represents a process or algorithm step by step using symbols.</w:t>
       </w:r>
     </w:p>
     <w:p/>
@@ -1134,54 +2784,95 @@
           <w:numId w:val="1"/>
         </w:numPr>
         <w:rPr>
-          <w:highlight w:val="yellow"/>
-        </w:rPr>
-      </w:pPr>
-      <w:r>
-        <w:t xml:space="preserve"> </w:t>
-      </w:r>
-      <w:r>
-        <w:rPr>
-          <w:highlight w:val="yellow"/>
-        </w:rPr>
-        <w:t xml:space="preserve">Source code </w:t>
-      </w:r>
-    </w:p>
-    <w:p>
-      <w:pPr>
-        <w:pStyle w:val="ListParagraph"/>
-        <w:numPr>
-          <w:ilvl w:val="0"/>
-          <w:numId w:val="5"/>
-        </w:numPr>
-      </w:pPr>
-      <w:r>
-        <w:t xml:space="preserve">High level </w:t>
-      </w:r>
-    </w:p>
-    <w:p>
-      <w:pPr>
-        <w:pStyle w:val="ListParagraph"/>
-        <w:numPr>
-          <w:ilvl w:val="0"/>
-          <w:numId w:val="5"/>
-        </w:numPr>
-      </w:pPr>
-      <w:r>
-        <w:t xml:space="preserve">Low level </w:t>
-      </w:r>
-    </w:p>
-    <w:p>
-      <w:pPr>
-        <w:pStyle w:val="ListParagraph"/>
-        <w:numPr>
-          <w:ilvl w:val="0"/>
-          <w:numId w:val="5"/>
+          <w:sz w:val="28"/>
+          <w:szCs w:val="28"/>
+          <w:highlight w:val="yellow"/>
+          <w:u w:val="single"/>
+        </w:rPr>
+      </w:pPr>
+      <w:r>
+        <w:rPr>
+          <w:sz w:val="28"/>
+          <w:szCs w:val="28"/>
+          <w:highlight w:val="yellow"/>
+          <w:u w:val="single"/>
+        </w:rPr>
+        <w:t xml:space="preserve">Protocols </w:t>
+      </w:r>
+    </w:p>
+    <w:p>
+      <w:r>
+        <w:t xml:space="preserve">A protocol is a set of rule and standard that a define how data is sent and </w:t>
+      </w:r>
+      <w:r>
+        <w:t xml:space="preserve">received </w:t>
+      </w:r>
+      <w:r>
+        <w:t>over a network</w:t>
+      </w:r>
+      <w:r>
+        <w:t>.</w:t>
+      </w:r>
+    </w:p>
+    <w:p>
+      <w:pPr>
+        <w:pStyle w:val="ListParagraph"/>
+        <w:numPr>
+          <w:ilvl w:val="0"/>
+          <w:numId w:val="5"/>
+        </w:numPr>
+      </w:pPr>
+      <w:r>
+        <w:t xml:space="preserve">Types of protocols </w:t>
+      </w:r>
+    </w:p>
+    <w:p>
+      <w:pPr>
+        <w:pStyle w:val="ListParagraph"/>
+        <w:numPr>
+          <w:ilvl w:val="0"/>
+          <w:numId w:val="16"/>
+        </w:numPr>
+      </w:pPr>
+      <w:r>
+        <w:t>http</w:t>
+      </w:r>
+    </w:p>
+    <w:p>
+      <w:pPr>
+        <w:pStyle w:val="ListParagraph"/>
+        <w:numPr>
+          <w:ilvl w:val="0"/>
+          <w:numId w:val="16"/>
+        </w:numPr>
+      </w:pPr>
+      <w:r>
+        <w:t xml:space="preserve">https </w:t>
+      </w:r>
+    </w:p>
+    <w:p>
+      <w:pPr>
+        <w:pStyle w:val="ListParagraph"/>
+        <w:numPr>
+          <w:ilvl w:val="0"/>
+          <w:numId w:val="16"/>
+        </w:numPr>
+      </w:pPr>
+      <w:r>
+        <w:t>ftp</w:t>
+      </w:r>
+    </w:p>
+    <w:p>
+      <w:pPr>
+        <w:pStyle w:val="ListParagraph"/>
+        <w:numPr>
+          <w:ilvl w:val="0"/>
+          <w:numId w:val="16"/>
         </w:numPr>
       </w:pPr>
       <w:proofErr w:type="spellStart"/>
       <w:r>
-        <w:t>Mid level</w:t>
+        <w:t>udp</w:t>
       </w:r>
       <w:proofErr w:type="spellEnd"/>
     </w:p>
@@ -1190,1140 +2881,19 @@
         <w:pStyle w:val="ListParagraph"/>
         <w:numPr>
           <w:ilvl w:val="0"/>
-          <w:numId w:val="12"/>
-        </w:numPr>
-      </w:pPr>
-      <w:r>
-        <w:t xml:space="preserve">High level programming language </w:t>
-      </w:r>
-    </w:p>
-    <w:p>
-      <w:r>
-        <w:t xml:space="preserve">Object based programming. </w:t>
-      </w:r>
-    </w:p>
-    <w:p>
-      <w:r>
-        <w:t>High level programming language writing program using language that are easy for humans to read and understand.</w:t>
-      </w:r>
-    </w:p>
-    <w:p>
-      <w:r>
-        <w:t xml:space="preserve">Examples: java, phyton </w:t>
-      </w:r>
-    </w:p>
-    <w:p>
-      <w:pPr>
-        <w:pStyle w:val="ListParagraph"/>
-        <w:numPr>
-          <w:ilvl w:val="0"/>
-          <w:numId w:val="12"/>
-        </w:numPr>
-      </w:pPr>
-      <w:r>
-        <w:t xml:space="preserve">Low level programming </w:t>
-      </w:r>
-    </w:p>
-    <w:p>
-      <w:r>
-        <w:t xml:space="preserve">Machine language programming </w:t>
-      </w:r>
-    </w:p>
-    <w:p>
-      <w:r>
-        <w:t xml:space="preserve">Machine language written binary language </w:t>
-      </w:r>
-    </w:p>
-    <w:p>
-      <w:r>
-        <w:t xml:space="preserve">Easy to use, </w:t>
-      </w:r>
-      <w:r>
-        <w:t xml:space="preserve">speed, hardware control </w:t>
-      </w:r>
-    </w:p>
-    <w:p>
-      <w:pPr>
-        <w:pStyle w:val="ListParagraph"/>
-        <w:numPr>
-          <w:ilvl w:val="0"/>
-          <w:numId w:val="12"/>
-        </w:numPr>
-      </w:pPr>
-      <w:r>
-        <w:t xml:space="preserve">Middle level language </w:t>
-      </w:r>
-    </w:p>
-    <w:p>
-      <w:r>
-        <w:t xml:space="preserve">C language, </w:t>
-      </w:r>
+          <w:numId w:val="16"/>
+        </w:numPr>
+      </w:pPr>
       <w:proofErr w:type="spellStart"/>
       <w:r>
-        <w:t>c++</w:t>
+        <w:t>tcp</w:t>
       </w:r>
       <w:proofErr w:type="spellEnd"/>
-      <w:r>
-        <w:t xml:space="preserve"> </w:t>
-      </w:r>
-    </w:p>
-    <w:p/>
-    <w:p>
-      <w:pPr>
-        <w:pStyle w:val="ListParagraph"/>
-        <w:numPr>
-          <w:ilvl w:val="0"/>
-          <w:numId w:val="1"/>
-        </w:numPr>
-        <w:rPr>
-          <w:highlight w:val="yellow"/>
-        </w:rPr>
-      </w:pPr>
-      <w:proofErr w:type="spellStart"/>
-      <w:r>
-        <w:rPr>
-          <w:highlight w:val="yellow"/>
-        </w:rPr>
-        <w:t>Github</w:t>
-      </w:r>
-      <w:proofErr w:type="spellEnd"/>
-      <w:r>
-        <w:rPr>
-          <w:highlight w:val="yellow"/>
-        </w:rPr>
-        <w:t xml:space="preserve"> and introduction </w:t>
-      </w:r>
-    </w:p>
-    <w:p>
-      <w:proofErr w:type="spellStart"/>
-      <w:r>
-        <w:t>Github</w:t>
-      </w:r>
-      <w:proofErr w:type="spellEnd"/>
-      <w:r>
-        <w:t xml:space="preserve"> is wed based platform used to store manage and share code.</w:t>
-      </w:r>
-    </w:p>
-    <w:p>
-      <w:r>
-        <w:t xml:space="preserve">It helps developers work together on o=projects using version control </w:t>
-      </w:r>
-    </w:p>
-    <w:p>
-      <w:r>
-        <w:t xml:space="preserve">Key features of </w:t>
-      </w:r>
-      <w:proofErr w:type="spellStart"/>
-      <w:r>
-        <w:t>github</w:t>
-      </w:r>
-      <w:proofErr w:type="spellEnd"/>
-      <w:r>
-        <w:t xml:space="preserve"> </w:t>
-      </w:r>
-    </w:p>
-    <w:p>
-      <w:pPr>
-        <w:pStyle w:val="ListParagraph"/>
-        <w:numPr>
-          <w:ilvl w:val="0"/>
-          <w:numId w:val="5"/>
-        </w:numPr>
-      </w:pPr>
-      <w:r>
-        <w:t xml:space="preserve">Repositories </w:t>
-      </w:r>
-    </w:p>
-    <w:p>
-      <w:pPr>
-        <w:pStyle w:val="ListParagraph"/>
-        <w:numPr>
-          <w:ilvl w:val="0"/>
-          <w:numId w:val="5"/>
-        </w:numPr>
-      </w:pPr>
-      <w:r>
-        <w:t xml:space="preserve">Version control </w:t>
-      </w:r>
-    </w:p>
-    <w:p>
-      <w:pPr>
-        <w:pStyle w:val="ListParagraph"/>
-        <w:numPr>
-          <w:ilvl w:val="0"/>
-          <w:numId w:val="5"/>
-        </w:numPr>
-      </w:pPr>
-      <w:r>
-        <w:lastRenderedPageBreak/>
-        <w:t xml:space="preserve">Collaboration </w:t>
-      </w:r>
-    </w:p>
-    <w:p>
-      <w:pPr>
-        <w:pStyle w:val="ListParagraph"/>
-        <w:numPr>
-          <w:ilvl w:val="0"/>
-          <w:numId w:val="5"/>
-        </w:numPr>
-      </w:pPr>
-      <w:r>
-        <w:t xml:space="preserve">Branches </w:t>
-      </w:r>
-    </w:p>
-    <w:p>
-      <w:pPr>
-        <w:pStyle w:val="ListParagraph"/>
-        <w:numPr>
-          <w:ilvl w:val="0"/>
-          <w:numId w:val="5"/>
-        </w:numPr>
-      </w:pPr>
-      <w:r>
-        <w:t xml:space="preserve">Pull request </w:t>
-      </w:r>
-    </w:p>
-    <w:p/>
-    <w:p>
-      <w:pPr>
-        <w:pStyle w:val="ListParagraph"/>
-        <w:numPr>
-          <w:ilvl w:val="0"/>
-          <w:numId w:val="1"/>
-        </w:numPr>
-        <w:rPr>
-          <w:highlight w:val="yellow"/>
-        </w:rPr>
-      </w:pPr>
-      <w:r>
-        <w:rPr>
-          <w:highlight w:val="yellow"/>
-        </w:rPr>
-        <w:t xml:space="preserve">Student account in </w:t>
-      </w:r>
-      <w:proofErr w:type="spellStart"/>
-      <w:r>
-        <w:rPr>
-          <w:highlight w:val="yellow"/>
-        </w:rPr>
-        <w:t>github</w:t>
-      </w:r>
-      <w:proofErr w:type="spellEnd"/>
-      <w:r>
-        <w:rPr>
-          <w:highlight w:val="yellow"/>
-        </w:rPr>
-        <w:t xml:space="preserve"> </w:t>
-      </w:r>
-    </w:p>
-    <w:p>
-      <w:r>
-        <w:t xml:space="preserve">A </w:t>
-      </w:r>
-      <w:proofErr w:type="spellStart"/>
-      <w:r>
-        <w:t>github</w:t>
-      </w:r>
-      <w:proofErr w:type="spellEnd"/>
-      <w:r>
-        <w:t xml:space="preserve"> students accounts officially called the </w:t>
-      </w:r>
-      <w:proofErr w:type="spellStart"/>
-      <w:r>
-        <w:t>github</w:t>
-      </w:r>
-      <w:proofErr w:type="spellEnd"/>
-      <w:r>
-        <w:t xml:space="preserve"> student </w:t>
-      </w:r>
-      <w:proofErr w:type="spellStart"/>
-      <w:r>
-        <w:t>developeris</w:t>
-      </w:r>
-      <w:proofErr w:type="spellEnd"/>
-      <w:r>
-        <w:t xml:space="preserve"> special program for student that gives you free tools, software and benefits for learning </w:t>
-      </w:r>
-      <w:proofErr w:type="gramStart"/>
-      <w:r>
-        <w:t>development .</w:t>
-      </w:r>
-      <w:proofErr w:type="gramEnd"/>
-    </w:p>
-    <w:p>
-      <w:pPr>
-        <w:pStyle w:val="ListParagraph"/>
-        <w:numPr>
-          <w:ilvl w:val="0"/>
-          <w:numId w:val="5"/>
-        </w:numPr>
-      </w:pPr>
-      <w:r>
-        <w:t xml:space="preserve">If you creating your account in </w:t>
-      </w:r>
-      <w:proofErr w:type="spellStart"/>
-      <w:r>
-        <w:t>github</w:t>
-      </w:r>
-      <w:proofErr w:type="spellEnd"/>
-      <w:r>
-        <w:t xml:space="preserve"> </w:t>
-      </w:r>
-    </w:p>
-    <w:p>
-      <w:r>
-        <w:t xml:space="preserve">Free </w:t>
-      </w:r>
-      <w:proofErr w:type="spellStart"/>
-      <w:r>
-        <w:t>github</w:t>
-      </w:r>
-      <w:proofErr w:type="spellEnd"/>
-      <w:r>
-        <w:t xml:space="preserve"> pro</w:t>
-      </w:r>
-    </w:p>
-    <w:p>
-      <w:r>
-        <w:t xml:space="preserve">Free domain name </w:t>
-      </w:r>
-    </w:p>
-    <w:p>
-      <w:r>
-        <w:t xml:space="preserve">Cloud service credit </w:t>
-      </w:r>
-    </w:p>
-    <w:p>
-      <w:r>
-        <w:t xml:space="preserve">Development tools </w:t>
-      </w:r>
-    </w:p>
-    <w:p>
-      <w:r>
-        <w:t xml:space="preserve">Learning platform </w:t>
-      </w:r>
-    </w:p>
-    <w:p/>
-    <w:p>
-      <w:pPr>
-        <w:pStyle w:val="ListParagraph"/>
-        <w:numPr>
-          <w:ilvl w:val="0"/>
-          <w:numId w:val="1"/>
-        </w:numPr>
-        <w:rPr>
-          <w:highlight w:val="yellow"/>
-        </w:rPr>
-      </w:pPr>
-      <w:r>
-        <w:rPr>
-          <w:highlight w:val="yellow"/>
-        </w:rPr>
-        <w:t xml:space="preserve">Types of software </w:t>
-      </w:r>
-    </w:p>
-    <w:p>
-      <w:pPr>
-        <w:pStyle w:val="ListParagraph"/>
-        <w:ind w:left="2202"/>
-        <w:rPr>
-          <w:highlight w:val="yellow"/>
-        </w:rPr>
-      </w:pPr>
-    </w:p>
-    <w:p>
-      <w:pPr>
-        <w:pStyle w:val="ListParagraph"/>
-        <w:numPr>
-          <w:ilvl w:val="0"/>
-          <w:numId w:val="5"/>
-        </w:numPr>
-      </w:pPr>
-      <w:r>
-        <w:t xml:space="preserve">Application software </w:t>
-      </w:r>
-    </w:p>
-    <w:p>
-      <w:pPr>
-        <w:pStyle w:val="ListParagraph"/>
-        <w:numPr>
-          <w:ilvl w:val="0"/>
-          <w:numId w:val="5"/>
-        </w:numPr>
-      </w:pPr>
-      <w:r>
-        <w:t xml:space="preserve">System software </w:t>
-      </w:r>
-    </w:p>
-    <w:p>
-      <w:pPr>
-        <w:pStyle w:val="ListParagraph"/>
-        <w:numPr>
-          <w:ilvl w:val="0"/>
-          <w:numId w:val="5"/>
-        </w:numPr>
-      </w:pPr>
-      <w:r>
-        <w:t>Driver software</w:t>
-      </w:r>
-    </w:p>
-    <w:p>
-      <w:pPr>
-        <w:pStyle w:val="ListParagraph"/>
-        <w:numPr>
-          <w:ilvl w:val="0"/>
-          <w:numId w:val="5"/>
-        </w:numPr>
-      </w:pPr>
-      <w:r>
-        <w:t xml:space="preserve">Middleware software </w:t>
-      </w:r>
-    </w:p>
-    <w:p>
-      <w:pPr>
-        <w:pStyle w:val="ListParagraph"/>
-        <w:numPr>
-          <w:ilvl w:val="0"/>
-          <w:numId w:val="5"/>
-        </w:numPr>
-      </w:pPr>
-      <w:r>
-        <w:t xml:space="preserve">Programming software </w:t>
-      </w:r>
-    </w:p>
-    <w:p/>
-    <w:p>
-      <w:pPr>
-        <w:pStyle w:val="ListParagraph"/>
-        <w:numPr>
-          <w:ilvl w:val="0"/>
-          <w:numId w:val="1"/>
-        </w:numPr>
-        <w:rPr>
-          <w:highlight w:val="yellow"/>
-        </w:rPr>
-      </w:pPr>
-      <w:r>
-        <w:rPr>
-          <w:highlight w:val="yellow"/>
-        </w:rPr>
-        <w:t xml:space="preserve">Git and </w:t>
-      </w:r>
-      <w:proofErr w:type="spellStart"/>
-      <w:r>
-        <w:rPr>
-          <w:highlight w:val="yellow"/>
-        </w:rPr>
-        <w:t>gitub</w:t>
-      </w:r>
-      <w:proofErr w:type="spellEnd"/>
-      <w:r>
-        <w:rPr>
-          <w:highlight w:val="yellow"/>
-        </w:rPr>
-        <w:t xml:space="preserve"> training </w:t>
-      </w:r>
-    </w:p>
-    <w:p>
-      <w:r>
-        <w:t>Git is version control system.</w:t>
-      </w:r>
-    </w:p>
-    <w:p>
-      <w:proofErr w:type="spellStart"/>
-      <w:r>
-        <w:t>Github</w:t>
-      </w:r>
-      <w:proofErr w:type="spellEnd"/>
-      <w:r>
-        <w:t xml:space="preserve"> is a </w:t>
-      </w:r>
-      <w:proofErr w:type="spellStart"/>
-      <w:r>
-        <w:t>cloude</w:t>
-      </w:r>
-      <w:proofErr w:type="spellEnd"/>
-      <w:r>
-        <w:t xml:space="preserve"> platform here you store git repositories online. </w:t>
-      </w:r>
-    </w:p>
-    <w:p>
-      <w:pPr>
-        <w:pStyle w:val="ListParagraph"/>
-        <w:numPr>
-          <w:ilvl w:val="0"/>
-          <w:numId w:val="5"/>
-        </w:numPr>
-      </w:pPr>
-      <w:r>
-        <w:t xml:space="preserve">Install git </w:t>
-      </w:r>
-    </w:p>
-    <w:p>
-      <w:pPr>
-        <w:pStyle w:val="ListParagraph"/>
-        <w:numPr>
-          <w:ilvl w:val="0"/>
-          <w:numId w:val="5"/>
-        </w:numPr>
-      </w:pPr>
-      <w:r>
-        <w:t xml:space="preserve">Basic git commands </w:t>
-      </w:r>
-    </w:p>
-    <w:p>
-      <w:pPr>
-        <w:pStyle w:val="ListParagraph"/>
-        <w:numPr>
-          <w:ilvl w:val="0"/>
-          <w:numId w:val="5"/>
-        </w:numPr>
-      </w:pPr>
-      <w:r>
-        <w:t>Connect with git</w:t>
-      </w:r>
-    </w:p>
-    <w:p>
-      <w:pPr>
-        <w:pStyle w:val="ListParagraph"/>
-        <w:numPr>
-          <w:ilvl w:val="0"/>
-          <w:numId w:val="5"/>
-        </w:numPr>
-      </w:pPr>
-      <w:r>
-        <w:t xml:space="preserve">Clone existing repository </w:t>
-      </w:r>
-    </w:p>
-    <w:p>
-      <w:pPr>
-        <w:pStyle w:val="ListParagraph"/>
-        <w:numPr>
-          <w:ilvl w:val="0"/>
-          <w:numId w:val="5"/>
-        </w:numPr>
-      </w:pPr>
-      <w:r>
-        <w:t xml:space="preserve">Pull latest change </w:t>
-      </w:r>
-    </w:p>
-    <w:p>
-      <w:pPr>
-        <w:pStyle w:val="ListParagraph"/>
-        <w:numPr>
-          <w:ilvl w:val="0"/>
-          <w:numId w:val="5"/>
-        </w:numPr>
-      </w:pPr>
-      <w:r>
-        <w:lastRenderedPageBreak/>
-        <w:t xml:space="preserve">Branching </w:t>
-      </w:r>
-    </w:p>
-    <w:p/>
-    <w:p>
-      <w:pPr>
-        <w:pStyle w:val="ListParagraph"/>
-        <w:numPr>
-          <w:ilvl w:val="0"/>
-          <w:numId w:val="1"/>
-        </w:numPr>
-        <w:rPr>
-          <w:highlight w:val="yellow"/>
-        </w:rPr>
-      </w:pPr>
-      <w:r>
-        <w:rPr>
-          <w:highlight w:val="yellow"/>
-        </w:rPr>
-        <w:t xml:space="preserve">Application software </w:t>
-      </w:r>
-    </w:p>
-    <w:p>
-      <w:r>
-        <w:t>Application software is types of software designed to help uses perform specific tasks.</w:t>
-      </w:r>
-    </w:p>
-    <w:p>
-      <w:r>
-        <w:t xml:space="preserve">It’s a software that you user directly for your work. </w:t>
-      </w:r>
-    </w:p>
-    <w:p>
-      <w:r>
-        <w:t>Examples</w:t>
-      </w:r>
-      <w:r>
-        <w:t xml:space="preserve">: </w:t>
-      </w:r>
-    </w:p>
-    <w:p>
-      <w:pPr>
-        <w:pStyle w:val="ListParagraph"/>
-        <w:numPr>
-          <w:ilvl w:val="0"/>
-          <w:numId w:val="5"/>
-        </w:numPr>
-      </w:pPr>
-      <w:r>
-        <w:t xml:space="preserve">Microsoft word </w:t>
-      </w:r>
-    </w:p>
-    <w:p>
-      <w:pPr>
-        <w:pStyle w:val="ListParagraph"/>
-        <w:numPr>
-          <w:ilvl w:val="0"/>
-          <w:numId w:val="5"/>
-        </w:numPr>
-      </w:pPr>
-      <w:r>
-        <w:t xml:space="preserve">Google chrome </w:t>
-      </w:r>
-    </w:p>
-    <w:p>
-      <w:pPr>
-        <w:pStyle w:val="ListParagraph"/>
-        <w:numPr>
-          <w:ilvl w:val="0"/>
-          <w:numId w:val="5"/>
-        </w:numPr>
-      </w:pPr>
-      <w:r>
-        <w:t xml:space="preserve">Microsoft </w:t>
-      </w:r>
-      <w:proofErr w:type="gramStart"/>
-      <w:r>
-        <w:t>excel</w:t>
-      </w:r>
-      <w:proofErr w:type="gramEnd"/>
-      <w:r>
-        <w:t xml:space="preserve"> </w:t>
-      </w:r>
-    </w:p>
-    <w:p>
-      <w:pPr>
-        <w:pStyle w:val="ListParagraph"/>
-        <w:numPr>
-          <w:ilvl w:val="0"/>
-          <w:numId w:val="5"/>
-        </w:numPr>
-      </w:pPr>
-      <w:r>
-        <w:t xml:space="preserve">Photoshop </w:t>
-      </w:r>
-    </w:p>
-    <w:p>
-      <w:pPr>
-        <w:pStyle w:val="ListParagraph"/>
-        <w:ind w:left="1080"/>
-      </w:pPr>
-    </w:p>
-    <w:p>
-      <w:pPr>
-        <w:pStyle w:val="ListParagraph"/>
-        <w:numPr>
-          <w:ilvl w:val="0"/>
-          <w:numId w:val="1"/>
-        </w:numPr>
-        <w:rPr>
-          <w:highlight w:val="yellow"/>
-        </w:rPr>
-      </w:pPr>
-      <w:r>
-        <w:t xml:space="preserve"> </w:t>
-      </w:r>
-      <w:r>
-        <w:rPr>
-          <w:highlight w:val="yellow"/>
-        </w:rPr>
-        <w:t>Software development process</w:t>
-      </w:r>
-      <w:r>
-        <w:rPr>
-          <w:highlight w:val="yellow"/>
-        </w:rPr>
-        <w:t xml:space="preserve"> (</w:t>
-      </w:r>
-      <w:proofErr w:type="spellStart"/>
-      <w:r>
-        <w:rPr>
-          <w:highlight w:val="yellow"/>
-        </w:rPr>
-        <w:t>sdlc</w:t>
-      </w:r>
-      <w:proofErr w:type="spellEnd"/>
-      <w:r>
-        <w:rPr>
-          <w:highlight w:val="yellow"/>
-        </w:rPr>
-        <w:t>)</w:t>
-      </w:r>
-    </w:p>
-    <w:p>
-      <w:r>
-        <w:t xml:space="preserve"> </w:t>
-      </w:r>
-      <w:r>
-        <w:t xml:space="preserve"> </w:t>
-      </w:r>
-      <w:r>
-        <w:t xml:space="preserve">Software development life cycle is a step by step used to create software </w:t>
-      </w:r>
-    </w:p>
-    <w:p>
-      <w:pPr>
-        <w:pStyle w:val="ListParagraph"/>
-        <w:numPr>
-          <w:ilvl w:val="0"/>
-          <w:numId w:val="5"/>
-        </w:numPr>
-      </w:pPr>
-      <w:r>
-        <w:t xml:space="preserve">Requirement analysis </w:t>
-      </w:r>
-    </w:p>
-    <w:p>
-      <w:pPr>
-        <w:pStyle w:val="ListParagraph"/>
-        <w:numPr>
-          <w:ilvl w:val="0"/>
-          <w:numId w:val="5"/>
-        </w:numPr>
-      </w:pPr>
-      <w:r>
-        <w:t xml:space="preserve">Planning </w:t>
-      </w:r>
-    </w:p>
-    <w:p>
-      <w:pPr>
-        <w:pStyle w:val="ListParagraph"/>
-        <w:numPr>
-          <w:ilvl w:val="0"/>
-          <w:numId w:val="5"/>
-        </w:numPr>
-      </w:pPr>
-      <w:r>
-        <w:t xml:space="preserve">Design </w:t>
-      </w:r>
-    </w:p>
-    <w:p>
-      <w:pPr>
-        <w:pStyle w:val="ListParagraph"/>
-        <w:numPr>
-          <w:ilvl w:val="0"/>
-          <w:numId w:val="5"/>
-        </w:numPr>
-      </w:pPr>
-      <w:r>
-        <w:t xml:space="preserve">Development </w:t>
-      </w:r>
-    </w:p>
-    <w:p>
-      <w:pPr>
-        <w:pStyle w:val="ListParagraph"/>
-        <w:numPr>
-          <w:ilvl w:val="0"/>
-          <w:numId w:val="5"/>
-        </w:numPr>
-      </w:pPr>
-      <w:r>
-        <w:t xml:space="preserve">Testing </w:t>
-      </w:r>
-    </w:p>
-    <w:p>
-      <w:pPr>
-        <w:pStyle w:val="ListParagraph"/>
-        <w:numPr>
-          <w:ilvl w:val="0"/>
-          <w:numId w:val="5"/>
-        </w:numPr>
-      </w:pPr>
-      <w:r>
-        <w:t xml:space="preserve">Maintenance </w:t>
-      </w:r>
-    </w:p>
-    <w:p>
-      <w:pPr>
-        <w:pStyle w:val="ListParagraph"/>
-        <w:numPr>
-          <w:ilvl w:val="0"/>
-          <w:numId w:val="5"/>
-        </w:numPr>
-      </w:pPr>
-      <w:r>
-        <w:t xml:space="preserve">Deployment </w:t>
-      </w:r>
-    </w:p>
-    <w:p/>
-    <w:p>
-      <w:pPr>
-        <w:pStyle w:val="ListParagraph"/>
-        <w:numPr>
-          <w:ilvl w:val="0"/>
-          <w:numId w:val="1"/>
-        </w:numPr>
-        <w:rPr>
-          <w:highlight w:val="yellow"/>
-        </w:rPr>
-      </w:pPr>
-      <w:r>
-        <w:rPr>
-          <w:highlight w:val="yellow"/>
-        </w:rPr>
-        <w:t>Software req</w:t>
-      </w:r>
-      <w:r>
-        <w:rPr>
-          <w:highlight w:val="yellow"/>
-        </w:rPr>
-        <w:t xml:space="preserve">uirement </w:t>
-      </w:r>
-    </w:p>
-    <w:p>
-      <w:r>
-        <w:t xml:space="preserve"> </w:t>
-      </w:r>
-      <w:r>
-        <w:t>Software requirement are the needs and expectations of users from a software system.</w:t>
-      </w:r>
-    </w:p>
-    <w:p>
-      <w:r>
-        <w:t>They describe what the software should do and how it should work.</w:t>
-      </w:r>
-    </w:p>
-    <w:p/>
-    <w:p>
-      <w:pPr>
-        <w:pStyle w:val="ListParagraph"/>
-        <w:numPr>
-          <w:ilvl w:val="0"/>
-          <w:numId w:val="1"/>
-        </w:numPr>
-        <w:rPr>
-          <w:highlight w:val="yellow"/>
-        </w:rPr>
-      </w:pPr>
-      <w:r>
-        <w:rPr>
-          <w:highlight w:val="yellow"/>
-        </w:rPr>
-        <w:t xml:space="preserve">Software analysis </w:t>
-      </w:r>
-    </w:p>
-    <w:p>
-      <w:r>
-        <w:t xml:space="preserve">Software analysis is the process of studying and understanding the requirement </w:t>
-      </w:r>
-      <w:r>
-        <w:t>of a system before development.</w:t>
-      </w:r>
-    </w:p>
-    <w:p>
-      <w:r>
-        <w:t>It means analyzing what the software should do how it should work.</w:t>
-      </w:r>
-    </w:p>
-    <w:p>
-      <w:pPr>
-        <w:pStyle w:val="ListParagraph"/>
-        <w:numPr>
-          <w:ilvl w:val="0"/>
-          <w:numId w:val="14"/>
-        </w:numPr>
-      </w:pPr>
-      <w:r>
-        <w:lastRenderedPageBreak/>
-        <w:t xml:space="preserve">Software analysis </w:t>
-      </w:r>
-    </w:p>
-    <w:p>
-      <w:pPr>
-        <w:pStyle w:val="ListParagraph"/>
-        <w:numPr>
-          <w:ilvl w:val="0"/>
-          <w:numId w:val="5"/>
-        </w:numPr>
-      </w:pPr>
-      <w:r>
-        <w:t xml:space="preserve">Requirement gathering </w:t>
-      </w:r>
-    </w:p>
-    <w:p>
-      <w:pPr>
-        <w:pStyle w:val="ListParagraph"/>
-        <w:numPr>
-          <w:ilvl w:val="0"/>
-          <w:numId w:val="5"/>
-        </w:numPr>
-      </w:pPr>
-      <w:r>
-        <w:t xml:space="preserve">Requirement analysis </w:t>
-      </w:r>
-    </w:p>
-    <w:p>
-      <w:pPr>
-        <w:pStyle w:val="ListParagraph"/>
-        <w:numPr>
-          <w:ilvl w:val="0"/>
-          <w:numId w:val="5"/>
-        </w:numPr>
-      </w:pPr>
-      <w:r>
-        <w:t xml:space="preserve">System modeling </w:t>
-      </w:r>
-    </w:p>
-    <w:p>
-      <w:pPr>
-        <w:ind w:left="720"/>
-      </w:pPr>
-    </w:p>
-    <w:p>
-      <w:pPr>
-        <w:pStyle w:val="ListParagraph"/>
-        <w:numPr>
-          <w:ilvl w:val="0"/>
-          <w:numId w:val="1"/>
-        </w:numPr>
-        <w:rPr>
-          <w:highlight w:val="yellow"/>
-        </w:rPr>
-      </w:pPr>
-      <w:r>
-        <w:rPr>
-          <w:highlight w:val="yellow"/>
-        </w:rPr>
-        <w:t xml:space="preserve">System design </w:t>
-      </w:r>
-    </w:p>
-    <w:p>
-      <w:r>
-        <w:t>The process of planning and creating the structure of a software system based on the requirement.</w:t>
-      </w:r>
-    </w:p>
-    <w:p>
-      <w:r>
-        <w:t>It defines how the system will be built.</w:t>
-      </w:r>
-    </w:p>
-    <w:p>
-      <w:r>
-        <w:t xml:space="preserve">The process of defining the architecture components and structure of a </w:t>
-      </w:r>
-      <w:r>
-        <w:t xml:space="preserve">software system. </w:t>
-      </w:r>
-    </w:p>
-    <w:p>
-      <w:pPr>
-        <w:pStyle w:val="ListParagraph"/>
-        <w:numPr>
-          <w:ilvl w:val="0"/>
-          <w:numId w:val="5"/>
-        </w:numPr>
-      </w:pPr>
-      <w:r>
-        <w:t xml:space="preserve">Databased design </w:t>
-      </w:r>
-    </w:p>
-    <w:p>
-      <w:pPr>
-        <w:pStyle w:val="ListParagraph"/>
-        <w:numPr>
-          <w:ilvl w:val="0"/>
-          <w:numId w:val="5"/>
-        </w:numPr>
-      </w:pPr>
-      <w:r>
-        <w:t xml:space="preserve">Interface design </w:t>
-      </w:r>
-    </w:p>
-    <w:p>
-      <w:pPr>
-        <w:pStyle w:val="ListParagraph"/>
-        <w:numPr>
-          <w:ilvl w:val="0"/>
-          <w:numId w:val="5"/>
-        </w:numPr>
-      </w:pPr>
-      <w:r>
-        <w:t xml:space="preserve">Security design </w:t>
-      </w:r>
-    </w:p>
-    <w:p>
-      <w:pPr>
-        <w:ind w:firstLine="720"/>
-      </w:pPr>
-    </w:p>
-    <w:p>
-      <w:pPr>
-        <w:pStyle w:val="ListParagraph"/>
-        <w:numPr>
-          <w:ilvl w:val="0"/>
-          <w:numId w:val="1"/>
-        </w:numPr>
-        <w:rPr>
-          <w:highlight w:val="yellow"/>
-        </w:rPr>
-      </w:pPr>
-      <w:r>
-        <w:rPr>
-          <w:highlight w:val="yellow"/>
-        </w:rPr>
-        <w:t>Software testing</w:t>
-      </w:r>
-    </w:p>
-    <w:p>
-      <w:r>
-        <w:t xml:space="preserve"> The process of checking a software works correctly and is free </w:t>
-      </w:r>
-      <w:proofErr w:type="gramStart"/>
-      <w:r>
-        <w:t>bugs .</w:t>
-      </w:r>
-      <w:proofErr w:type="gramEnd"/>
-    </w:p>
-    <w:p>
-      <w:r>
-        <w:t>You test the software to make sure it does what it is supposed to do.</w:t>
-      </w:r>
-    </w:p>
-    <w:p>
-      <w:proofErr w:type="gramStart"/>
-      <w:r>
-        <w:t>The  process</w:t>
-      </w:r>
-      <w:proofErr w:type="gramEnd"/>
-      <w:r>
-        <w:t xml:space="preserve"> of evaluating a software to identify bugs and ensure it meets requirements. </w:t>
-      </w:r>
-    </w:p>
-    <w:p/>
-    <w:p>
-      <w:pPr>
-        <w:pStyle w:val="ListParagraph"/>
-        <w:numPr>
-          <w:ilvl w:val="0"/>
-          <w:numId w:val="1"/>
-        </w:numPr>
-        <w:rPr>
-          <w:highlight w:val="yellow"/>
-        </w:rPr>
-      </w:pPr>
-      <w:r>
-        <w:rPr>
-          <w:highlight w:val="yellow"/>
-        </w:rPr>
-        <w:t xml:space="preserve"> </w:t>
-      </w:r>
-      <w:r>
-        <w:rPr>
-          <w:highlight w:val="yellow"/>
-        </w:rPr>
-        <w:t xml:space="preserve">Maintenance </w:t>
-      </w:r>
-    </w:p>
-    <w:p>
-      <w:r>
-        <w:t xml:space="preserve">The process of updating, fixing, and improving software </w:t>
-      </w:r>
-      <w:proofErr w:type="spellStart"/>
-      <w:r>
-        <w:t>software</w:t>
-      </w:r>
-      <w:proofErr w:type="spellEnd"/>
-      <w:r>
-        <w:t xml:space="preserve"> after it is developed and deployed.</w:t>
-      </w:r>
-    </w:p>
-    <w:p>
-      <w:r>
-        <w:t>It means keeping the software working properly overtime.</w:t>
-      </w:r>
-    </w:p>
-    <w:p>
-      <w:r>
-        <w:t>The process of modifying and updating software after deployment to fix issues and improve performance.</w:t>
-      </w:r>
-    </w:p>
-    <w:p/>
-    <w:p>
-      <w:pPr>
-        <w:pStyle w:val="ListParagraph"/>
-        <w:numPr>
-          <w:ilvl w:val="0"/>
-          <w:numId w:val="1"/>
-        </w:numPr>
-        <w:rPr>
-          <w:highlight w:val="yellow"/>
-        </w:rPr>
-      </w:pPr>
-      <w:r>
-        <w:rPr>
-          <w:highlight w:val="yellow"/>
-        </w:rPr>
-        <w:t xml:space="preserve">Web Application </w:t>
-      </w:r>
-    </w:p>
-    <w:p>
-      <w:r>
-        <w:t>A wed application is software that run on a web browser and uses a sever to process user requests.</w:t>
-      </w:r>
-    </w:p>
-    <w:p>
-      <w:r>
-        <w:lastRenderedPageBreak/>
-        <w:t xml:space="preserve">You don’t install it you just open it in a browser like google </w:t>
-      </w:r>
-      <w:r>
-        <w:t>chrome.</w:t>
-      </w:r>
-      <w:r>
-        <w:t xml:space="preserve"> </w:t>
-      </w:r>
-    </w:p>
-    <w:p>
-      <w:pPr>
-        <w:pStyle w:val="ListParagraph"/>
-        <w:numPr>
-          <w:ilvl w:val="0"/>
-          <w:numId w:val="5"/>
-        </w:numPr>
-      </w:pPr>
-      <w:r>
-        <w:t xml:space="preserve">Frontend </w:t>
-      </w:r>
-    </w:p>
-    <w:p>
-      <w:pPr>
-        <w:pStyle w:val="ListParagraph"/>
-        <w:numPr>
-          <w:ilvl w:val="0"/>
-          <w:numId w:val="5"/>
-        </w:numPr>
-      </w:pPr>
-      <w:r>
-        <w:t xml:space="preserve">Backend </w:t>
-      </w:r>
-    </w:p>
-    <w:p>
-      <w:pPr>
-        <w:pStyle w:val="ListParagraph"/>
-        <w:numPr>
-          <w:ilvl w:val="0"/>
-          <w:numId w:val="5"/>
-        </w:numPr>
-      </w:pPr>
-      <w:r>
-        <w:t xml:space="preserve">Databased </w:t>
-      </w:r>
-    </w:p>
-    <w:p/>
-    <w:p>
-      <w:r>
-        <w:t xml:space="preserve">  </w:t>
-      </w:r>
+    </w:p>
+    <w:p>
+      <w:pPr>
+        <w:pStyle w:val="ListParagraph"/>
+      </w:pPr>
     </w:p>
     <w:sectPr>
       <w:headerReference w:type="default" r:id="rId7"/>
@@ -2606,6 +3176,95 @@
     </w:lvl>
   </w:abstractNum>
   <w:abstractNum w:abstractNumId="2" w15:restartNumberingAfterBreak="0">
+    <w:nsid w:val="10C33DD1"/>
+    <w:multiLevelType w:val="hybridMultilevel"/>
+    <w:tmpl w:val="2BE2EE02"/>
+    <w:lvl w:ilvl="0" w:tplc="0409000F">
+      <w:start w:val="1"/>
+      <w:numFmt w:val="decimal"/>
+      <w:lvlText w:val="%1."/>
+      <w:lvlJc w:val="left"/>
+      <w:pPr>
+        <w:ind w:left="720" w:hanging="360"/>
+      </w:pPr>
+      <w:rPr>
+        <w:rFonts w:hint="default"/>
+      </w:rPr>
+    </w:lvl>
+    <w:lvl w:ilvl="1" w:tplc="04090019" w:tentative="1">
+      <w:start w:val="1"/>
+      <w:numFmt w:val="lowerLetter"/>
+      <w:lvlText w:val="%2."/>
+      <w:lvlJc w:val="left"/>
+      <w:pPr>
+        <w:ind w:left="1440" w:hanging="360"/>
+      </w:pPr>
+    </w:lvl>
+    <w:lvl w:ilvl="2" w:tplc="0409001B" w:tentative="1">
+      <w:start w:val="1"/>
+      <w:numFmt w:val="lowerRoman"/>
+      <w:lvlText w:val="%3."/>
+      <w:lvlJc w:val="right"/>
+      <w:pPr>
+        <w:ind w:left="2160" w:hanging="180"/>
+      </w:pPr>
+    </w:lvl>
+    <w:lvl w:ilvl="3" w:tplc="0409000F" w:tentative="1">
+      <w:start w:val="1"/>
+      <w:numFmt w:val="decimal"/>
+      <w:lvlText w:val="%4."/>
+      <w:lvlJc w:val="left"/>
+      <w:pPr>
+        <w:ind w:left="2880" w:hanging="360"/>
+      </w:pPr>
+    </w:lvl>
+    <w:lvl w:ilvl="4" w:tplc="04090019" w:tentative="1">
+      <w:start w:val="1"/>
+      <w:numFmt w:val="lowerLetter"/>
+      <w:lvlText w:val="%5."/>
+      <w:lvlJc w:val="left"/>
+      <w:pPr>
+        <w:ind w:left="3600" w:hanging="360"/>
+      </w:pPr>
+    </w:lvl>
+    <w:lvl w:ilvl="5" w:tplc="0409001B" w:tentative="1">
+      <w:start w:val="1"/>
+      <w:numFmt w:val="lowerRoman"/>
+      <w:lvlText w:val="%6."/>
+      <w:lvlJc w:val="right"/>
+      <w:pPr>
+        <w:ind w:left="4320" w:hanging="180"/>
+      </w:pPr>
+    </w:lvl>
+    <w:lvl w:ilvl="6" w:tplc="0409000F" w:tentative="1">
+      <w:start w:val="1"/>
+      <w:numFmt w:val="decimal"/>
+      <w:lvlText w:val="%7."/>
+      <w:lvlJc w:val="left"/>
+      <w:pPr>
+        <w:ind w:left="5040" w:hanging="360"/>
+      </w:pPr>
+    </w:lvl>
+    <w:lvl w:ilvl="7" w:tplc="04090019" w:tentative="1">
+      <w:start w:val="1"/>
+      <w:numFmt w:val="lowerLetter"/>
+      <w:lvlText w:val="%8."/>
+      <w:lvlJc w:val="left"/>
+      <w:pPr>
+        <w:ind w:left="5760" w:hanging="360"/>
+      </w:pPr>
+    </w:lvl>
+    <w:lvl w:ilvl="8" w:tplc="0409001B" w:tentative="1">
+      <w:start w:val="1"/>
+      <w:numFmt w:val="lowerRoman"/>
+      <w:lvlText w:val="%9."/>
+      <w:lvlJc w:val="right"/>
+      <w:pPr>
+        <w:ind w:left="6480" w:hanging="180"/>
+      </w:pPr>
+    </w:lvl>
+  </w:abstractNum>
+  <w:abstractNum w:abstractNumId="3" w15:restartNumberingAfterBreak="0">
     <w:nsid w:val="17EF72B6"/>
     <w:multiLevelType w:val="hybridMultilevel"/>
     <w:tmpl w:val="F9E43D54"/>
@@ -2694,7 +3353,7 @@
       </w:pPr>
     </w:lvl>
   </w:abstractNum>
-  <w:abstractNum w:abstractNumId="3" w15:restartNumberingAfterBreak="0">
+  <w:abstractNum w:abstractNumId="4" w15:restartNumberingAfterBreak="0">
     <w:nsid w:val="1DDF1CA4"/>
     <w:multiLevelType w:val="hybridMultilevel"/>
     <w:tmpl w:val="A2341A6A"/>
@@ -2783,7 +3442,7 @@
       </w:pPr>
     </w:lvl>
   </w:abstractNum>
-  <w:abstractNum w:abstractNumId="4" w15:restartNumberingAfterBreak="0">
+  <w:abstractNum w:abstractNumId="5" w15:restartNumberingAfterBreak="0">
     <w:nsid w:val="21625AA8"/>
     <w:multiLevelType w:val="hybridMultilevel"/>
     <w:tmpl w:val="F9E43D54"/>
@@ -2793,7 +3452,7 @@
       <w:lvlText w:val="%1."/>
       <w:lvlJc w:val="left"/>
       <w:pPr>
-        <w:ind w:left="1919" w:hanging="360"/>
+        <w:ind w:left="1494" w:hanging="360"/>
       </w:pPr>
       <w:rPr>
         <w:rFonts w:hint="default"/>
@@ -2872,7 +3531,7 @@
       </w:pPr>
     </w:lvl>
   </w:abstractNum>
-  <w:abstractNum w:abstractNumId="5" w15:restartNumberingAfterBreak="0">
+  <w:abstractNum w:abstractNumId="6" w15:restartNumberingAfterBreak="0">
     <w:nsid w:val="4799795E"/>
     <w:multiLevelType w:val="hybridMultilevel"/>
     <w:tmpl w:val="7040D7CE"/>
@@ -2985,7 +3644,7 @@
       </w:rPr>
     </w:lvl>
   </w:abstractNum>
-  <w:abstractNum w:abstractNumId="6" w15:restartNumberingAfterBreak="0">
+  <w:abstractNum w:abstractNumId="7" w15:restartNumberingAfterBreak="0">
     <w:nsid w:val="492003F3"/>
     <w:multiLevelType w:val="hybridMultilevel"/>
     <w:tmpl w:val="74E26FEA"/>
@@ -3074,7 +3733,7 @@
       </w:pPr>
     </w:lvl>
   </w:abstractNum>
-  <w:abstractNum w:abstractNumId="7" w15:restartNumberingAfterBreak="0">
+  <w:abstractNum w:abstractNumId="8" w15:restartNumberingAfterBreak="0">
     <w:nsid w:val="551D74D7"/>
     <w:multiLevelType w:val="hybridMultilevel"/>
     <w:tmpl w:val="F594EBE2"/>
@@ -3187,7 +3846,7 @@
       </w:rPr>
     </w:lvl>
   </w:abstractNum>
-  <w:abstractNum w:abstractNumId="8" w15:restartNumberingAfterBreak="0">
+  <w:abstractNum w:abstractNumId="9" w15:restartNumberingAfterBreak="0">
     <w:nsid w:val="55667494"/>
     <w:multiLevelType w:val="hybridMultilevel"/>
     <w:tmpl w:val="532E9EF8"/>
@@ -3276,7 +3935,7 @@
       </w:pPr>
     </w:lvl>
   </w:abstractNum>
-  <w:abstractNum w:abstractNumId="9" w15:restartNumberingAfterBreak="0">
+  <w:abstractNum w:abstractNumId="10" w15:restartNumberingAfterBreak="0">
     <w:nsid w:val="5C810C05"/>
     <w:multiLevelType w:val="hybridMultilevel"/>
     <w:tmpl w:val="649C3606"/>
@@ -3389,7 +4048,7 @@
       </w:rPr>
     </w:lvl>
   </w:abstractNum>
-  <w:abstractNum w:abstractNumId="10" w15:restartNumberingAfterBreak="0">
+  <w:abstractNum w:abstractNumId="11" w15:restartNumberingAfterBreak="0">
     <w:nsid w:val="5F2253DD"/>
     <w:multiLevelType w:val="hybridMultilevel"/>
     <w:tmpl w:val="4E48B8FA"/>
@@ -3502,7 +4161,7 @@
       </w:rPr>
     </w:lvl>
   </w:abstractNum>
-  <w:abstractNum w:abstractNumId="11" w15:restartNumberingAfterBreak="0">
+  <w:abstractNum w:abstractNumId="12" w15:restartNumberingAfterBreak="0">
     <w:nsid w:val="66AE63E6"/>
     <w:multiLevelType w:val="hybridMultilevel"/>
     <w:tmpl w:val="95682150"/>
@@ -3591,7 +4250,7 @@
       </w:pPr>
     </w:lvl>
   </w:abstractNum>
-  <w:abstractNum w:abstractNumId="12" w15:restartNumberingAfterBreak="0">
+  <w:abstractNum w:abstractNumId="13" w15:restartNumberingAfterBreak="0">
     <w:nsid w:val="67C8267C"/>
     <w:multiLevelType w:val="hybridMultilevel"/>
     <w:tmpl w:val="C51A08F4"/>
@@ -3680,7 +4339,7 @@
       </w:pPr>
     </w:lvl>
   </w:abstractNum>
-  <w:abstractNum w:abstractNumId="13" w15:restartNumberingAfterBreak="0">
+  <w:abstractNum w:abstractNumId="14" w15:restartNumberingAfterBreak="0">
     <w:nsid w:val="72B721DC"/>
     <w:multiLevelType w:val="hybridMultilevel"/>
     <w:tmpl w:val="1FCC33F2"/>
@@ -3793,7 +4452,7 @@
       </w:rPr>
     </w:lvl>
   </w:abstractNum>
-  <w:abstractNum w:abstractNumId="14" w15:restartNumberingAfterBreak="0">
+  <w:abstractNum w:abstractNumId="15" w15:restartNumberingAfterBreak="0">
     <w:nsid w:val="76FD1F82"/>
     <w:multiLevelType w:val="hybridMultilevel"/>
     <w:tmpl w:val="F9E43D54"/>
@@ -3883,48 +4542,51 @@
     </w:lvl>
   </w:abstractNum>
   <w:num w:numId="1" w16cid:durableId="1703939792">
-    <w:abstractNumId w:val="4"/>
+    <w:abstractNumId w:val="5"/>
   </w:num>
   <w:num w:numId="2" w16cid:durableId="1094086964">
     <w:abstractNumId w:val="0"/>
   </w:num>
   <w:num w:numId="3" w16cid:durableId="962345714">
+    <w:abstractNumId w:val="7"/>
+  </w:num>
+  <w:num w:numId="4" w16cid:durableId="1615669154">
+    <w:abstractNumId w:val="14"/>
+  </w:num>
+  <w:num w:numId="5" w16cid:durableId="843979879">
     <w:abstractNumId w:val="6"/>
   </w:num>
-  <w:num w:numId="4" w16cid:durableId="1615669154">
-    <w:abstractNumId w:val="13"/>
-  </w:num>
-  <w:num w:numId="5" w16cid:durableId="843979879">
-    <w:abstractNumId w:val="5"/>
-  </w:num>
   <w:num w:numId="6" w16cid:durableId="48843680">
-    <w:abstractNumId w:val="7"/>
+    <w:abstractNumId w:val="8"/>
   </w:num>
   <w:num w:numId="7" w16cid:durableId="1097673305">
-    <w:abstractNumId w:val="10"/>
+    <w:abstractNumId w:val="11"/>
   </w:num>
   <w:num w:numId="8" w16cid:durableId="1745446583">
     <w:abstractNumId w:val="1"/>
   </w:num>
   <w:num w:numId="9" w16cid:durableId="1899316981">
+    <w:abstractNumId w:val="10"/>
+  </w:num>
+  <w:num w:numId="10" w16cid:durableId="852839474">
     <w:abstractNumId w:val="9"/>
   </w:num>
-  <w:num w:numId="10" w16cid:durableId="852839474">
-    <w:abstractNumId w:val="8"/>
+  <w:num w:numId="11" w16cid:durableId="853500189">
+    <w:abstractNumId w:val="4"/>
   </w:num>
-  <w:num w:numId="11" w16cid:durableId="853500189">
+  <w:num w:numId="12" w16cid:durableId="967275933">
+    <w:abstractNumId w:val="12"/>
+  </w:num>
+  <w:num w:numId="13" w16cid:durableId="1804274804">
+    <w:abstractNumId w:val="15"/>
+  </w:num>
+  <w:num w:numId="14" w16cid:durableId="687685004">
+    <w:abstractNumId w:val="13"/>
+  </w:num>
+  <w:num w:numId="15" w16cid:durableId="138886806">
     <w:abstractNumId w:val="3"/>
   </w:num>
-  <w:num w:numId="12" w16cid:durableId="967275933">
-    <w:abstractNumId w:val="11"/>
-  </w:num>
-  <w:num w:numId="13" w16cid:durableId="1804274804">
-    <w:abstractNumId w:val="14"/>
-  </w:num>
-  <w:num w:numId="14" w16cid:durableId="687685004">
-    <w:abstractNumId w:val="12"/>
-  </w:num>
-  <w:num w:numId="15" w16cid:durableId="138886806">
+  <w:num w:numId="16" w16cid:durableId="1753962361">
     <w:abstractNumId w:val="2"/>
   </w:num>
 </w:numbering>

--- a/manthan.tops.docx
+++ b/manthan.tops.docx
@@ -68,6 +68,25 @@
       </w:r>
     </w:p>
     <w:p>
+      <w:proofErr w:type="gramStart"/>
+      <w:r>
+        <w:t>Python :</w:t>
+      </w:r>
+      <w:proofErr w:type="gramEnd"/>
+      <w:r>
+        <w:t xml:space="preserve">  </w:t>
+      </w:r>
+      <w:proofErr w:type="gramStart"/>
+      <w:r>
+        <w:t>print(</w:t>
+      </w:r>
+      <w:proofErr w:type="gramEnd"/>
+      <w:r>
+        <w:t>"Hello, World!")</w:t>
+      </w:r>
+    </w:p>
+    <w:p/>
+    <w:p>
       <w:pPr>
         <w:pStyle w:val="ListParagraph"/>
         <w:numPr>
@@ -368,6 +387,7 @@
         </w:numPr>
       </w:pPr>
       <w:r>
+        <w:lastRenderedPageBreak/>
         <w:t xml:space="preserve">In short www = </w:t>
       </w:r>
       <w:proofErr w:type="spellStart"/>
@@ -376,8 +396,240 @@
       </w:r>
       <w:proofErr w:type="spellEnd"/>
       <w:r>
-        <w:t xml:space="preserve"> + wed pages on the internet.</w:t>
-      </w:r>
+        <w:t xml:space="preserve"> + wed pages on the internet</w:t>
+      </w:r>
+    </w:p>
+    <w:p>
+      <w:pPr>
+        <w:rPr>
+          <w:sz w:val="26"/>
+          <w:szCs w:val="26"/>
+          <w:u w:val="single"/>
+        </w:rPr>
+      </w:pPr>
+      <w:r>
+        <w:rPr>
+          <w:sz w:val="26"/>
+          <w:szCs w:val="26"/>
+          <w:highlight w:val="red"/>
+          <w:u w:val="single"/>
+        </w:rPr>
+        <w:t xml:space="preserve">Lab </w:t>
+      </w:r>
+      <w:proofErr w:type="gramStart"/>
+      <w:r>
+        <w:rPr>
+          <w:sz w:val="26"/>
+          <w:szCs w:val="26"/>
+          <w:highlight w:val="red"/>
+          <w:u w:val="single"/>
+        </w:rPr>
+        <w:t>ex:-</w:t>
+      </w:r>
+      <w:proofErr w:type="gramEnd"/>
+    </w:p>
+    <w:p>
+      <w:r>
+        <w:t>[ User / Browser (Client</w:t>
+      </w:r>
+      <w:proofErr w:type="gramStart"/>
+      <w:r>
+        <w:t>) ]</w:t>
+      </w:r>
+      <w:proofErr w:type="gramEnd"/>
+    </w:p>
+    <w:p>
+      <w:pPr>
+        <w:pStyle w:val="ListParagraph"/>
+      </w:pPr>
+      <w:r>
+        <w:t xml:space="preserve">          |</w:t>
+      </w:r>
+    </w:p>
+    <w:p>
+      <w:pPr>
+        <w:pStyle w:val="ListParagraph"/>
+      </w:pPr>
+      <w:r>
+        <w:t xml:space="preserve">          | 1. Request (URL)</w:t>
+      </w:r>
+    </w:p>
+    <w:p>
+      <w:pPr>
+        <w:pStyle w:val="ListParagraph"/>
+      </w:pPr>
+      <w:r>
+        <w:t xml:space="preserve">          v</w:t>
+      </w:r>
+    </w:p>
+    <w:p>
+      <w:pPr>
+        <w:pStyle w:val="ListParagraph"/>
+      </w:pPr>
+      <w:r>
+        <w:t xml:space="preserve">[ DNS </w:t>
+      </w:r>
+      <w:proofErr w:type="gramStart"/>
+      <w:r>
+        <w:t>Server ]</w:t>
+      </w:r>
+      <w:proofErr w:type="gramEnd"/>
+      <w:r>
+        <w:t xml:space="preserve">  ---&gt; returns IP</w:t>
+      </w:r>
+    </w:p>
+    <w:p>
+      <w:pPr>
+        <w:pStyle w:val="ListParagraph"/>
+      </w:pPr>
+      <w:r>
+        <w:t xml:space="preserve">          |</w:t>
+      </w:r>
+    </w:p>
+    <w:p>
+      <w:pPr>
+        <w:pStyle w:val="ListParagraph"/>
+      </w:pPr>
+      <w:r>
+        <w:t xml:space="preserve">          v</w:t>
+      </w:r>
+    </w:p>
+    <w:p>
+      <w:pPr>
+        <w:pStyle w:val="ListParagraph"/>
+      </w:pPr>
+      <w:r>
+        <w:t>[ Internet (Routers, ISP, Network</w:t>
+      </w:r>
+      <w:proofErr w:type="gramStart"/>
+      <w:r>
+        <w:t>) ]</w:t>
+      </w:r>
+      <w:proofErr w:type="gramEnd"/>
+    </w:p>
+    <w:p>
+      <w:pPr>
+        <w:pStyle w:val="ListParagraph"/>
+      </w:pPr>
+      <w:r>
+        <w:t xml:space="preserve">          |</w:t>
+      </w:r>
+    </w:p>
+    <w:p>
+      <w:pPr>
+        <w:pStyle w:val="ListParagraph"/>
+      </w:pPr>
+      <w:r>
+        <w:t xml:space="preserve">          v</w:t>
+      </w:r>
+    </w:p>
+    <w:p>
+      <w:pPr>
+        <w:pStyle w:val="ListParagraph"/>
+      </w:pPr>
+      <w:r>
+        <w:t xml:space="preserve">[ Web </w:t>
+      </w:r>
+      <w:proofErr w:type="gramStart"/>
+      <w:r>
+        <w:t>Server ]</w:t>
+      </w:r>
+      <w:proofErr w:type="gramEnd"/>
+    </w:p>
+    <w:p>
+      <w:pPr>
+        <w:pStyle w:val="ListParagraph"/>
+      </w:pPr>
+      <w:r>
+        <w:t xml:space="preserve">          |</w:t>
+      </w:r>
+    </w:p>
+    <w:p>
+      <w:pPr>
+        <w:pStyle w:val="ListParagraph"/>
+      </w:pPr>
+      <w:r>
+        <w:t xml:space="preserve">          | Process request</w:t>
+      </w:r>
+    </w:p>
+    <w:p>
+      <w:pPr>
+        <w:pStyle w:val="ListParagraph"/>
+      </w:pPr>
+      <w:r>
+        <w:t xml:space="preserve">          v</w:t>
+      </w:r>
+    </w:p>
+    <w:p>
+      <w:pPr>
+        <w:pStyle w:val="ListParagraph"/>
+      </w:pPr>
+      <w:r>
+        <w:t>[ Internet (Routers</w:t>
+      </w:r>
+      <w:proofErr w:type="gramStart"/>
+      <w:r>
+        <w:t>) ]</w:t>
+      </w:r>
+      <w:proofErr w:type="gramEnd"/>
+    </w:p>
+    <w:p>
+      <w:pPr>
+        <w:pStyle w:val="ListParagraph"/>
+      </w:pPr>
+      <w:r>
+        <w:t xml:space="preserve">          |</w:t>
+      </w:r>
+    </w:p>
+    <w:p>
+      <w:pPr>
+        <w:pStyle w:val="ListParagraph"/>
+      </w:pPr>
+      <w:r>
+        <w:t xml:space="preserve">          v</w:t>
+      </w:r>
+    </w:p>
+    <w:p>
+      <w:pPr>
+        <w:pStyle w:val="ListParagraph"/>
+      </w:pPr>
+      <w:r>
+        <w:t xml:space="preserve">[ Client </w:t>
+      </w:r>
+      <w:proofErr w:type="gramStart"/>
+      <w:r>
+        <w:t>Browser ]</w:t>
+      </w:r>
+      <w:proofErr w:type="gramEnd"/>
+    </w:p>
+    <w:p>
+      <w:pPr>
+        <w:pStyle w:val="ListParagraph"/>
+      </w:pPr>
+      <w:r>
+        <w:t xml:space="preserve">          |</w:t>
+      </w:r>
+    </w:p>
+    <w:p>
+      <w:pPr>
+        <w:pStyle w:val="ListParagraph"/>
+      </w:pPr>
+      <w:r>
+        <w:t xml:space="preserve">          v</w:t>
+      </w:r>
+    </w:p>
+    <w:p>
+      <w:pPr>
+        <w:pStyle w:val="ListParagraph"/>
+      </w:pPr>
+      <w:r>
+        <w:t xml:space="preserve">[ Display </w:t>
+      </w:r>
+      <w:proofErr w:type="gramStart"/>
+      <w:r>
+        <w:t>Output ]</w:t>
+      </w:r>
+      <w:proofErr w:type="gramEnd"/>
     </w:p>
     <w:p>
       <w:pPr>
@@ -416,41 +668,684 @@
     </w:p>
     <w:p>
       <w:r>
+        <w:t xml:space="preserve">Key point:  network layer = routing + </w:t>
+      </w:r>
+      <w:proofErr w:type="spellStart"/>
+      <w:r>
+        <w:t>ip</w:t>
+      </w:r>
+      <w:proofErr w:type="spellEnd"/>
+      <w:r>
+        <w:t xml:space="preserve"> addressing </w:t>
+      </w:r>
+    </w:p>
+    <w:p>
+      <w:r>
+        <w:t xml:space="preserve">The network is responsible for sending data </w:t>
+      </w:r>
+      <w:proofErr w:type="gramStart"/>
+      <w:r>
+        <w:t>from ,</w:t>
+      </w:r>
+      <w:proofErr w:type="gramEnd"/>
+      <w:r>
+        <w:t xml:space="preserve"> the client to the sever across different networks.  </w:t>
+      </w:r>
+    </w:p>
+    <w:p>
+      <w:pPr>
+        <w:pStyle w:val="ListParagraph"/>
+        <w:numPr>
+          <w:ilvl w:val="0"/>
+          <w:numId w:val="11"/>
+        </w:numPr>
+      </w:pPr>
+      <w:r>
+        <w:t xml:space="preserve">On client side </w:t>
+      </w:r>
+    </w:p>
+    <w:p>
+      <w:pPr>
+        <w:pStyle w:val="ListParagraph"/>
+        <w:numPr>
+          <w:ilvl w:val="0"/>
+          <w:numId w:val="5"/>
+        </w:numPr>
+      </w:pPr>
+      <w:r>
+        <w:t xml:space="preserve">Breaks data into packet </w:t>
+      </w:r>
+    </w:p>
+    <w:p>
+      <w:pPr>
+        <w:pStyle w:val="ListParagraph"/>
+        <w:numPr>
+          <w:ilvl w:val="0"/>
+          <w:numId w:val="11"/>
+        </w:numPr>
+      </w:pPr>
+      <w:r>
+        <w:t xml:space="preserve">On sever side </w:t>
+      </w:r>
+    </w:p>
+    <w:p>
+      <w:pPr>
+        <w:pStyle w:val="ListParagraph"/>
+        <w:numPr>
+          <w:ilvl w:val="0"/>
+          <w:numId w:val="5"/>
+        </w:numPr>
+      </w:pPr>
+      <w:r>
+        <w:t>Passes data to upper layers</w:t>
+      </w:r>
+    </w:p>
+    <w:p>
+      <w:pPr>
+        <w:rPr>
+          <w:highlight w:val="darkGray"/>
+        </w:rPr>
+      </w:pPr>
+      <w:r>
+        <w:rPr>
+          <w:sz w:val="26"/>
+          <w:szCs w:val="26"/>
+          <w:highlight w:val="darkGray"/>
+        </w:rPr>
+        <w:t xml:space="preserve">Lab </w:t>
+      </w:r>
+      <w:proofErr w:type="gramStart"/>
+      <w:r>
+        <w:rPr>
+          <w:sz w:val="26"/>
+          <w:szCs w:val="26"/>
+          <w:highlight w:val="darkGray"/>
+        </w:rPr>
+        <w:t>ex:-</w:t>
+      </w:r>
+      <w:proofErr w:type="gramEnd"/>
+      <w:r>
+        <w:rPr>
+          <w:highlight w:val="darkGray"/>
+        </w:rPr>
+        <w:t xml:space="preserve"> </w:t>
+      </w:r>
+      <w:r>
+        <w:rPr>
+          <w:highlight w:val="darkGray"/>
+        </w:rPr>
+        <w:t xml:space="preserve">   +-------------+        HTTP Request         +-------------+</w:t>
+      </w:r>
+    </w:p>
+    <w:p>
+      <w:pPr>
+        <w:rPr>
+          <w:highlight w:val="darkGray"/>
+        </w:rPr>
+      </w:pPr>
+      <w:r>
+        <w:rPr>
+          <w:highlight w:val="darkGray"/>
+        </w:rPr>
+        <w:t xml:space="preserve">   |   Client    </w:t>
+      </w:r>
+      <w:proofErr w:type="gramStart"/>
+      <w:r>
+        <w:rPr>
+          <w:highlight w:val="darkGray"/>
+        </w:rPr>
+        <w:t>|  ------------------------&gt;  |</w:t>
+      </w:r>
+      <w:proofErr w:type="gramEnd"/>
+      <w:r>
+        <w:rPr>
+          <w:highlight w:val="darkGray"/>
+        </w:rPr>
+        <w:t xml:space="preserve">   Server    |</w:t>
+      </w:r>
+    </w:p>
+    <w:p>
+      <w:pPr>
+        <w:rPr>
+          <w:highlight w:val="darkGray"/>
+        </w:rPr>
+      </w:pPr>
+      <w:r>
+        <w:rPr>
+          <w:highlight w:val="darkGray"/>
+        </w:rPr>
         <w:lastRenderedPageBreak/>
-        <w:t xml:space="preserve">Key point:  network layer = routing + </w:t>
-      </w:r>
+        <w:t xml:space="preserve">   | (Browser </w:t>
+      </w:r>
+      <w:proofErr w:type="gramStart"/>
+      <w:r>
+        <w:rPr>
+          <w:highlight w:val="darkGray"/>
+        </w:rPr>
+        <w:t>/  |</w:t>
+      </w:r>
+      <w:proofErr w:type="gramEnd"/>
+      <w:r>
+        <w:rPr>
+          <w:highlight w:val="darkGray"/>
+        </w:rPr>
+        <w:t xml:space="preserve">                             | (Python </w:t>
+      </w:r>
+      <w:proofErr w:type="gramStart"/>
+      <w:r>
+        <w:rPr>
+          <w:highlight w:val="darkGray"/>
+        </w:rPr>
+        <w:t>App)|</w:t>
+      </w:r>
+      <w:proofErr w:type="gramEnd"/>
+    </w:p>
+    <w:p>
+      <w:pPr>
+        <w:rPr>
+          <w:highlight w:val="darkGray"/>
+        </w:rPr>
+      </w:pPr>
+      <w:r>
+        <w:rPr>
+          <w:highlight w:val="darkGray"/>
+        </w:rPr>
+        <w:t xml:space="preserve">   </w:t>
+      </w:r>
+      <w:proofErr w:type="gramStart"/>
+      <w:r>
+        <w:rPr>
+          <w:highlight w:val="darkGray"/>
+        </w:rPr>
+        <w:t>|  Script</w:t>
+      </w:r>
+      <w:proofErr w:type="gramEnd"/>
+      <w:r>
+        <w:rPr>
+          <w:highlight w:val="darkGray"/>
+        </w:rPr>
+        <w:t xml:space="preserve">)    </w:t>
+      </w:r>
+      <w:proofErr w:type="gramStart"/>
+      <w:r>
+        <w:rPr>
+          <w:highlight w:val="darkGray"/>
+        </w:rPr>
+        <w:t>|  &lt;------------------------  |</w:t>
+      </w:r>
+      <w:proofErr w:type="gramEnd"/>
+      <w:r>
+        <w:rPr>
+          <w:highlight w:val="darkGray"/>
+        </w:rPr>
+        <w:t xml:space="preserve">             |</w:t>
+      </w:r>
+    </w:p>
+    <w:p>
+      <w:r>
+        <w:rPr>
+          <w:highlight w:val="darkGray"/>
+        </w:rPr>
+        <w:t xml:space="preserve">   +-------------+        HTTP Response        +-------------+</w:t>
+      </w:r>
+    </w:p>
+    <w:p>
+      <w:pPr>
+        <w:pStyle w:val="ListParagraph"/>
+        <w:numPr>
+          <w:ilvl w:val="0"/>
+          <w:numId w:val="1"/>
+        </w:numPr>
+        <w:rPr>
+          <w:sz w:val="28"/>
+          <w:szCs w:val="28"/>
+          <w:highlight w:val="yellow"/>
+          <w:u w:val="single"/>
+        </w:rPr>
+      </w:pPr>
+      <w:r>
+        <w:rPr>
+          <w:sz w:val="28"/>
+          <w:szCs w:val="28"/>
+          <w:highlight w:val="yellow"/>
+          <w:u w:val="single"/>
+        </w:rPr>
+        <w:t>Client and Servers</w:t>
+      </w:r>
+      <w:r>
+        <w:rPr>
+          <w:sz w:val="28"/>
+          <w:szCs w:val="28"/>
+          <w:u w:val="single"/>
+        </w:rPr>
+        <w:t xml:space="preserve">  </w:t>
+      </w:r>
+    </w:p>
+    <w:p>
+      <w:pPr>
+        <w:pStyle w:val="ListParagraph"/>
+      </w:pPr>
+    </w:p>
+    <w:p>
+      <w:pPr>
+        <w:pStyle w:val="ListParagraph"/>
+      </w:pPr>
+      <w:r>
+        <w:t>Client: A client is a device a program that requests services or data.</w:t>
+      </w:r>
+    </w:p>
+    <w:p>
+      <w:pPr>
+        <w:pStyle w:val="ListParagraph"/>
+      </w:pPr>
+      <w:r>
+        <w:t>Server: A server Is a system that provides data or service to clients.</w:t>
+      </w:r>
+    </w:p>
+    <w:p>
+      <w:pPr>
+        <w:pStyle w:val="ListParagraph"/>
+      </w:pPr>
+    </w:p>
+    <w:p>
+      <w:pPr>
+        <w:pStyle w:val="ListParagraph"/>
+        <w:numPr>
+          <w:ilvl w:val="0"/>
+          <w:numId w:val="5"/>
+        </w:numPr>
+      </w:pPr>
+      <w:r>
+        <w:t xml:space="preserve">Key points </w:t>
+      </w:r>
+    </w:p>
+    <w:p>
+      <w:pPr>
+        <w:pStyle w:val="ListParagraph"/>
+        <w:ind w:left="1080"/>
+      </w:pPr>
+      <w:r>
+        <w:t xml:space="preserve">Client = request </w:t>
+      </w:r>
+    </w:p>
+    <w:p>
+      <w:pPr>
+        <w:pStyle w:val="ListParagraph"/>
+        <w:ind w:left="1080"/>
+      </w:pPr>
+      <w:r>
+        <w:t xml:space="preserve">Server = response </w:t>
+      </w:r>
+    </w:p>
+    <w:p>
+      <w:pPr>
+        <w:pStyle w:val="ListParagraph"/>
+        <w:ind w:left="1080"/>
+        <w:rPr>
+          <w:sz w:val="28"/>
+          <w:szCs w:val="28"/>
+        </w:rPr>
+      </w:pPr>
+    </w:p>
+    <w:p>
+      <w:pPr>
+        <w:pStyle w:val="ListParagraph"/>
+        <w:numPr>
+          <w:ilvl w:val="0"/>
+          <w:numId w:val="1"/>
+        </w:numPr>
+        <w:rPr>
+          <w:sz w:val="28"/>
+          <w:szCs w:val="28"/>
+          <w:highlight w:val="yellow"/>
+          <w:u w:val="single"/>
+        </w:rPr>
+      </w:pPr>
+      <w:r>
+        <w:rPr>
+          <w:sz w:val="28"/>
+          <w:szCs w:val="28"/>
+          <w:highlight w:val="yellow"/>
+          <w:u w:val="single"/>
+        </w:rPr>
+        <w:t>Types of Internet Connections</w:t>
+      </w:r>
+    </w:p>
+    <w:p>
+      <w:r>
+        <w:t xml:space="preserve"> </w:t>
+      </w:r>
+    </w:p>
+    <w:p>
+      <w:pPr>
+        <w:pStyle w:val="ListParagraph"/>
+        <w:numPr>
+          <w:ilvl w:val="0"/>
+          <w:numId w:val="5"/>
+        </w:numPr>
+      </w:pPr>
+      <w:r>
+        <w:t>Dial-up</w:t>
+      </w:r>
+    </w:p>
+    <w:p>
+      <w:pPr>
+        <w:pStyle w:val="ListParagraph"/>
+        <w:numPr>
+          <w:ilvl w:val="0"/>
+          <w:numId w:val="5"/>
+        </w:numPr>
+      </w:pPr>
+      <w:r>
+        <w:t xml:space="preserve">Broadband </w:t>
+      </w:r>
+    </w:p>
+    <w:p>
+      <w:pPr>
+        <w:pStyle w:val="ListParagraph"/>
+        <w:numPr>
+          <w:ilvl w:val="0"/>
+          <w:numId w:val="5"/>
+        </w:numPr>
+      </w:pPr>
       <w:proofErr w:type="spellStart"/>
       <w:r>
-        <w:t>ip</w:t>
+        <w:t>Dsl</w:t>
       </w:r>
       <w:proofErr w:type="spellEnd"/>
-      <w:r>
-        <w:t xml:space="preserve"> addressing </w:t>
-      </w:r>
-    </w:p>
-    <w:p>
-      <w:r>
-        <w:t xml:space="preserve">The network is responsible for sending data </w:t>
+    </w:p>
+    <w:p>
+      <w:pPr>
+        <w:pStyle w:val="ListParagraph"/>
+        <w:numPr>
+          <w:ilvl w:val="0"/>
+          <w:numId w:val="5"/>
+        </w:numPr>
+      </w:pPr>
+      <w:r>
+        <w:t>Cable</w:t>
+      </w:r>
+    </w:p>
+    <w:p>
+      <w:pPr>
+        <w:pStyle w:val="ListParagraph"/>
+        <w:numPr>
+          <w:ilvl w:val="0"/>
+          <w:numId w:val="5"/>
+        </w:numPr>
+      </w:pPr>
+      <w:r>
+        <w:t xml:space="preserve">Fiber </w:t>
+      </w:r>
+    </w:p>
+    <w:p>
+      <w:pPr>
+        <w:pStyle w:val="ListParagraph"/>
+        <w:numPr>
+          <w:ilvl w:val="0"/>
+          <w:numId w:val="5"/>
+        </w:numPr>
+      </w:pPr>
+      <w:proofErr w:type="spellStart"/>
+      <w:r>
+        <w:t>Wifi</w:t>
+      </w:r>
+      <w:proofErr w:type="spellEnd"/>
+    </w:p>
+    <w:p>
+      <w:pPr>
+        <w:pStyle w:val="ListParagraph"/>
+        <w:numPr>
+          <w:ilvl w:val="0"/>
+          <w:numId w:val="5"/>
+        </w:numPr>
+      </w:pPr>
+      <w:r>
+        <w:t xml:space="preserve">Mobile data </w:t>
+      </w:r>
+    </w:p>
+    <w:p>
+      <w:pPr>
+        <w:pStyle w:val="ListParagraph"/>
+        <w:numPr>
+          <w:ilvl w:val="0"/>
+          <w:numId w:val="5"/>
+        </w:numPr>
+      </w:pPr>
+      <w:r>
+        <w:t>Sat</w:t>
+      </w:r>
+      <w:r>
+        <w:t xml:space="preserve">ellite </w:t>
+      </w:r>
+    </w:p>
+    <w:p>
+      <w:pPr>
+        <w:rPr>
+          <w:highlight w:val="darkGray"/>
+        </w:rPr>
+      </w:pPr>
+      <w:r>
+        <w:rPr>
+          <w:sz w:val="28"/>
+          <w:szCs w:val="28"/>
+          <w:highlight w:val="darkGray"/>
+          <w:u w:val="single"/>
+        </w:rPr>
+        <w:t xml:space="preserve">Lab </w:t>
       </w:r>
       <w:proofErr w:type="gramStart"/>
       <w:r>
-        <w:t>from ,</w:t>
+        <w:rPr>
+          <w:sz w:val="28"/>
+          <w:szCs w:val="28"/>
+          <w:highlight w:val="darkGray"/>
+          <w:u w:val="single"/>
+        </w:rPr>
+        <w:t>ex:-</w:t>
       </w:r>
       <w:proofErr w:type="gramEnd"/>
       <w:r>
-        <w:t xml:space="preserve"> the client to the sever across different networks.  </w:t>
-      </w:r>
-    </w:p>
-    <w:p>
-      <w:pPr>
-        <w:pStyle w:val="ListParagraph"/>
-        <w:numPr>
-          <w:ilvl w:val="0"/>
-          <w:numId w:val="11"/>
-        </w:numPr>
-      </w:pPr>
-      <w:r>
-        <w:t xml:space="preserve">On client side </w:t>
+        <w:rPr>
+          <w:highlight w:val="darkGray"/>
+        </w:rPr>
+        <w:t xml:space="preserve"> </w:t>
+      </w:r>
+      <w:r>
+        <w:rPr>
+          <w:rFonts w:ascii="Segoe UI Emoji" w:hAnsi="Segoe UI Emoji" w:cs="Segoe UI Emoji"/>
+          <w:highlight w:val="darkGray"/>
+        </w:rPr>
+        <w:t>🌍</w:t>
+      </w:r>
+      <w:r>
+        <w:rPr>
+          <w:highlight w:val="darkGray"/>
+        </w:rPr>
+        <w:t xml:space="preserve"> INTERNET CONNECTION TYPES</w:t>
+      </w:r>
+    </w:p>
+    <w:p>
+      <w:pPr>
+        <w:rPr>
+          <w:highlight w:val="darkGray"/>
+        </w:rPr>
+      </w:pPr>
+      <w:r>
+        <w:rPr>
+          <w:highlight w:val="darkGray"/>
+        </w:rPr>
+        <w:t>│</w:t>
+      </w:r>
+    </w:p>
+    <w:p>
+      <w:pPr>
+        <w:rPr>
+          <w:highlight w:val="darkGray"/>
+        </w:rPr>
+      </w:pPr>
+      <w:r>
+        <w:rPr>
+          <w:rFonts w:ascii="MS Gothic" w:eastAsia="MS Gothic" w:hAnsi="MS Gothic" w:cs="MS Gothic" w:hint="eastAsia"/>
+          <w:highlight w:val="darkGray"/>
+        </w:rPr>
+        <w:t>├</w:t>
+      </w:r>
+      <w:r>
+        <w:rPr>
+          <w:rFonts w:ascii="Calibri" w:hAnsi="Calibri" w:cs="Calibri"/>
+          <w:highlight w:val="darkGray"/>
+        </w:rPr>
+        <w:t>──</w:t>
+      </w:r>
+      <w:r>
+        <w:rPr>
+          <w:highlight w:val="darkGray"/>
+        </w:rPr>
+        <w:t xml:space="preserve"> </w:t>
+      </w:r>
+      <w:r>
+        <w:rPr>
+          <w:rFonts w:ascii="Segoe UI Emoji" w:hAnsi="Segoe UI Emoji" w:cs="Segoe UI Emoji"/>
+          <w:highlight w:val="darkGray"/>
+        </w:rPr>
+        <w:t>⚡</w:t>
+      </w:r>
+      <w:r>
+        <w:rPr>
+          <w:highlight w:val="darkGray"/>
+        </w:rPr>
+        <w:t xml:space="preserve"> Fiber Optic</w:t>
+      </w:r>
+    </w:p>
+    <w:p>
+      <w:pPr>
+        <w:rPr>
+          <w:highlight w:val="darkGray"/>
+        </w:rPr>
+      </w:pPr>
+      <w:r>
+        <w:rPr>
+          <w:rFonts w:ascii="MS Gothic" w:eastAsia="MS Gothic" w:hAnsi="MS Gothic" w:cs="MS Gothic" w:hint="eastAsia"/>
+          <w:highlight w:val="darkGray"/>
+        </w:rPr>
+        <w:t>├</w:t>
+      </w:r>
+      <w:r>
+        <w:rPr>
+          <w:rFonts w:ascii="Calibri" w:hAnsi="Calibri" w:cs="Calibri"/>
+          <w:highlight w:val="darkGray"/>
+        </w:rPr>
+        <w:t>──</w:t>
+      </w:r>
+      <w:r>
+        <w:rPr>
+          <w:highlight w:val="darkGray"/>
+        </w:rPr>
+        <w:t xml:space="preserve"> </w:t>
+      </w:r>
+      <w:r>
+        <w:rPr>
+          <w:rFonts w:ascii="Segoe UI Emoji" w:hAnsi="Segoe UI Emoji" w:cs="Segoe UI Emoji"/>
+          <w:highlight w:val="darkGray"/>
+        </w:rPr>
+        <w:t>🔌</w:t>
+      </w:r>
+      <w:r>
+        <w:rPr>
+          <w:highlight w:val="darkGray"/>
+        </w:rPr>
+        <w:t xml:space="preserve"> Broadband (Cable/DSL)</w:t>
+      </w:r>
+    </w:p>
+    <w:p>
+      <w:pPr>
+        <w:rPr>
+          <w:highlight w:val="darkGray"/>
+        </w:rPr>
+      </w:pPr>
+      <w:r>
+        <w:rPr>
+          <w:rFonts w:ascii="MS Gothic" w:eastAsia="MS Gothic" w:hAnsi="MS Gothic" w:cs="MS Gothic" w:hint="eastAsia"/>
+          <w:highlight w:val="darkGray"/>
+        </w:rPr>
+        <w:t>├</w:t>
+      </w:r>
+      <w:r>
+        <w:rPr>
+          <w:rFonts w:ascii="Calibri" w:hAnsi="Calibri" w:cs="Calibri"/>
+          <w:highlight w:val="darkGray"/>
+        </w:rPr>
+        <w:t>──</w:t>
+      </w:r>
+      <w:r>
+        <w:rPr>
+          <w:highlight w:val="darkGray"/>
+        </w:rPr>
+        <w:t xml:space="preserve"> </w:t>
+      </w:r>
+      <w:r>
+        <w:rPr>
+          <w:rFonts w:ascii="Segoe UI Emoji" w:hAnsi="Segoe UI Emoji" w:cs="Segoe UI Emoji"/>
+          <w:highlight w:val="darkGray"/>
+        </w:rPr>
+        <w:t>📡</w:t>
+      </w:r>
+      <w:r>
+        <w:rPr>
+          <w:highlight w:val="darkGray"/>
+        </w:rPr>
+        <w:t xml:space="preserve"> Satellite</w:t>
+      </w:r>
+    </w:p>
+    <w:p>
+      <w:r>
+        <w:rPr>
+          <w:highlight w:val="darkGray"/>
+        </w:rPr>
+        <w:t xml:space="preserve">└── </w:t>
+      </w:r>
+      <w:r>
+        <w:rPr>
+          <w:rFonts w:ascii="Segoe UI Emoji" w:hAnsi="Segoe UI Emoji" w:cs="Segoe UI Emoji"/>
+          <w:highlight w:val="darkGray"/>
+        </w:rPr>
+        <w:t>📶</w:t>
+      </w:r>
+      <w:r>
+        <w:rPr>
+          <w:highlight w:val="darkGray"/>
+        </w:rPr>
+        <w:t xml:space="preserve"> Wireless / Mobile Internet</w:t>
+      </w:r>
+    </w:p>
+    <w:p>
+      <w:pPr>
+        <w:pStyle w:val="ListParagraph"/>
+        <w:numPr>
+          <w:ilvl w:val="0"/>
+          <w:numId w:val="1"/>
+        </w:numPr>
+        <w:rPr>
+          <w:sz w:val="28"/>
+          <w:szCs w:val="28"/>
+          <w:highlight w:val="yellow"/>
+          <w:u w:val="single"/>
+        </w:rPr>
+      </w:pPr>
+      <w:r>
+        <w:rPr>
+          <w:sz w:val="28"/>
+          <w:szCs w:val="28"/>
+          <w:highlight w:val="yellow"/>
+          <w:u w:val="single"/>
+        </w:rPr>
+        <w:t>Application Security</w:t>
+      </w:r>
+    </w:p>
+    <w:p>
+      <w:r>
+        <w:t xml:space="preserve">Application security means protect your software from hackers, attacks and data theft </w:t>
       </w:r>
     </w:p>
     <w:p>
@@ -462,19 +1357,21 @@
         </w:numPr>
       </w:pPr>
       <w:r>
-        <w:t xml:space="preserve">Breaks data into packet </w:t>
-      </w:r>
-    </w:p>
-    <w:p>
-      <w:pPr>
-        <w:pStyle w:val="ListParagraph"/>
-        <w:numPr>
-          <w:ilvl w:val="0"/>
-          <w:numId w:val="11"/>
-        </w:numPr>
-      </w:pPr>
-      <w:r>
-        <w:t xml:space="preserve">On sever side </w:t>
+        <w:lastRenderedPageBreak/>
+        <w:t xml:space="preserve">In short </w:t>
+      </w:r>
+    </w:p>
+    <w:p>
+      <w:r>
+        <w:t xml:space="preserve">Application security means = protection of apps from </w:t>
+      </w:r>
+      <w:proofErr w:type="spellStart"/>
+      <w:r>
+        <w:t>cyber attacks</w:t>
+      </w:r>
+      <w:proofErr w:type="spellEnd"/>
+      <w:r>
+        <w:t xml:space="preserve"> and data loss</w:t>
       </w:r>
     </w:p>
     <w:p>
@@ -486,8 +1383,570 @@
         </w:numPr>
       </w:pPr>
       <w:r>
-        <w:t>Passes data to upper layers</w:t>
-      </w:r>
+        <w:t xml:space="preserve">Why its important </w:t>
+      </w:r>
+    </w:p>
+    <w:p>
+      <w:pPr>
+        <w:pStyle w:val="ListParagraph"/>
+        <w:ind w:left="1080"/>
+      </w:pPr>
+      <w:r>
+        <w:t xml:space="preserve">Protects user data </w:t>
+      </w:r>
+    </w:p>
+    <w:p>
+      <w:pPr>
+        <w:pStyle w:val="ListParagraph"/>
+        <w:ind w:left="1080"/>
+      </w:pPr>
+      <w:r>
+        <w:t xml:space="preserve">Prevent hacking </w:t>
+      </w:r>
+    </w:p>
+    <w:p>
+      <w:pPr>
+        <w:pStyle w:val="ListParagraph"/>
+        <w:ind w:left="1080"/>
+      </w:pPr>
+      <w:r>
+        <w:t xml:space="preserve">Keeps apps working safety </w:t>
+      </w:r>
+    </w:p>
+    <w:p>
+      <w:pPr>
+        <w:pStyle w:val="ListParagraph"/>
+        <w:ind w:left="1080"/>
+      </w:pPr>
+      <w:r>
+        <w:t xml:space="preserve">Use strong password </w:t>
+      </w:r>
+    </w:p>
+    <w:p>
+      <w:pPr>
+        <w:pStyle w:val="ListParagraph"/>
+        <w:ind w:left="1080"/>
+        <w:rPr>
+          <w:sz w:val="28"/>
+          <w:szCs w:val="28"/>
+        </w:rPr>
+      </w:pPr>
+      <w:r>
+        <w:rPr>
+          <w:sz w:val="28"/>
+          <w:szCs w:val="28"/>
+          <w:highlight w:val="darkGray"/>
+        </w:rPr>
+        <w:t xml:space="preserve">Lab </w:t>
+      </w:r>
+      <w:proofErr w:type="gramStart"/>
+      <w:r>
+        <w:rPr>
+          <w:sz w:val="28"/>
+          <w:szCs w:val="28"/>
+          <w:highlight w:val="darkGray"/>
+        </w:rPr>
+        <w:t>ex:-</w:t>
+      </w:r>
+      <w:proofErr w:type="gramEnd"/>
+      <w:r>
+        <w:rPr>
+          <w:sz w:val="28"/>
+          <w:szCs w:val="28"/>
+        </w:rPr>
+        <w:t xml:space="preserve"> </w:t>
+      </w:r>
+    </w:p>
+    <w:p>
+      <w:pPr>
+        <w:pStyle w:val="ListParagraph"/>
+        <w:ind w:left="1080"/>
+        <w:rPr>
+          <w:highlight w:val="darkGray"/>
+        </w:rPr>
+      </w:pPr>
+      <w:r>
+        <w:rPr>
+          <w:rFonts w:ascii="Segoe UI Emoji" w:hAnsi="Segoe UI Emoji" w:cs="Segoe UI Emoji"/>
+          <w:highlight w:val="darkGray"/>
+        </w:rPr>
+        <w:t>🧑</w:t>
+      </w:r>
+      <w:r>
+        <w:rPr>
+          <w:highlight w:val="darkGray"/>
+        </w:rPr>
+        <w:t>‍</w:t>
+      </w:r>
+      <w:r>
+        <w:rPr>
+          <w:rFonts w:ascii="Segoe UI Emoji" w:hAnsi="Segoe UI Emoji" w:cs="Segoe UI Emoji"/>
+          <w:highlight w:val="darkGray"/>
+        </w:rPr>
+        <w:t>💻</w:t>
+      </w:r>
+      <w:r>
+        <w:rPr>
+          <w:highlight w:val="darkGray"/>
+        </w:rPr>
+        <w:t xml:space="preserve"> USER INPUT</w:t>
+      </w:r>
+    </w:p>
+    <w:p>
+      <w:pPr>
+        <w:pStyle w:val="ListParagraph"/>
+        <w:ind w:left="1080"/>
+        <w:rPr>
+          <w:highlight w:val="darkGray"/>
+        </w:rPr>
+      </w:pPr>
+      <w:r>
+        <w:rPr>
+          <w:highlight w:val="darkGray"/>
+        </w:rPr>
+        <w:t xml:space="preserve">      ↓</w:t>
+      </w:r>
+    </w:p>
+    <w:p>
+      <w:pPr>
+        <w:pStyle w:val="ListParagraph"/>
+        <w:ind w:left="1080"/>
+        <w:rPr>
+          <w:highlight w:val="darkGray"/>
+        </w:rPr>
+      </w:pPr>
+      <w:r>
+        <w:rPr>
+          <w:rFonts w:ascii="Segoe UI Emoji" w:hAnsi="Segoe UI Emoji" w:cs="Segoe UI Emoji"/>
+          <w:highlight w:val="darkGray"/>
+        </w:rPr>
+        <w:t>⚠️</w:t>
+      </w:r>
+      <w:r>
+        <w:rPr>
+          <w:highlight w:val="darkGray"/>
+        </w:rPr>
+        <w:t xml:space="preserve"> Vulnerable Application Layer</w:t>
+      </w:r>
+    </w:p>
+    <w:p>
+      <w:pPr>
+        <w:pStyle w:val="ListParagraph"/>
+        <w:ind w:left="1080"/>
+        <w:rPr>
+          <w:highlight w:val="darkGray"/>
+        </w:rPr>
+      </w:pPr>
+      <w:r>
+        <w:rPr>
+          <w:highlight w:val="darkGray"/>
+        </w:rPr>
+        <w:t xml:space="preserve">      ↓</w:t>
+      </w:r>
+    </w:p>
+    <w:p>
+      <w:pPr>
+        <w:pStyle w:val="ListParagraph"/>
+        <w:ind w:left="1080"/>
+        <w:rPr>
+          <w:highlight w:val="darkGray"/>
+        </w:rPr>
+      </w:pPr>
+      <w:r>
+        <w:rPr>
+          <w:rFonts w:ascii="Segoe UI Emoji" w:hAnsi="Segoe UI Emoji" w:cs="Segoe UI Emoji"/>
+          <w:highlight w:val="darkGray"/>
+        </w:rPr>
+        <w:t>💾</w:t>
+      </w:r>
+      <w:r>
+        <w:rPr>
+          <w:highlight w:val="darkGray"/>
+        </w:rPr>
+        <w:t xml:space="preserve"> DATABASE / SYSTEM / BROWSER</w:t>
+      </w:r>
+    </w:p>
+    <w:p>
+      <w:pPr>
+        <w:pStyle w:val="ListParagraph"/>
+        <w:ind w:left="1080"/>
+        <w:rPr>
+          <w:highlight w:val="darkGray"/>
+        </w:rPr>
+      </w:pPr>
+      <w:r>
+        <w:rPr>
+          <w:highlight w:val="darkGray"/>
+        </w:rPr>
+        <w:t xml:space="preserve">      ↓</w:t>
+      </w:r>
+    </w:p>
+    <w:p>
+      <w:pPr>
+        <w:pStyle w:val="ListParagraph"/>
+        <w:ind w:left="1080"/>
+        <w:rPr>
+          <w:highlight w:val="darkGray"/>
+        </w:rPr>
+      </w:pPr>
+      <w:r>
+        <w:rPr>
+          <w:rFonts w:ascii="Segoe UI Emoji" w:hAnsi="Segoe UI Emoji" w:cs="Segoe UI Emoji"/>
+          <w:highlight w:val="darkGray"/>
+        </w:rPr>
+        <w:t>💥</w:t>
+      </w:r>
+      <w:r>
+        <w:rPr>
+          <w:highlight w:val="darkGray"/>
+        </w:rPr>
+        <w:t xml:space="preserve"> ATTACK IMPACT (Data theft / corruption / hijack)</w:t>
+      </w:r>
+    </w:p>
+    <w:tbl>
+      <w:tblPr>
+        <w:tblW w:w="0" w:type="auto"/>
+        <w:tblCellSpacing w:w="15" w:type="dxa"/>
+        <w:tblCellMar>
+          <w:top w:w="15" w:type="dxa"/>
+          <w:left w:w="15" w:type="dxa"/>
+          <w:bottom w:w="15" w:type="dxa"/>
+          <w:right w:w="15" w:type="dxa"/>
+        </w:tblCellMar>
+        <w:tblLook w:val="04A0" w:firstRow="1" w:lastRow="0" w:firstColumn="1" w:lastColumn="0" w:noHBand="0" w:noVBand="1"/>
+      </w:tblPr>
+      <w:tblGrid>
+        <w:gridCol w:w="3642"/>
+        <w:gridCol w:w="2078"/>
+        <w:gridCol w:w="3640"/>
+      </w:tblGrid>
+      <w:tr>
+        <w:trPr>
+          <w:tblHeader/>
+          <w:tblCellSpacing w:w="15" w:type="dxa"/>
+        </w:trPr>
+        <w:tc>
+          <w:tcPr>
+            <w:tcW w:w="0" w:type="auto"/>
+            <w:vAlign w:val="center"/>
+            <w:hideMark/>
+          </w:tcPr>
+          <w:p>
+            <w:pPr>
+              <w:pStyle w:val="ListParagraph"/>
+              <w:ind w:left="1080"/>
+              <w:rPr>
+                <w:b/>
+                <w:bCs/>
+                <w:highlight w:val="darkGray"/>
+              </w:rPr>
+            </w:pPr>
+            <w:r>
+              <w:rPr>
+                <w:b/>
+                <w:bCs/>
+                <w:highlight w:val="darkGray"/>
+              </w:rPr>
+              <w:t>Vulnerability</w:t>
+            </w:r>
+          </w:p>
+        </w:tc>
+        <w:tc>
+          <w:tcPr>
+            <w:tcW w:w="0" w:type="auto"/>
+            <w:vAlign w:val="center"/>
+            <w:hideMark/>
+          </w:tcPr>
+          <w:p>
+            <w:pPr>
+              <w:pStyle w:val="ListParagraph"/>
+              <w:ind w:left="1080"/>
+              <w:rPr>
+                <w:b/>
+                <w:bCs/>
+                <w:highlight w:val="darkGray"/>
+              </w:rPr>
+            </w:pPr>
+            <w:r>
+              <w:rPr>
+                <w:b/>
+                <w:bCs/>
+                <w:highlight w:val="darkGray"/>
+              </w:rPr>
+              <w:t>Risk Level</w:t>
+            </w:r>
+          </w:p>
+        </w:tc>
+        <w:tc>
+          <w:tcPr>
+            <w:tcW w:w="0" w:type="auto"/>
+            <w:vAlign w:val="center"/>
+            <w:hideMark/>
+          </w:tcPr>
+          <w:p>
+            <w:pPr>
+              <w:pStyle w:val="ListParagraph"/>
+              <w:ind w:left="1080"/>
+              <w:rPr>
+                <w:b/>
+                <w:bCs/>
+                <w:highlight w:val="darkGray"/>
+              </w:rPr>
+            </w:pPr>
+            <w:r>
+              <w:rPr>
+                <w:b/>
+                <w:bCs/>
+                <w:highlight w:val="darkGray"/>
+              </w:rPr>
+              <w:t>Main Solution</w:t>
+            </w:r>
+          </w:p>
+        </w:tc>
+      </w:tr>
+      <w:tr>
+        <w:trPr>
+          <w:tblCellSpacing w:w="15" w:type="dxa"/>
+        </w:trPr>
+        <w:tc>
+          <w:tcPr>
+            <w:tcW w:w="0" w:type="auto"/>
+            <w:vAlign w:val="center"/>
+            <w:hideMark/>
+          </w:tcPr>
+          <w:p>
+            <w:pPr>
+              <w:pStyle w:val="ListParagraph"/>
+              <w:ind w:left="1080"/>
+              <w:rPr>
+                <w:highlight w:val="darkGray"/>
+              </w:rPr>
+            </w:pPr>
+            <w:r>
+              <w:rPr>
+                <w:highlight w:val="darkGray"/>
+              </w:rPr>
+              <w:t xml:space="preserve">SQL Injection </w:t>
+            </w:r>
+            <w:r>
+              <w:rPr>
+                <w:rFonts w:ascii="Segoe UI Emoji" w:hAnsi="Segoe UI Emoji" w:cs="Segoe UI Emoji"/>
+                <w:highlight w:val="darkGray"/>
+              </w:rPr>
+              <w:t>💉</w:t>
+            </w:r>
+          </w:p>
+        </w:tc>
+        <w:tc>
+          <w:tcPr>
+            <w:tcW w:w="0" w:type="auto"/>
+            <w:vAlign w:val="center"/>
+            <w:hideMark/>
+          </w:tcPr>
+          <w:p>
+            <w:pPr>
+              <w:pStyle w:val="ListParagraph"/>
+              <w:ind w:left="1080"/>
+              <w:rPr>
+                <w:highlight w:val="darkGray"/>
+              </w:rPr>
+            </w:pPr>
+            <w:r>
+              <w:rPr>
+                <w:highlight w:val="darkGray"/>
+              </w:rPr>
+              <w:t>Very High</w:t>
+            </w:r>
+          </w:p>
+        </w:tc>
+        <w:tc>
+          <w:tcPr>
+            <w:tcW w:w="0" w:type="auto"/>
+            <w:vAlign w:val="center"/>
+            <w:hideMark/>
+          </w:tcPr>
+          <w:p>
+            <w:pPr>
+              <w:pStyle w:val="ListParagraph"/>
+              <w:ind w:left="1080"/>
+              <w:rPr>
+                <w:highlight w:val="darkGray"/>
+              </w:rPr>
+            </w:pPr>
+            <w:r>
+              <w:rPr>
+                <w:highlight w:val="darkGray"/>
+              </w:rPr>
+              <w:t>Parameterized queries</w:t>
+            </w:r>
+          </w:p>
+        </w:tc>
+      </w:tr>
+      <w:tr>
+        <w:trPr>
+          <w:tblCellSpacing w:w="15" w:type="dxa"/>
+        </w:trPr>
+        <w:tc>
+          <w:tcPr>
+            <w:tcW w:w="0" w:type="auto"/>
+            <w:vAlign w:val="center"/>
+            <w:hideMark/>
+          </w:tcPr>
+          <w:p>
+            <w:pPr>
+              <w:pStyle w:val="ListParagraph"/>
+              <w:ind w:left="1080"/>
+              <w:rPr>
+                <w:highlight w:val="darkGray"/>
+              </w:rPr>
+            </w:pPr>
+            <w:r>
+              <w:rPr>
+                <w:highlight w:val="darkGray"/>
+              </w:rPr>
+              <w:t xml:space="preserve">XSS </w:t>
+            </w:r>
+            <w:r>
+              <w:rPr>
+                <w:rFonts w:ascii="Segoe UI Emoji" w:hAnsi="Segoe UI Emoji" w:cs="Segoe UI Emoji"/>
+                <w:highlight w:val="darkGray"/>
+              </w:rPr>
+              <w:t>🌐</w:t>
+            </w:r>
+          </w:p>
+        </w:tc>
+        <w:tc>
+          <w:tcPr>
+            <w:tcW w:w="0" w:type="auto"/>
+            <w:vAlign w:val="center"/>
+            <w:hideMark/>
+          </w:tcPr>
+          <w:p>
+            <w:pPr>
+              <w:pStyle w:val="ListParagraph"/>
+              <w:ind w:left="1080"/>
+              <w:rPr>
+                <w:highlight w:val="darkGray"/>
+              </w:rPr>
+            </w:pPr>
+            <w:r>
+              <w:rPr>
+                <w:highlight w:val="darkGray"/>
+              </w:rPr>
+              <w:t>High</w:t>
+            </w:r>
+          </w:p>
+        </w:tc>
+        <w:tc>
+          <w:tcPr>
+            <w:tcW w:w="0" w:type="auto"/>
+            <w:vAlign w:val="center"/>
+            <w:hideMark/>
+          </w:tcPr>
+          <w:p>
+            <w:pPr>
+              <w:pStyle w:val="ListParagraph"/>
+              <w:ind w:left="1080"/>
+              <w:rPr>
+                <w:highlight w:val="darkGray"/>
+              </w:rPr>
+            </w:pPr>
+            <w:r>
+              <w:rPr>
+                <w:highlight w:val="darkGray"/>
+              </w:rPr>
+              <w:t>Input sanitization + CSP</w:t>
+            </w:r>
+          </w:p>
+        </w:tc>
+      </w:tr>
+      <w:tr>
+        <w:trPr>
+          <w:tblCellSpacing w:w="15" w:type="dxa"/>
+        </w:trPr>
+        <w:tc>
+          <w:tcPr>
+            <w:tcW w:w="0" w:type="auto"/>
+            <w:vAlign w:val="center"/>
+            <w:hideMark/>
+          </w:tcPr>
+          <w:p>
+            <w:pPr>
+              <w:pStyle w:val="ListParagraph"/>
+              <w:ind w:left="1080"/>
+              <w:rPr>
+                <w:highlight w:val="darkGray"/>
+              </w:rPr>
+            </w:pPr>
+            <w:r>
+              <w:rPr>
+                <w:highlight w:val="darkGray"/>
+              </w:rPr>
+              <w:t xml:space="preserve">Broken Authentication </w:t>
+            </w:r>
+            <w:r>
+              <w:rPr>
+                <w:rFonts w:ascii="Segoe UI Emoji" w:hAnsi="Segoe UI Emoji" w:cs="Segoe UI Emoji"/>
+                <w:highlight w:val="darkGray"/>
+              </w:rPr>
+              <w:t>🔑</w:t>
+            </w:r>
+          </w:p>
+        </w:tc>
+        <w:tc>
+          <w:tcPr>
+            <w:tcW w:w="0" w:type="auto"/>
+            <w:vAlign w:val="center"/>
+            <w:hideMark/>
+          </w:tcPr>
+          <w:p>
+            <w:pPr>
+              <w:pStyle w:val="ListParagraph"/>
+              <w:ind w:left="1080"/>
+              <w:rPr>
+                <w:highlight w:val="darkGray"/>
+              </w:rPr>
+            </w:pPr>
+            <w:r>
+              <w:rPr>
+                <w:highlight w:val="darkGray"/>
+              </w:rPr>
+              <w:t>Very High</w:t>
+            </w:r>
+          </w:p>
+        </w:tc>
+        <w:tc>
+          <w:tcPr>
+            <w:tcW w:w="0" w:type="auto"/>
+            <w:vAlign w:val="center"/>
+            <w:hideMark/>
+          </w:tcPr>
+          <w:p>
+            <w:pPr>
+              <w:pStyle w:val="ListParagraph"/>
+              <w:ind w:left="1080"/>
+            </w:pPr>
+            <w:r>
+              <w:rPr>
+                <w:highlight w:val="darkGray"/>
+              </w:rPr>
+              <w:t>MFA + secure login system</w:t>
+            </w:r>
+          </w:p>
+        </w:tc>
+      </w:tr>
+    </w:tbl>
+    <w:p>
+      <w:pPr>
+        <w:pStyle w:val="ListParagraph"/>
+        <w:ind w:left="1080"/>
+      </w:pPr>
+    </w:p>
+    <w:p>
+      <w:pPr>
+        <w:pStyle w:val="ListParagraph"/>
+        <w:ind w:left="1080"/>
+      </w:pPr>
     </w:p>
     <w:p>
       <w:pPr>
@@ -499,53 +1958,950 @@
         <w:rPr>
           <w:sz w:val="28"/>
           <w:szCs w:val="28"/>
+          <w:u w:val="single"/>
+        </w:rPr>
+      </w:pPr>
+      <w:r>
+        <w:rPr>
+          <w:sz w:val="28"/>
+          <w:szCs w:val="28"/>
           <w:highlight w:val="yellow"/>
           <w:u w:val="single"/>
         </w:rPr>
-      </w:pPr>
-      <w:r>
+        <w:t>Software Applications and Its Types</w:t>
+      </w:r>
+      <w:r>
+        <w:rPr>
+          <w:sz w:val="28"/>
+          <w:szCs w:val="28"/>
+          <w:u w:val="single"/>
+        </w:rPr>
+        <w:t xml:space="preserve">  </w:t>
+      </w:r>
+    </w:p>
+    <w:p>
+      <w:r>
+        <w:t xml:space="preserve">Application software is a </w:t>
+      </w:r>
+      <w:proofErr w:type="gramStart"/>
+      <w:r>
+        <w:t>types of software</w:t>
+      </w:r>
+      <w:proofErr w:type="gramEnd"/>
+      <w:r>
+        <w:t xml:space="preserve"> designed to help users perform specific tasks </w:t>
+      </w:r>
+    </w:p>
+    <w:p>
+      <w:pPr>
+        <w:pStyle w:val="ListParagraph"/>
+        <w:numPr>
+          <w:ilvl w:val="0"/>
+          <w:numId w:val="5"/>
+        </w:numPr>
+      </w:pPr>
+      <w:r>
+        <w:t>General purpose software</w:t>
+      </w:r>
+    </w:p>
+    <w:p>
+      <w:pPr>
+        <w:pStyle w:val="ListParagraph"/>
+        <w:numPr>
+          <w:ilvl w:val="0"/>
+          <w:numId w:val="5"/>
+        </w:numPr>
+      </w:pPr>
+      <w:r>
+        <w:t xml:space="preserve">Customized software </w:t>
+      </w:r>
+    </w:p>
+    <w:p>
+      <w:pPr>
+        <w:pStyle w:val="ListParagraph"/>
+        <w:numPr>
+          <w:ilvl w:val="0"/>
+          <w:numId w:val="5"/>
+        </w:numPr>
+      </w:pPr>
+      <w:r>
+        <w:t xml:space="preserve">Wed apps </w:t>
+      </w:r>
+    </w:p>
+    <w:p>
+      <w:pPr>
+        <w:pStyle w:val="ListParagraph"/>
+        <w:numPr>
+          <w:ilvl w:val="0"/>
+          <w:numId w:val="5"/>
+        </w:numPr>
+      </w:pPr>
+      <w:r>
+        <w:t xml:space="preserve">Mobiles app </w:t>
+      </w:r>
+    </w:p>
+    <w:p>
+      <w:pPr>
+        <w:pStyle w:val="ListParagraph"/>
+        <w:numPr>
+          <w:ilvl w:val="0"/>
+          <w:numId w:val="5"/>
+        </w:numPr>
+      </w:pPr>
+      <w:r>
+        <w:t xml:space="preserve">Multimedia </w:t>
+      </w:r>
+    </w:p>
+    <w:p>
+      <w:pPr>
+        <w:pStyle w:val="ListParagraph"/>
+        <w:numPr>
+          <w:ilvl w:val="0"/>
+          <w:numId w:val="5"/>
+        </w:numPr>
+      </w:pPr>
+      <w:r>
+        <w:t xml:space="preserve">Education </w:t>
+      </w:r>
+    </w:p>
+    <w:p>
+      <w:pPr>
+        <w:ind w:left="720"/>
+      </w:pPr>
+    </w:p>
+    <w:p>
+      <w:pPr>
+        <w:pStyle w:val="ListParagraph"/>
+        <w:numPr>
+          <w:ilvl w:val="0"/>
+          <w:numId w:val="5"/>
+        </w:numPr>
+      </w:pPr>
+      <w:r>
+        <w:lastRenderedPageBreak/>
+        <w:t xml:space="preserve">In short: </w:t>
+      </w:r>
+    </w:p>
+    <w:p>
+      <w:r>
+        <w:t xml:space="preserve">Application software = software helps to users for a specific works </w:t>
+      </w:r>
+    </w:p>
+    <w:p>
+      <w:pPr>
+        <w:rPr>
+          <w:sz w:val="28"/>
+          <w:szCs w:val="28"/>
+          <w:highlight w:val="darkGray"/>
+          <w:u w:val="single"/>
+        </w:rPr>
+      </w:pPr>
+      <w:r>
+        <w:rPr>
+          <w:sz w:val="28"/>
+          <w:szCs w:val="28"/>
+          <w:highlight w:val="darkGray"/>
+          <w:u w:val="single"/>
+        </w:rPr>
+        <w:t xml:space="preserve">Lab </w:t>
+      </w:r>
+      <w:proofErr w:type="gramStart"/>
+      <w:r>
+        <w:rPr>
+          <w:sz w:val="28"/>
+          <w:szCs w:val="28"/>
+          <w:highlight w:val="darkGray"/>
+          <w:u w:val="single"/>
+        </w:rPr>
+        <w:t>ex:-</w:t>
+      </w:r>
+      <w:proofErr w:type="gramEnd"/>
+      <w:r>
+        <w:rPr>
+          <w:sz w:val="28"/>
+          <w:szCs w:val="28"/>
+          <w:highlight w:val="darkGray"/>
+          <w:u w:val="single"/>
+        </w:rPr>
+        <w:t xml:space="preserve"> </w:t>
+      </w:r>
+    </w:p>
+    <w:p>
+      <w:pPr>
+        <w:rPr>
+          <w:highlight w:val="darkGray"/>
+        </w:rPr>
+      </w:pPr>
+      <w:r>
+        <w:rPr>
+          <w:rFonts w:ascii="Segoe UI Emoji" w:hAnsi="Segoe UI Emoji" w:cs="Segoe UI Emoji"/>
+          <w:highlight w:val="darkGray"/>
+        </w:rPr>
+        <w:t>🖥️</w:t>
+      </w:r>
+      <w:r>
+        <w:rPr>
+          <w:highlight w:val="darkGray"/>
+        </w:rPr>
+        <w:t xml:space="preserve"> COMPUTER / MOBILE SYSTEM</w:t>
+      </w:r>
+    </w:p>
+    <w:p>
+      <w:pPr>
+        <w:rPr>
+          <w:highlight w:val="darkGray"/>
+        </w:rPr>
+      </w:pPr>
+      <w:r>
+        <w:rPr>
+          <w:highlight w:val="darkGray"/>
+        </w:rPr>
+        <w:t>│</w:t>
+      </w:r>
+    </w:p>
+    <w:p>
+      <w:pPr>
+        <w:rPr>
+          <w:highlight w:val="darkGray"/>
+        </w:rPr>
+      </w:pPr>
+      <w:r>
+        <w:rPr>
+          <w:rFonts w:ascii="MS Gothic" w:eastAsia="MS Gothic" w:hAnsi="MS Gothic" w:cs="MS Gothic" w:hint="eastAsia"/>
+          <w:highlight w:val="darkGray"/>
+        </w:rPr>
+        <w:t>├</w:t>
+      </w:r>
+      <w:r>
+        <w:rPr>
+          <w:rFonts w:ascii="Calibri" w:hAnsi="Calibri" w:cs="Calibri"/>
+          <w:highlight w:val="darkGray"/>
+        </w:rPr>
+        <w:t>──</w:t>
+      </w:r>
+      <w:r>
+        <w:rPr>
+          <w:highlight w:val="darkGray"/>
+        </w:rPr>
+        <w:t xml:space="preserve"> </w:t>
+      </w:r>
+      <w:r>
+        <w:rPr>
+          <w:rFonts w:ascii="Segoe UI Emoji" w:hAnsi="Segoe UI Emoji" w:cs="Segoe UI Emoji"/>
+          <w:highlight w:val="darkGray"/>
+        </w:rPr>
+        <w:t>⚙️</w:t>
+      </w:r>
+      <w:r>
+        <w:rPr>
+          <w:highlight w:val="darkGray"/>
+        </w:rPr>
+        <w:t xml:space="preserve"> SYSTEM SOFTWARE (Runs the device)</w:t>
+      </w:r>
+    </w:p>
+    <w:p>
+      <w:pPr>
+        <w:rPr>
+          <w:highlight w:val="darkGray"/>
+        </w:rPr>
+      </w:pPr>
+      <w:r>
+        <w:rPr>
+          <w:highlight w:val="darkGray"/>
+        </w:rPr>
+        <w:t xml:space="preserve">│     </w:t>
+      </w:r>
+      <w:r>
+        <w:rPr>
+          <w:rFonts w:ascii="MS Gothic" w:eastAsia="MS Gothic" w:hAnsi="MS Gothic" w:cs="MS Gothic" w:hint="eastAsia"/>
+          <w:highlight w:val="darkGray"/>
+        </w:rPr>
+        <w:t>├</w:t>
+      </w:r>
+      <w:r>
+        <w:rPr>
+          <w:rFonts w:ascii="Calibri" w:hAnsi="Calibri" w:cs="Calibri"/>
+          <w:highlight w:val="darkGray"/>
+        </w:rPr>
+        <w:t>──</w:t>
+      </w:r>
+      <w:r>
+        <w:rPr>
+          <w:highlight w:val="darkGray"/>
+        </w:rPr>
+        <w:t xml:space="preserve"> Operating System</w:t>
+      </w:r>
+    </w:p>
+    <w:p>
+      <w:pPr>
+        <w:rPr>
+          <w:highlight w:val="darkGray"/>
+        </w:rPr>
+      </w:pPr>
+      <w:r>
+        <w:rPr>
+          <w:highlight w:val="darkGray"/>
+        </w:rPr>
+        <w:t xml:space="preserve">│     </w:t>
+      </w:r>
+      <w:r>
+        <w:rPr>
+          <w:rFonts w:ascii="MS Gothic" w:eastAsia="MS Gothic" w:hAnsi="MS Gothic" w:cs="MS Gothic" w:hint="eastAsia"/>
+          <w:highlight w:val="darkGray"/>
+        </w:rPr>
+        <w:t>├</w:t>
+      </w:r>
+      <w:r>
+        <w:rPr>
+          <w:rFonts w:ascii="Calibri" w:hAnsi="Calibri" w:cs="Calibri"/>
+          <w:highlight w:val="darkGray"/>
+        </w:rPr>
+        <w:t>──</w:t>
+      </w:r>
+      <w:r>
+        <w:rPr>
+          <w:highlight w:val="darkGray"/>
+        </w:rPr>
+        <w:t xml:space="preserve"> Drivers</w:t>
+      </w:r>
+    </w:p>
+    <w:p>
+      <w:pPr>
+        <w:rPr>
+          <w:highlight w:val="darkGray"/>
+        </w:rPr>
+      </w:pPr>
+      <w:r>
+        <w:rPr>
+          <w:highlight w:val="darkGray"/>
+        </w:rPr>
+        <w:t>│</w:t>
+      </w:r>
+    </w:p>
+    <w:p>
+      <w:pPr>
+        <w:rPr>
+          <w:highlight w:val="darkGray"/>
+        </w:rPr>
+      </w:pPr>
+      <w:r>
+        <w:rPr>
+          <w:highlight w:val="darkGray"/>
+        </w:rPr>
+        <w:t xml:space="preserve">└── </w:t>
+      </w:r>
+      <w:r>
+        <w:rPr>
+          <w:rFonts w:ascii="Segoe UI Emoji" w:hAnsi="Segoe UI Emoji" w:cs="Segoe UI Emoji"/>
+          <w:highlight w:val="darkGray"/>
+        </w:rPr>
+        <w:t>📱</w:t>
+      </w:r>
+      <w:r>
+        <w:rPr>
+          <w:highlight w:val="darkGray"/>
+        </w:rPr>
+        <w:t xml:space="preserve"> APPLICATION SOFTWARE (Used by user)</w:t>
+      </w:r>
+    </w:p>
+    <w:p>
+      <w:pPr>
+        <w:rPr>
+          <w:highlight w:val="darkGray"/>
+        </w:rPr>
+      </w:pPr>
+      <w:r>
+        <w:rPr>
+          <w:highlight w:val="darkGray"/>
+        </w:rPr>
+        <w:t xml:space="preserve">      </w:t>
+      </w:r>
+      <w:r>
+        <w:rPr>
+          <w:rFonts w:ascii="MS Gothic" w:eastAsia="MS Gothic" w:hAnsi="MS Gothic" w:cs="MS Gothic" w:hint="eastAsia"/>
+          <w:highlight w:val="darkGray"/>
+        </w:rPr>
+        <w:t>├</w:t>
+      </w:r>
+      <w:r>
+        <w:rPr>
+          <w:rFonts w:ascii="Calibri" w:hAnsi="Calibri" w:cs="Calibri"/>
+          <w:highlight w:val="darkGray"/>
+        </w:rPr>
+        <w:t>──</w:t>
+      </w:r>
+      <w:r>
+        <w:rPr>
+          <w:highlight w:val="darkGray"/>
+        </w:rPr>
+        <w:t xml:space="preserve"> Communication Apps</w:t>
+      </w:r>
+    </w:p>
+    <w:p>
+      <w:pPr>
+        <w:rPr>
+          <w:highlight w:val="darkGray"/>
+        </w:rPr>
+      </w:pPr>
+      <w:r>
+        <w:rPr>
+          <w:highlight w:val="darkGray"/>
+        </w:rPr>
+        <w:t xml:space="preserve">      </w:t>
+      </w:r>
+      <w:r>
+        <w:rPr>
+          <w:rFonts w:ascii="MS Gothic" w:eastAsia="MS Gothic" w:hAnsi="MS Gothic" w:cs="MS Gothic" w:hint="eastAsia"/>
+          <w:highlight w:val="darkGray"/>
+        </w:rPr>
+        <w:t>├</w:t>
+      </w:r>
+      <w:r>
+        <w:rPr>
+          <w:rFonts w:ascii="Calibri" w:hAnsi="Calibri" w:cs="Calibri"/>
+          <w:highlight w:val="darkGray"/>
+        </w:rPr>
+        <w:t>──</w:t>
+      </w:r>
+      <w:r>
+        <w:rPr>
+          <w:highlight w:val="darkGray"/>
+        </w:rPr>
+        <w:t xml:space="preserve"> Browsers</w:t>
+      </w:r>
+    </w:p>
+    <w:p>
+      <w:r>
+        <w:rPr>
+          <w:highlight w:val="darkGray"/>
+        </w:rPr>
+        <w:t xml:space="preserve">      </w:t>
+      </w:r>
+      <w:r>
+        <w:rPr>
+          <w:rFonts w:ascii="MS Gothic" w:eastAsia="MS Gothic" w:hAnsi="MS Gothic" w:cs="MS Gothic" w:hint="eastAsia"/>
+          <w:highlight w:val="darkGray"/>
+        </w:rPr>
+        <w:t>├</w:t>
+      </w:r>
+      <w:r>
+        <w:rPr>
+          <w:rFonts w:ascii="Calibri" w:hAnsi="Calibri" w:cs="Calibri"/>
+          <w:highlight w:val="darkGray"/>
+        </w:rPr>
+        <w:t>──</w:t>
+      </w:r>
+      <w:r>
+        <w:rPr>
+          <w:highlight w:val="darkGray"/>
+        </w:rPr>
+        <w:t xml:space="preserve"> Media Apps</w:t>
+      </w:r>
+    </w:p>
+    <w:p>
+      <w:pPr>
+        <w:pStyle w:val="ListParagraph"/>
+        <w:numPr>
+          <w:ilvl w:val="0"/>
+          <w:numId w:val="1"/>
+        </w:numPr>
         <w:rPr>
           <w:sz w:val="28"/>
           <w:szCs w:val="28"/>
           <w:highlight w:val="yellow"/>
           <w:u w:val="single"/>
         </w:rPr>
-        <w:t>Client and Servers</w:t>
-      </w:r>
-      <w:r>
-        <w:rPr>
-          <w:sz w:val="28"/>
-          <w:szCs w:val="28"/>
-          <w:u w:val="single"/>
-        </w:rPr>
+      </w:pPr>
+      <w:r>
+        <w:rPr>
+          <w:sz w:val="28"/>
+          <w:szCs w:val="28"/>
+          <w:highlight w:val="yellow"/>
+          <w:u w:val="single"/>
+        </w:rPr>
+        <w:t>Software Architecture</w:t>
+      </w:r>
+    </w:p>
+    <w:p>
+      <w:r>
+        <w:t xml:space="preserve"> Software architecture is thew over</w:t>
+      </w:r>
+      <w:r>
+        <w:t xml:space="preserve">all design or structure of </w:t>
+      </w:r>
+      <w:proofErr w:type="spellStart"/>
+      <w:r>
+        <w:t>os</w:t>
+      </w:r>
+      <w:proofErr w:type="spellEnd"/>
+      <w:r>
+        <w:t xml:space="preserve"> </w:t>
+      </w:r>
+    </w:p>
+    <w:p>
+      <w:pPr>
+        <w:pStyle w:val="ListParagraph"/>
+        <w:numPr>
+          <w:ilvl w:val="0"/>
+          <w:numId w:val="5"/>
+        </w:numPr>
+      </w:pPr>
+      <w:r>
+        <w:t xml:space="preserve">In shorts </w:t>
+      </w:r>
+    </w:p>
+    <w:p>
+      <w:r>
+        <w:t xml:space="preserve">Software architecture = blueprint of software system </w:t>
+      </w:r>
+    </w:p>
+    <w:p>
+      <w:r>
+        <w:t xml:space="preserve">Simple definition: </w:t>
+      </w:r>
+    </w:p>
+    <w:p>
+      <w:r>
+        <w:t>Software architecture = hoe different parts of software are organized and work together</w:t>
+      </w:r>
+      <w:r>
+        <w:t>.</w:t>
+      </w:r>
+    </w:p>
+    <w:p>
+      <w:pPr>
+        <w:rPr>
+          <w:sz w:val="28"/>
+          <w:szCs w:val="28"/>
+          <w:u w:val="single"/>
+        </w:rPr>
+      </w:pPr>
+      <w:r>
+        <w:rPr>
+          <w:sz w:val="28"/>
+          <w:szCs w:val="28"/>
+          <w:highlight w:val="darkGray"/>
+          <w:u w:val="single"/>
+        </w:rPr>
+        <w:t xml:space="preserve">Lab </w:t>
+      </w:r>
+      <w:proofErr w:type="gramStart"/>
+      <w:r>
+        <w:rPr>
+          <w:sz w:val="28"/>
+          <w:szCs w:val="28"/>
+          <w:highlight w:val="darkGray"/>
+          <w:u w:val="single"/>
+        </w:rPr>
+        <w:t>ex:-</w:t>
+      </w:r>
+      <w:proofErr w:type="gramEnd"/>
+      <w:r>
+        <w:rPr>
+          <w:sz w:val="28"/>
+          <w:szCs w:val="28"/>
+          <w:u w:val="single"/>
+        </w:rPr>
+        <w:t xml:space="preserve"> </w:t>
+      </w:r>
+      <w:r>
+        <w:rPr>
+          <w:sz w:val="28"/>
+          <w:szCs w:val="28"/>
+          <w:u w:val="single"/>
+        </w:rPr>
+        <w:t xml:space="preserve">     </w:t>
+      </w:r>
+    </w:p>
+    <w:p>
+      <w:pPr>
+        <w:rPr>
+          <w:highlight w:val="darkGray"/>
+        </w:rPr>
+      </w:pPr>
+      <w:r>
+        <w:t xml:space="preserve">   </w:t>
+      </w:r>
+      <w:r>
+        <w:rPr>
+          <w:rFonts w:ascii="Segoe UI Emoji" w:hAnsi="Segoe UI Emoji" w:cs="Segoe UI Emoji"/>
+          <w:highlight w:val="darkGray"/>
+        </w:rPr>
+        <w:t>🧑</w:t>
+      </w:r>
+      <w:r>
+        <w:rPr>
+          <w:highlight w:val="darkGray"/>
+        </w:rPr>
+        <w:t>‍</w:t>
+      </w:r>
+      <w:r>
+        <w:rPr>
+          <w:rFonts w:ascii="Segoe UI Emoji" w:hAnsi="Segoe UI Emoji" w:cs="Segoe UI Emoji"/>
+          <w:highlight w:val="darkGray"/>
+        </w:rPr>
+        <w:t>💻</w:t>
+      </w:r>
+      <w:r>
+        <w:rPr>
+          <w:highlight w:val="darkGray"/>
+        </w:rPr>
+        <w:t xml:space="preserve"> USER / CLIENT (Presentation Layer)</w:t>
+      </w:r>
+    </w:p>
+    <w:p>
+      <w:pPr>
+        <w:rPr>
+          <w:highlight w:val="darkGray"/>
+        </w:rPr>
+      </w:pPr>
+      <w:r>
+        <w:rPr>
+          <w:highlight w:val="darkGray"/>
+        </w:rPr>
+        <w:t xml:space="preserve">                 │</w:t>
+      </w:r>
+    </w:p>
+    <w:p>
+      <w:pPr>
+        <w:rPr>
+          <w:highlight w:val="darkGray"/>
+        </w:rPr>
+      </w:pPr>
+      <w:r>
+        <w:rPr>
+          <w:highlight w:val="darkGray"/>
+        </w:rPr>
+        <w:t xml:space="preserve">                 </w:t>
+      </w:r>
+      <w:r>
+        <w:rPr>
+          <w:rFonts w:ascii="Arial" w:hAnsi="Arial" w:cs="Arial"/>
+          <w:highlight w:val="darkGray"/>
+        </w:rPr>
+        <w:t>▼</w:t>
+      </w:r>
+    </w:p>
+    <w:p>
+      <w:pPr>
+        <w:rPr>
+          <w:highlight w:val="darkGray"/>
+        </w:rPr>
+      </w:pPr>
+      <w:r>
+        <w:rPr>
+          <w:highlight w:val="darkGray"/>
+        </w:rPr>
+        <w:t xml:space="preserve">        </w:t>
+      </w:r>
+      <w:r>
+        <w:rPr>
+          <w:rFonts w:ascii="Segoe UI Emoji" w:hAnsi="Segoe UI Emoji" w:cs="Segoe UI Emoji"/>
+          <w:highlight w:val="darkGray"/>
+        </w:rPr>
+        <w:t>🌐</w:t>
+      </w:r>
+      <w:r>
+        <w:rPr>
+          <w:highlight w:val="darkGray"/>
+        </w:rPr>
+        <w:t xml:space="preserve"> WEB / UI LAYER</w:t>
+      </w:r>
+    </w:p>
+    <w:p>
+      <w:pPr>
+        <w:rPr>
+          <w:highlight w:val="darkGray"/>
+        </w:rPr>
+      </w:pPr>
+      <w:r>
+        <w:rPr>
+          <w:highlight w:val="darkGray"/>
+        </w:rPr>
+        <w:t xml:space="preserve">   (Browser, HTML, CSS, React, etc.)</w:t>
+      </w:r>
+    </w:p>
+    <w:p>
+      <w:pPr>
+        <w:rPr>
+          <w:highlight w:val="darkGray"/>
+        </w:rPr>
+      </w:pPr>
+      <w:r>
+        <w:rPr>
+          <w:highlight w:val="darkGray"/>
+        </w:rPr>
+        <w:lastRenderedPageBreak/>
+        <w:t xml:space="preserve">                 │</w:t>
+      </w:r>
+    </w:p>
+    <w:p>
+      <w:pPr>
+        <w:rPr>
+          <w:highlight w:val="darkGray"/>
+        </w:rPr>
+      </w:pPr>
+      <w:r>
+        <w:rPr>
+          <w:highlight w:val="darkGray"/>
+        </w:rPr>
+        <w:t xml:space="preserve">                 </w:t>
+      </w:r>
+      <w:r>
+        <w:rPr>
+          <w:rFonts w:ascii="Arial" w:hAnsi="Arial" w:cs="Arial"/>
+          <w:highlight w:val="darkGray"/>
+        </w:rPr>
+        <w:t>▼</w:t>
+      </w:r>
+    </w:p>
+    <w:p>
+      <w:pPr>
+        <w:rPr>
+          <w:highlight w:val="darkGray"/>
+        </w:rPr>
+      </w:pPr>
+      <w:r>
+        <w:rPr>
+          <w:highlight w:val="darkGray"/>
+        </w:rPr>
+        <w:t xml:space="preserve">        </w:t>
+      </w:r>
+      <w:r>
+        <w:rPr>
+          <w:rFonts w:ascii="Segoe UI Emoji" w:hAnsi="Segoe UI Emoji" w:cs="Segoe UI Emoji"/>
+          <w:highlight w:val="darkGray"/>
+        </w:rPr>
+        <w:t>⚙️</w:t>
+      </w:r>
+      <w:r>
+        <w:rPr>
+          <w:highlight w:val="darkGray"/>
+        </w:rPr>
+        <w:t xml:space="preserve"> APPLICATION LAYER (Logic)</w:t>
+      </w:r>
+    </w:p>
+    <w:p>
+      <w:pPr>
+        <w:rPr>
+          <w:highlight w:val="darkGray"/>
+        </w:rPr>
+      </w:pPr>
+      <w:r>
+        <w:rPr>
+          <w:highlight w:val="darkGray"/>
+        </w:rPr>
+        <w:t xml:space="preserve">   (Server: Node.js / Python / Java)</w:t>
+      </w:r>
+    </w:p>
+    <w:p>
+      <w:pPr>
+        <w:rPr>
+          <w:highlight w:val="darkGray"/>
+        </w:rPr>
+      </w:pPr>
+      <w:r>
+        <w:rPr>
+          <w:highlight w:val="darkGray"/>
+        </w:rPr>
+        <w:t xml:space="preserve">                 │</w:t>
+      </w:r>
+    </w:p>
+    <w:p>
+      <w:pPr>
+        <w:rPr>
+          <w:highlight w:val="darkGray"/>
+        </w:rPr>
+      </w:pPr>
+      <w:r>
+        <w:rPr>
+          <w:highlight w:val="darkGray"/>
+        </w:rPr>
+        <w:t xml:space="preserve">                 </w:t>
+      </w:r>
+      <w:r>
+        <w:rPr>
+          <w:rFonts w:ascii="Arial" w:hAnsi="Arial" w:cs="Arial"/>
+          <w:highlight w:val="darkGray"/>
+        </w:rPr>
+        <w:t>▼</w:t>
+      </w:r>
+    </w:p>
+    <w:p>
+      <w:pPr>
+        <w:rPr>
+          <w:highlight w:val="darkGray"/>
+        </w:rPr>
+      </w:pPr>
+      <w:r>
+        <w:rPr>
+          <w:highlight w:val="darkGray"/>
+        </w:rPr>
+        <w:t xml:space="preserve">        </w:t>
+      </w:r>
+      <w:r>
+        <w:rPr>
+          <w:rFonts w:ascii="Segoe UI Emoji" w:hAnsi="Segoe UI Emoji" w:cs="Segoe UI Emoji"/>
+          <w:highlight w:val="darkGray"/>
+        </w:rPr>
+        <w:t>🗄️</w:t>
+      </w:r>
+      <w:r>
+        <w:rPr>
+          <w:highlight w:val="darkGray"/>
+        </w:rPr>
+        <w:t xml:space="preserve"> DATABASE LAYER (Data)</w:t>
+      </w:r>
+    </w:p>
+    <w:p>
+      <w:r>
+        <w:rPr>
+          <w:highlight w:val="darkGray"/>
+        </w:rPr>
+        <w:t xml:space="preserve">   (MySQL / MongoDB / PostgreSQL)</w:t>
+      </w:r>
+    </w:p>
+    <w:p>
+      <w:pPr>
+        <w:pStyle w:val="ListParagraph"/>
+        <w:numPr>
+          <w:ilvl w:val="0"/>
+          <w:numId w:val="1"/>
+        </w:numPr>
+        <w:rPr>
+          <w:sz w:val="28"/>
+          <w:szCs w:val="28"/>
+          <w:highlight w:val="yellow"/>
+          <w:u w:val="single"/>
+        </w:rPr>
+      </w:pPr>
+      <w:r>
+        <w:rPr>
+          <w:sz w:val="28"/>
+          <w:szCs w:val="28"/>
+          <w:highlight w:val="yellow"/>
+          <w:u w:val="single"/>
+        </w:rPr>
+        <w:t xml:space="preserve">Layer in software architecture </w:t>
+      </w:r>
+    </w:p>
+    <w:p>
+      <w:r>
+        <w:t xml:space="preserve">Layer means group of related </w:t>
+      </w:r>
+      <w:proofErr w:type="spellStart"/>
+      <w:r>
+        <w:t>fuctionality</w:t>
+      </w:r>
+      <w:proofErr w:type="spellEnd"/>
+      <w:r>
+        <w:t xml:space="preserve"> </w:t>
+      </w:r>
+    </w:p>
+    <w:p>
+      <w:pPr>
+        <w:pStyle w:val="ListParagraph"/>
+        <w:numPr>
+          <w:ilvl w:val="0"/>
+          <w:numId w:val="5"/>
+        </w:numPr>
+      </w:pPr>
+      <w:r>
+        <w:t>Presentation layer</w:t>
+      </w:r>
+    </w:p>
+    <w:p>
+      <w:pPr>
+        <w:pStyle w:val="ListParagraph"/>
+        <w:numPr>
+          <w:ilvl w:val="0"/>
+          <w:numId w:val="5"/>
+        </w:numPr>
+      </w:pPr>
+      <w:r>
+        <w:t xml:space="preserve">Business layer </w:t>
+      </w:r>
+    </w:p>
+    <w:p>
+      <w:pPr>
+        <w:pStyle w:val="ListParagraph"/>
+        <w:numPr>
+          <w:ilvl w:val="0"/>
+          <w:numId w:val="5"/>
+        </w:numPr>
+      </w:pPr>
+      <w:r>
+        <w:t>Persistence layer</w:t>
+      </w:r>
+    </w:p>
+    <w:p>
+      <w:pPr>
+        <w:pStyle w:val="ListParagraph"/>
+        <w:numPr>
+          <w:ilvl w:val="0"/>
+          <w:numId w:val="5"/>
+        </w:numPr>
+      </w:pPr>
+      <w:r>
+        <w:t xml:space="preserve">Database layer </w:t>
+      </w:r>
+    </w:p>
+    <w:p>
+      <w:r>
+        <w:t xml:space="preserve">Example: tablet, collections </w:t>
+      </w:r>
+    </w:p>
+    <w:p>
+      <w:pPr>
+        <w:pStyle w:val="ListParagraph"/>
+        <w:numPr>
+          <w:ilvl w:val="0"/>
+          <w:numId w:val="1"/>
+        </w:numPr>
+        <w:rPr>
+          <w:sz w:val="28"/>
+          <w:szCs w:val="28"/>
+          <w:highlight w:val="yellow"/>
+          <w:u w:val="single"/>
+        </w:rPr>
+      </w:pPr>
+      <w:r>
+        <w:rPr>
+          <w:sz w:val="28"/>
+          <w:szCs w:val="28"/>
+          <w:highlight w:val="yellow"/>
+          <w:u w:val="single"/>
+        </w:rPr>
+        <w:t xml:space="preserve">Software environment </w:t>
+      </w:r>
+    </w:p>
+    <w:p>
+      <w:r>
+        <w:t>A software environment is the complete setup in which software application run.</w:t>
+      </w:r>
+    </w:p>
+    <w:p>
+      <w:r>
+        <w:t xml:space="preserve">It includes all the tool system and setting needed to develop run and mange software </w:t>
+      </w:r>
+    </w:p>
+    <w:p>
+      <w:r>
         <w:t xml:space="preserve">  </w:t>
       </w:r>
-    </w:p>
-    <w:p>
-      <w:pPr>
-        <w:pStyle w:val="ListParagraph"/>
-      </w:pPr>
-    </w:p>
-    <w:p>
-      <w:pPr>
-        <w:pStyle w:val="ListParagraph"/>
-      </w:pPr>
-      <w:r>
-        <w:t>Client: A client is a device a program that requests services or data.</w:t>
-      </w:r>
-    </w:p>
-    <w:p>
-      <w:pPr>
-        <w:pStyle w:val="ListParagraph"/>
-      </w:pPr>
-      <w:r>
-        <w:t>Server: A server Is a system that provides data or service to clients.</w:t>
-      </w:r>
-    </w:p>
-    <w:p>
-      <w:pPr>
-        <w:pStyle w:val="ListParagraph"/>
-      </w:pPr>
+      <w:r>
+        <w:t>In short: software environment = everything required to build and run a program</w:t>
+      </w:r>
+    </w:p>
+    <w:p>
+      <w:proofErr w:type="gramStart"/>
+      <w:r>
+        <w:t>Example:-</w:t>
+      </w:r>
+      <w:proofErr w:type="gramEnd"/>
+      <w:r>
+        <w:t xml:space="preserve"> </w:t>
+      </w:r>
     </w:p>
     <w:p>
       <w:pPr>
@@ -556,7 +2912,790 @@
         </w:numPr>
       </w:pPr>
       <w:r>
-        <w:t xml:space="preserve">Key points </w:t>
+        <w:t xml:space="preserve">Vs code </w:t>
+      </w:r>
+    </w:p>
+    <w:p>
+      <w:pPr>
+        <w:pStyle w:val="ListParagraph"/>
+        <w:numPr>
+          <w:ilvl w:val="0"/>
+          <w:numId w:val="5"/>
+        </w:numPr>
+      </w:pPr>
+      <w:r>
+        <w:t xml:space="preserve">Run program in computer </w:t>
+      </w:r>
+    </w:p>
+    <w:p>
+      <w:pPr>
+        <w:pStyle w:val="ListParagraph"/>
+        <w:numPr>
+          <w:ilvl w:val="0"/>
+          <w:numId w:val="5"/>
+        </w:numPr>
+      </w:pPr>
+      <w:r>
+        <w:t xml:space="preserve">Node.js </w:t>
+      </w:r>
+    </w:p>
+    <w:p>
+      <w:pPr>
+        <w:pStyle w:val="ListParagraph"/>
+        <w:numPr>
+          <w:ilvl w:val="0"/>
+          <w:numId w:val="5"/>
+        </w:numPr>
+      </w:pPr>
+      <w:r>
+        <w:t xml:space="preserve">Store data in database </w:t>
+      </w:r>
+    </w:p>
+    <w:p/>
+    <w:p>
+      <w:pPr>
+        <w:pStyle w:val="ListParagraph"/>
+        <w:numPr>
+          <w:ilvl w:val="0"/>
+          <w:numId w:val="1"/>
+        </w:numPr>
+        <w:rPr>
+          <w:sz w:val="28"/>
+          <w:szCs w:val="28"/>
+          <w:highlight w:val="yellow"/>
+          <w:u w:val="single"/>
+        </w:rPr>
+      </w:pPr>
+      <w:r>
+        <w:rPr>
+          <w:sz w:val="28"/>
+          <w:szCs w:val="28"/>
+          <w:u w:val="single"/>
+        </w:rPr>
+        <w:t xml:space="preserve"> </w:t>
+      </w:r>
+      <w:r>
+        <w:rPr>
+          <w:sz w:val="28"/>
+          <w:szCs w:val="28"/>
+          <w:highlight w:val="yellow"/>
+          <w:u w:val="single"/>
+        </w:rPr>
+        <w:t xml:space="preserve">Source code </w:t>
+      </w:r>
+    </w:p>
+    <w:p>
+      <w:pPr>
+        <w:pStyle w:val="ListParagraph"/>
+        <w:numPr>
+          <w:ilvl w:val="0"/>
+          <w:numId w:val="5"/>
+        </w:numPr>
+      </w:pPr>
+      <w:r>
+        <w:t xml:space="preserve">High level </w:t>
+      </w:r>
+    </w:p>
+    <w:p>
+      <w:pPr>
+        <w:pStyle w:val="ListParagraph"/>
+        <w:numPr>
+          <w:ilvl w:val="0"/>
+          <w:numId w:val="5"/>
+        </w:numPr>
+      </w:pPr>
+      <w:r>
+        <w:t xml:space="preserve">Low level </w:t>
+      </w:r>
+    </w:p>
+    <w:p>
+      <w:pPr>
+        <w:pStyle w:val="ListParagraph"/>
+        <w:numPr>
+          <w:ilvl w:val="0"/>
+          <w:numId w:val="5"/>
+        </w:numPr>
+      </w:pPr>
+      <w:proofErr w:type="spellStart"/>
+      <w:r>
+        <w:lastRenderedPageBreak/>
+        <w:t>Mid level</w:t>
+      </w:r>
+      <w:proofErr w:type="spellEnd"/>
+    </w:p>
+    <w:p>
+      <w:pPr>
+        <w:pStyle w:val="ListParagraph"/>
+        <w:numPr>
+          <w:ilvl w:val="0"/>
+          <w:numId w:val="12"/>
+        </w:numPr>
+      </w:pPr>
+      <w:r>
+        <w:t xml:space="preserve">High level programming language </w:t>
+      </w:r>
+    </w:p>
+    <w:p>
+      <w:r>
+        <w:t xml:space="preserve">Object based programming. </w:t>
+      </w:r>
+    </w:p>
+    <w:p>
+      <w:r>
+        <w:t>High level programming language writing program using language that are easy for humans to read and understand.</w:t>
+      </w:r>
+    </w:p>
+    <w:p>
+      <w:r>
+        <w:t xml:space="preserve">Examples: java, phyton </w:t>
+      </w:r>
+    </w:p>
+    <w:p>
+      <w:pPr>
+        <w:pStyle w:val="ListParagraph"/>
+        <w:numPr>
+          <w:ilvl w:val="0"/>
+          <w:numId w:val="12"/>
+        </w:numPr>
+      </w:pPr>
+      <w:r>
+        <w:t xml:space="preserve">Low level programming </w:t>
+      </w:r>
+    </w:p>
+    <w:p>
+      <w:r>
+        <w:t xml:space="preserve">Machine language programming </w:t>
+      </w:r>
+    </w:p>
+    <w:p>
+      <w:r>
+        <w:t xml:space="preserve">Machine language written binary language </w:t>
+      </w:r>
+    </w:p>
+    <w:p>
+      <w:r>
+        <w:t xml:space="preserve">Easy to use, </w:t>
+      </w:r>
+      <w:r>
+        <w:t xml:space="preserve">speed, hardware control </w:t>
+      </w:r>
+    </w:p>
+    <w:p>
+      <w:pPr>
+        <w:pStyle w:val="ListParagraph"/>
+        <w:numPr>
+          <w:ilvl w:val="0"/>
+          <w:numId w:val="12"/>
+        </w:numPr>
+      </w:pPr>
+      <w:r>
+        <w:t xml:space="preserve">Middle level language </w:t>
+      </w:r>
+    </w:p>
+    <w:p>
+      <w:r>
+        <w:t xml:space="preserve">C language, </w:t>
+      </w:r>
+      <w:proofErr w:type="spellStart"/>
+      <w:r>
+        <w:t>c++</w:t>
+      </w:r>
+      <w:proofErr w:type="spellEnd"/>
+      <w:r>
+        <w:t xml:space="preserve"> </w:t>
+      </w:r>
+    </w:p>
+    <w:p/>
+    <w:p>
+      <w:pPr>
+        <w:pStyle w:val="ListParagraph"/>
+        <w:numPr>
+          <w:ilvl w:val="0"/>
+          <w:numId w:val="1"/>
+        </w:numPr>
+        <w:rPr>
+          <w:sz w:val="28"/>
+          <w:szCs w:val="28"/>
+          <w:highlight w:val="yellow"/>
+          <w:u w:val="single"/>
+        </w:rPr>
+      </w:pPr>
+      <w:proofErr w:type="spellStart"/>
+      <w:r>
+        <w:rPr>
+          <w:sz w:val="28"/>
+          <w:szCs w:val="28"/>
+          <w:highlight w:val="yellow"/>
+          <w:u w:val="single"/>
+        </w:rPr>
+        <w:t>Github</w:t>
+      </w:r>
+      <w:proofErr w:type="spellEnd"/>
+      <w:r>
+        <w:rPr>
+          <w:sz w:val="28"/>
+          <w:szCs w:val="28"/>
+          <w:highlight w:val="yellow"/>
+          <w:u w:val="single"/>
+        </w:rPr>
+        <w:t xml:space="preserve"> and introduction </w:t>
+      </w:r>
+    </w:p>
+    <w:p>
+      <w:proofErr w:type="spellStart"/>
+      <w:r>
+        <w:t>Github</w:t>
+      </w:r>
+      <w:proofErr w:type="spellEnd"/>
+      <w:r>
+        <w:t xml:space="preserve"> is wed based platform used to store manage and share code.</w:t>
+      </w:r>
+    </w:p>
+    <w:p>
+      <w:r>
+        <w:t xml:space="preserve">It helps developers work together on o=projects using version control </w:t>
+      </w:r>
+    </w:p>
+    <w:p>
+      <w:r>
+        <w:t xml:space="preserve">Key features of </w:t>
+      </w:r>
+      <w:proofErr w:type="spellStart"/>
+      <w:r>
+        <w:t>github</w:t>
+      </w:r>
+      <w:proofErr w:type="spellEnd"/>
+      <w:r>
+        <w:t xml:space="preserve"> </w:t>
+      </w:r>
+    </w:p>
+    <w:p>
+      <w:pPr>
+        <w:pStyle w:val="ListParagraph"/>
+        <w:numPr>
+          <w:ilvl w:val="0"/>
+          <w:numId w:val="5"/>
+        </w:numPr>
+      </w:pPr>
+      <w:r>
+        <w:t xml:space="preserve">Repositories </w:t>
+      </w:r>
+    </w:p>
+    <w:p>
+      <w:pPr>
+        <w:pStyle w:val="ListParagraph"/>
+        <w:numPr>
+          <w:ilvl w:val="0"/>
+          <w:numId w:val="5"/>
+        </w:numPr>
+      </w:pPr>
+      <w:r>
+        <w:t xml:space="preserve">Version control </w:t>
+      </w:r>
+    </w:p>
+    <w:p>
+      <w:pPr>
+        <w:pStyle w:val="ListParagraph"/>
+        <w:numPr>
+          <w:ilvl w:val="0"/>
+          <w:numId w:val="5"/>
+        </w:numPr>
+      </w:pPr>
+      <w:r>
+        <w:t xml:space="preserve">Collaboration </w:t>
+      </w:r>
+    </w:p>
+    <w:p>
+      <w:pPr>
+        <w:pStyle w:val="ListParagraph"/>
+        <w:numPr>
+          <w:ilvl w:val="0"/>
+          <w:numId w:val="5"/>
+        </w:numPr>
+      </w:pPr>
+      <w:r>
+        <w:t xml:space="preserve">Branches </w:t>
+      </w:r>
+    </w:p>
+    <w:p>
+      <w:pPr>
+        <w:pStyle w:val="ListParagraph"/>
+        <w:numPr>
+          <w:ilvl w:val="0"/>
+          <w:numId w:val="5"/>
+        </w:numPr>
+      </w:pPr>
+      <w:r>
+        <w:t xml:space="preserve">Pull request </w:t>
+      </w:r>
+    </w:p>
+    <w:p/>
+    <w:p>
+      <w:pPr>
+        <w:pStyle w:val="ListParagraph"/>
+        <w:numPr>
+          <w:ilvl w:val="0"/>
+          <w:numId w:val="1"/>
+        </w:numPr>
+        <w:rPr>
+          <w:sz w:val="28"/>
+          <w:szCs w:val="28"/>
+          <w:highlight w:val="yellow"/>
+          <w:u w:val="single"/>
+        </w:rPr>
+      </w:pPr>
+      <w:r>
+        <w:rPr>
+          <w:sz w:val="28"/>
+          <w:szCs w:val="28"/>
+          <w:highlight w:val="yellow"/>
+          <w:u w:val="single"/>
+        </w:rPr>
+        <w:t xml:space="preserve">Student account in </w:t>
+      </w:r>
+      <w:proofErr w:type="spellStart"/>
+      <w:r>
+        <w:rPr>
+          <w:sz w:val="28"/>
+          <w:szCs w:val="28"/>
+          <w:highlight w:val="yellow"/>
+          <w:u w:val="single"/>
+        </w:rPr>
+        <w:t>github</w:t>
+      </w:r>
+      <w:proofErr w:type="spellEnd"/>
+      <w:r>
+        <w:rPr>
+          <w:sz w:val="28"/>
+          <w:szCs w:val="28"/>
+          <w:highlight w:val="yellow"/>
+          <w:u w:val="single"/>
+        </w:rPr>
+        <w:t xml:space="preserve"> </w:t>
+      </w:r>
+    </w:p>
+    <w:p>
+      <w:r>
+        <w:t xml:space="preserve">A </w:t>
+      </w:r>
+      <w:proofErr w:type="spellStart"/>
+      <w:r>
+        <w:t>github</w:t>
+      </w:r>
+      <w:proofErr w:type="spellEnd"/>
+      <w:r>
+        <w:t xml:space="preserve"> students accounts officially called the </w:t>
+      </w:r>
+      <w:proofErr w:type="spellStart"/>
+      <w:r>
+        <w:t>github</w:t>
+      </w:r>
+      <w:proofErr w:type="spellEnd"/>
+      <w:r>
+        <w:t xml:space="preserve"> student </w:t>
+      </w:r>
+      <w:proofErr w:type="spellStart"/>
+      <w:r>
+        <w:t>developeris</w:t>
+      </w:r>
+      <w:proofErr w:type="spellEnd"/>
+      <w:r>
+        <w:t xml:space="preserve"> special program for student that gives you free tools, software and benefits for learning </w:t>
+      </w:r>
+      <w:proofErr w:type="gramStart"/>
+      <w:r>
+        <w:t>development .</w:t>
+      </w:r>
+      <w:proofErr w:type="gramEnd"/>
+    </w:p>
+    <w:p>
+      <w:pPr>
+        <w:pStyle w:val="ListParagraph"/>
+        <w:numPr>
+          <w:ilvl w:val="0"/>
+          <w:numId w:val="5"/>
+        </w:numPr>
+      </w:pPr>
+      <w:r>
+        <w:t xml:space="preserve">If you creating your account in </w:t>
+      </w:r>
+      <w:proofErr w:type="spellStart"/>
+      <w:r>
+        <w:t>github</w:t>
+      </w:r>
+      <w:proofErr w:type="spellEnd"/>
+      <w:r>
+        <w:t xml:space="preserve"> </w:t>
+      </w:r>
+    </w:p>
+    <w:p>
+      <w:r>
+        <w:t xml:space="preserve">Free </w:t>
+      </w:r>
+      <w:proofErr w:type="spellStart"/>
+      <w:r>
+        <w:t>github</w:t>
+      </w:r>
+      <w:proofErr w:type="spellEnd"/>
+      <w:r>
+        <w:t xml:space="preserve"> pro</w:t>
+      </w:r>
+    </w:p>
+    <w:p>
+      <w:r>
+        <w:lastRenderedPageBreak/>
+        <w:t xml:space="preserve">Free domain name </w:t>
+      </w:r>
+    </w:p>
+    <w:p>
+      <w:r>
+        <w:t xml:space="preserve">Cloud service credit </w:t>
+      </w:r>
+    </w:p>
+    <w:p>
+      <w:r>
+        <w:t xml:space="preserve">Development tools </w:t>
+      </w:r>
+    </w:p>
+    <w:p>
+      <w:r>
+        <w:t xml:space="preserve">Learning platform </w:t>
+      </w:r>
+    </w:p>
+    <w:p/>
+    <w:p>
+      <w:pPr>
+        <w:pStyle w:val="ListParagraph"/>
+        <w:numPr>
+          <w:ilvl w:val="0"/>
+          <w:numId w:val="1"/>
+        </w:numPr>
+        <w:rPr>
+          <w:sz w:val="28"/>
+          <w:szCs w:val="28"/>
+          <w:highlight w:val="yellow"/>
+          <w:u w:val="single"/>
+        </w:rPr>
+      </w:pPr>
+      <w:r>
+        <w:rPr>
+          <w:sz w:val="28"/>
+          <w:szCs w:val="28"/>
+          <w:highlight w:val="yellow"/>
+          <w:u w:val="single"/>
+        </w:rPr>
+        <w:t xml:space="preserve">Types of software </w:t>
+      </w:r>
+    </w:p>
+    <w:p>
+      <w:pPr>
+        <w:pStyle w:val="ListParagraph"/>
+        <w:ind w:left="2202"/>
+        <w:rPr>
+          <w:sz w:val="28"/>
+          <w:szCs w:val="28"/>
+          <w:highlight w:val="yellow"/>
+        </w:rPr>
+      </w:pPr>
+    </w:p>
+    <w:p>
+      <w:pPr>
+        <w:pStyle w:val="ListParagraph"/>
+        <w:numPr>
+          <w:ilvl w:val="0"/>
+          <w:numId w:val="5"/>
+        </w:numPr>
+      </w:pPr>
+      <w:r>
+        <w:t xml:space="preserve">Application software </w:t>
+      </w:r>
+    </w:p>
+    <w:p>
+      <w:pPr>
+        <w:pStyle w:val="ListParagraph"/>
+        <w:numPr>
+          <w:ilvl w:val="0"/>
+          <w:numId w:val="5"/>
+        </w:numPr>
+      </w:pPr>
+      <w:r>
+        <w:t xml:space="preserve">System software </w:t>
+      </w:r>
+    </w:p>
+    <w:p>
+      <w:pPr>
+        <w:pStyle w:val="ListParagraph"/>
+        <w:numPr>
+          <w:ilvl w:val="0"/>
+          <w:numId w:val="5"/>
+        </w:numPr>
+      </w:pPr>
+      <w:r>
+        <w:t>Driver software</w:t>
+      </w:r>
+    </w:p>
+    <w:p>
+      <w:pPr>
+        <w:pStyle w:val="ListParagraph"/>
+        <w:numPr>
+          <w:ilvl w:val="0"/>
+          <w:numId w:val="5"/>
+        </w:numPr>
+      </w:pPr>
+      <w:r>
+        <w:t xml:space="preserve">Middleware software </w:t>
+      </w:r>
+    </w:p>
+    <w:p>
+      <w:pPr>
+        <w:pStyle w:val="ListParagraph"/>
+        <w:numPr>
+          <w:ilvl w:val="0"/>
+          <w:numId w:val="5"/>
+        </w:numPr>
+      </w:pPr>
+      <w:r>
+        <w:t xml:space="preserve">Programming software </w:t>
+      </w:r>
+    </w:p>
+    <w:p/>
+    <w:p>
+      <w:pPr>
+        <w:pStyle w:val="ListParagraph"/>
+        <w:numPr>
+          <w:ilvl w:val="0"/>
+          <w:numId w:val="1"/>
+        </w:numPr>
+        <w:rPr>
+          <w:sz w:val="28"/>
+          <w:szCs w:val="28"/>
+          <w:highlight w:val="yellow"/>
+          <w:u w:val="single"/>
+        </w:rPr>
+      </w:pPr>
+      <w:r>
+        <w:rPr>
+          <w:sz w:val="28"/>
+          <w:szCs w:val="28"/>
+          <w:highlight w:val="yellow"/>
+          <w:u w:val="single"/>
+        </w:rPr>
+        <w:t xml:space="preserve">Git and </w:t>
+      </w:r>
+      <w:proofErr w:type="spellStart"/>
+      <w:r>
+        <w:rPr>
+          <w:sz w:val="28"/>
+          <w:szCs w:val="28"/>
+          <w:highlight w:val="yellow"/>
+          <w:u w:val="single"/>
+        </w:rPr>
+        <w:t>gitub</w:t>
+      </w:r>
+      <w:proofErr w:type="spellEnd"/>
+      <w:r>
+        <w:rPr>
+          <w:sz w:val="28"/>
+          <w:szCs w:val="28"/>
+          <w:highlight w:val="yellow"/>
+          <w:u w:val="single"/>
+        </w:rPr>
+        <w:t xml:space="preserve"> training </w:t>
+      </w:r>
+    </w:p>
+    <w:p>
+      <w:r>
+        <w:t>Git is version control system.</w:t>
+      </w:r>
+    </w:p>
+    <w:p>
+      <w:proofErr w:type="spellStart"/>
+      <w:r>
+        <w:t>Github</w:t>
+      </w:r>
+      <w:proofErr w:type="spellEnd"/>
+      <w:r>
+        <w:t xml:space="preserve"> is a </w:t>
+      </w:r>
+      <w:proofErr w:type="spellStart"/>
+      <w:r>
+        <w:t>cloude</w:t>
+      </w:r>
+      <w:proofErr w:type="spellEnd"/>
+      <w:r>
+        <w:t xml:space="preserve"> platform here you store git repositories online. </w:t>
+      </w:r>
+    </w:p>
+    <w:p>
+      <w:pPr>
+        <w:pStyle w:val="ListParagraph"/>
+        <w:numPr>
+          <w:ilvl w:val="0"/>
+          <w:numId w:val="5"/>
+        </w:numPr>
+      </w:pPr>
+      <w:r>
+        <w:t xml:space="preserve">Install git </w:t>
+      </w:r>
+    </w:p>
+    <w:p>
+      <w:pPr>
+        <w:pStyle w:val="ListParagraph"/>
+        <w:numPr>
+          <w:ilvl w:val="0"/>
+          <w:numId w:val="5"/>
+        </w:numPr>
+      </w:pPr>
+      <w:r>
+        <w:t xml:space="preserve">Basic git commands </w:t>
+      </w:r>
+    </w:p>
+    <w:p>
+      <w:pPr>
+        <w:pStyle w:val="ListParagraph"/>
+        <w:numPr>
+          <w:ilvl w:val="0"/>
+          <w:numId w:val="5"/>
+        </w:numPr>
+      </w:pPr>
+      <w:r>
+        <w:t>Connect with git</w:t>
+      </w:r>
+    </w:p>
+    <w:p>
+      <w:pPr>
+        <w:pStyle w:val="ListParagraph"/>
+        <w:numPr>
+          <w:ilvl w:val="0"/>
+          <w:numId w:val="5"/>
+        </w:numPr>
+      </w:pPr>
+      <w:r>
+        <w:t xml:space="preserve">Clone existing repository </w:t>
+      </w:r>
+    </w:p>
+    <w:p>
+      <w:pPr>
+        <w:pStyle w:val="ListParagraph"/>
+        <w:numPr>
+          <w:ilvl w:val="0"/>
+          <w:numId w:val="5"/>
+        </w:numPr>
+      </w:pPr>
+      <w:r>
+        <w:t xml:space="preserve">Pull latest change </w:t>
+      </w:r>
+    </w:p>
+    <w:p>
+      <w:pPr>
+        <w:pStyle w:val="ListParagraph"/>
+        <w:numPr>
+          <w:ilvl w:val="0"/>
+          <w:numId w:val="5"/>
+        </w:numPr>
+      </w:pPr>
+      <w:r>
+        <w:t xml:space="preserve">Branching </w:t>
+      </w:r>
+    </w:p>
+    <w:p/>
+    <w:p>
+      <w:pPr>
+        <w:pStyle w:val="ListParagraph"/>
+        <w:numPr>
+          <w:ilvl w:val="0"/>
+          <w:numId w:val="1"/>
+        </w:numPr>
+        <w:rPr>
+          <w:sz w:val="28"/>
+          <w:szCs w:val="28"/>
+          <w:highlight w:val="yellow"/>
+          <w:u w:val="single"/>
+        </w:rPr>
+      </w:pPr>
+      <w:r>
+        <w:rPr>
+          <w:sz w:val="28"/>
+          <w:szCs w:val="28"/>
+          <w:highlight w:val="yellow"/>
+          <w:u w:val="single"/>
+        </w:rPr>
+        <w:t xml:space="preserve">Application software </w:t>
+      </w:r>
+    </w:p>
+    <w:p>
+      <w:r>
+        <w:t>Application software is types of software designed to help uses perform specific tasks.</w:t>
+      </w:r>
+    </w:p>
+    <w:p>
+      <w:r>
+        <w:t xml:space="preserve">It’s a software that you user directly for your work. </w:t>
+      </w:r>
+    </w:p>
+    <w:p>
+      <w:r>
+        <w:t>Examples</w:t>
+      </w:r>
+      <w:r>
+        <w:t xml:space="preserve">: </w:t>
+      </w:r>
+    </w:p>
+    <w:p>
+      <w:pPr>
+        <w:pStyle w:val="ListParagraph"/>
+        <w:numPr>
+          <w:ilvl w:val="0"/>
+          <w:numId w:val="5"/>
+        </w:numPr>
+      </w:pPr>
+      <w:r>
+        <w:t xml:space="preserve">Microsoft word </w:t>
+      </w:r>
+    </w:p>
+    <w:p>
+      <w:pPr>
+        <w:pStyle w:val="ListParagraph"/>
+        <w:numPr>
+          <w:ilvl w:val="0"/>
+          <w:numId w:val="5"/>
+        </w:numPr>
+      </w:pPr>
+      <w:r>
+        <w:t xml:space="preserve">Google chrome </w:t>
+      </w:r>
+    </w:p>
+    <w:p>
+      <w:pPr>
+        <w:pStyle w:val="ListParagraph"/>
+        <w:numPr>
+          <w:ilvl w:val="0"/>
+          <w:numId w:val="5"/>
+        </w:numPr>
+      </w:pPr>
+      <w:r>
+        <w:lastRenderedPageBreak/>
+        <w:t xml:space="preserve">Microsoft </w:t>
+      </w:r>
+      <w:proofErr w:type="gramStart"/>
+      <w:r>
+        <w:t>excel</w:t>
+      </w:r>
+      <w:proofErr w:type="gramEnd"/>
+      <w:r>
+        <w:t xml:space="preserve"> </w:t>
+      </w:r>
+    </w:p>
+    <w:p>
+      <w:pPr>
+        <w:pStyle w:val="ListParagraph"/>
+        <w:numPr>
+          <w:ilvl w:val="0"/>
+          <w:numId w:val="5"/>
+        </w:numPr>
+      </w:pPr>
+      <w:r>
+        <w:t xml:space="preserve">Photoshop </w:t>
       </w:r>
     </w:p>
     <w:p>
@@ -564,28 +3703,6 @@
         <w:pStyle w:val="ListParagraph"/>
         <w:ind w:left="1080"/>
       </w:pPr>
-      <w:r>
-        <w:t xml:space="preserve">Client = request </w:t>
-      </w:r>
-    </w:p>
-    <w:p>
-      <w:pPr>
-        <w:pStyle w:val="ListParagraph"/>
-        <w:ind w:left="1080"/>
-      </w:pPr>
-      <w:r>
-        <w:t xml:space="preserve">Server = response </w:t>
-      </w:r>
-    </w:p>
-    <w:p>
-      <w:pPr>
-        <w:pStyle w:val="ListParagraph"/>
-        <w:ind w:left="1080"/>
-        <w:rPr>
-          <w:sz w:val="28"/>
-          <w:szCs w:val="28"/>
-        </w:rPr>
-      </w:pPr>
     </w:p>
     <w:p>
       <w:pPr>
@@ -605,16 +3722,50 @@
         <w:rPr>
           <w:sz w:val="28"/>
           <w:szCs w:val="28"/>
+          <w:u w:val="single"/>
+        </w:rPr>
+        <w:t xml:space="preserve"> </w:t>
+      </w:r>
+      <w:r>
+        <w:rPr>
+          <w:sz w:val="28"/>
+          <w:szCs w:val="28"/>
           <w:highlight w:val="yellow"/>
           <w:u w:val="single"/>
         </w:rPr>
-        <w:t>Types of Internet Connections</w:t>
+        <w:t>Software development process (</w:t>
+      </w:r>
+      <w:proofErr w:type="spellStart"/>
+      <w:r>
+        <w:rPr>
+          <w:sz w:val="28"/>
+          <w:szCs w:val="28"/>
+          <w:highlight w:val="yellow"/>
+          <w:u w:val="single"/>
+        </w:rPr>
+        <w:t>sdlc</w:t>
+      </w:r>
+      <w:proofErr w:type="spellEnd"/>
+      <w:r>
+        <w:rPr>
+          <w:sz w:val="28"/>
+          <w:szCs w:val="28"/>
+          <w:highlight w:val="yellow"/>
+          <w:u w:val="single"/>
+        </w:rPr>
+        <w:t>)</w:t>
       </w:r>
     </w:p>
     <w:p>
       <w:r>
         <w:t xml:space="preserve"> </w:t>
       </w:r>
+      <w:r>
+        <w:t xml:space="preserve"> </w:t>
+      </w:r>
+      <w:r>
+        <w:t xml:space="preserve">Software development life cycle is a step by step used to create software </w:t>
+      </w:r>
     </w:p>
     <w:p>
       <w:pPr>
@@ -625,7 +3776,7 @@
         </w:numPr>
       </w:pPr>
       <w:r>
-        <w:t>Dial-up</w:t>
+        <w:t xml:space="preserve">Requirement analysis </w:t>
       </w:r>
     </w:p>
     <w:p>
@@ -637,7 +3788,7 @@
         </w:numPr>
       </w:pPr>
       <w:r>
-        <w:t xml:space="preserve">Broadband </w:t>
+        <w:t xml:space="preserve">Planning </w:t>
       </w:r>
     </w:p>
     <w:p>
@@ -648,11 +3799,9 @@
           <w:numId w:val="5"/>
         </w:numPr>
       </w:pPr>
-      <w:proofErr w:type="spellStart"/>
-      <w:r>
-        <w:t>Dsl</w:t>
-      </w:r>
-      <w:proofErr w:type="spellEnd"/>
+      <w:r>
+        <w:t xml:space="preserve">Design </w:t>
+      </w:r>
     </w:p>
     <w:p>
       <w:pPr>
@@ -663,7 +3812,7 @@
         </w:numPr>
       </w:pPr>
       <w:r>
-        <w:t>Cable</w:t>
+        <w:t xml:space="preserve">Development </w:t>
       </w:r>
     </w:p>
     <w:p>
@@ -675,7 +3824,7 @@
         </w:numPr>
       </w:pPr>
       <w:r>
-        <w:t xml:space="preserve">Fiber </w:t>
+        <w:t xml:space="preserve">Testing </w:t>
       </w:r>
     </w:p>
     <w:p>
@@ -686,11 +3835,9 @@
           <w:numId w:val="5"/>
         </w:numPr>
       </w:pPr>
-      <w:proofErr w:type="spellStart"/>
-      <w:r>
-        <w:t>Wifi</w:t>
-      </w:r>
-      <w:proofErr w:type="spellEnd"/>
+      <w:r>
+        <w:t xml:space="preserve">Maintenance </w:t>
+      </w:r>
     </w:p>
     <w:p>
       <w:pPr>
@@ -701,7 +3848,104 @@
         </w:numPr>
       </w:pPr>
       <w:r>
-        <w:t xml:space="preserve">Mobile data </w:t>
+        <w:t xml:space="preserve">Deployment </w:t>
+      </w:r>
+    </w:p>
+    <w:p/>
+    <w:p>
+      <w:pPr>
+        <w:pStyle w:val="ListParagraph"/>
+        <w:numPr>
+          <w:ilvl w:val="0"/>
+          <w:numId w:val="1"/>
+        </w:numPr>
+        <w:rPr>
+          <w:sz w:val="28"/>
+          <w:szCs w:val="28"/>
+          <w:highlight w:val="yellow"/>
+          <w:u w:val="single"/>
+        </w:rPr>
+      </w:pPr>
+      <w:r>
+        <w:rPr>
+          <w:sz w:val="28"/>
+          <w:szCs w:val="28"/>
+          <w:highlight w:val="yellow"/>
+          <w:u w:val="single"/>
+        </w:rPr>
+        <w:t>Software req</w:t>
+      </w:r>
+      <w:r>
+        <w:rPr>
+          <w:sz w:val="28"/>
+          <w:szCs w:val="28"/>
+          <w:highlight w:val="yellow"/>
+          <w:u w:val="single"/>
+        </w:rPr>
+        <w:t xml:space="preserve">uirement </w:t>
+      </w:r>
+    </w:p>
+    <w:p>
+      <w:r>
+        <w:t xml:space="preserve"> </w:t>
+      </w:r>
+      <w:r>
+        <w:t>Software requirement are the needs and expectations of users from a software system.</w:t>
+      </w:r>
+    </w:p>
+    <w:p>
+      <w:r>
+        <w:t>They describe what the software should do and how it should work.</w:t>
+      </w:r>
+    </w:p>
+    <w:p/>
+    <w:p>
+      <w:pPr>
+        <w:pStyle w:val="ListParagraph"/>
+        <w:numPr>
+          <w:ilvl w:val="0"/>
+          <w:numId w:val="1"/>
+        </w:numPr>
+        <w:rPr>
+          <w:sz w:val="28"/>
+          <w:szCs w:val="28"/>
+          <w:highlight w:val="yellow"/>
+          <w:u w:val="single"/>
+        </w:rPr>
+      </w:pPr>
+      <w:r>
+        <w:rPr>
+          <w:sz w:val="28"/>
+          <w:szCs w:val="28"/>
+          <w:highlight w:val="yellow"/>
+          <w:u w:val="single"/>
+        </w:rPr>
+        <w:t xml:space="preserve">Software analysis </w:t>
+      </w:r>
+    </w:p>
+    <w:p>
+      <w:r>
+        <w:t xml:space="preserve">Software analysis is the process of studying and understanding the requirement </w:t>
+      </w:r>
+      <w:r>
+        <w:t>of a system before development.</w:t>
+      </w:r>
+    </w:p>
+    <w:p>
+      <w:r>
+        <w:t>It means analyzing what the software should do how it should work.</w:t>
+      </w:r>
+    </w:p>
+    <w:p>
+      <w:pPr>
+        <w:pStyle w:val="ListParagraph"/>
+        <w:numPr>
+          <w:ilvl w:val="0"/>
+          <w:numId w:val="14"/>
+        </w:numPr>
+      </w:pPr>
+      <w:r>
+        <w:t xml:space="preserve">Software analysis </w:t>
       </w:r>
     </w:p>
     <w:p>
@@ -713,11 +3957,37 @@
         </w:numPr>
       </w:pPr>
       <w:r>
-        <w:t>Sat</w:t>
-      </w:r>
-      <w:r>
-        <w:t xml:space="preserve">ellite </w:t>
-      </w:r>
+        <w:t xml:space="preserve">Requirement gathering </w:t>
+      </w:r>
+    </w:p>
+    <w:p>
+      <w:pPr>
+        <w:pStyle w:val="ListParagraph"/>
+        <w:numPr>
+          <w:ilvl w:val="0"/>
+          <w:numId w:val="5"/>
+        </w:numPr>
+      </w:pPr>
+      <w:r>
+        <w:t xml:space="preserve">Requirement analysis </w:t>
+      </w:r>
+    </w:p>
+    <w:p>
+      <w:pPr>
+        <w:pStyle w:val="ListParagraph"/>
+        <w:numPr>
+          <w:ilvl w:val="0"/>
+          <w:numId w:val="5"/>
+        </w:numPr>
+      </w:pPr>
+      <w:r>
+        <w:t xml:space="preserve">System modeling </w:t>
+      </w:r>
+    </w:p>
+    <w:p>
+      <w:pPr>
+        <w:ind w:left="720"/>
+      </w:pPr>
     </w:p>
     <w:p>
       <w:pPr>
@@ -740,1567 +4010,22 @@
           <w:highlight w:val="yellow"/>
           <w:u w:val="single"/>
         </w:rPr>
-        <w:t>Application Security</w:t>
-      </w:r>
-    </w:p>
-    <w:p>
-      <w:r>
-        <w:t xml:space="preserve">Application security means protect your software from hackers, attacks and data theft </w:t>
-      </w:r>
-    </w:p>
-    <w:p>
-      <w:pPr>
-        <w:pStyle w:val="ListParagraph"/>
-        <w:numPr>
-          <w:ilvl w:val="0"/>
-          <w:numId w:val="5"/>
-        </w:numPr>
-      </w:pPr>
-      <w:r>
-        <w:t xml:space="preserve">In short </w:t>
-      </w:r>
-    </w:p>
-    <w:p>
-      <w:r>
-        <w:t xml:space="preserve">Application security means = protection of apps from </w:t>
-      </w:r>
-      <w:proofErr w:type="spellStart"/>
-      <w:r>
-        <w:t>cyber attacks</w:t>
-      </w:r>
-      <w:proofErr w:type="spellEnd"/>
-      <w:r>
-        <w:t xml:space="preserve"> and data loss</w:t>
-      </w:r>
-    </w:p>
-    <w:p>
-      <w:pPr>
-        <w:pStyle w:val="ListParagraph"/>
-        <w:numPr>
-          <w:ilvl w:val="0"/>
-          <w:numId w:val="5"/>
-        </w:numPr>
-      </w:pPr>
-      <w:r>
-        <w:t xml:space="preserve">Why its important </w:t>
-      </w:r>
-    </w:p>
-    <w:p>
-      <w:pPr>
-        <w:pStyle w:val="ListParagraph"/>
-        <w:ind w:left="1080"/>
-      </w:pPr>
-      <w:r>
-        <w:t xml:space="preserve">Protects user data </w:t>
-      </w:r>
-    </w:p>
-    <w:p>
-      <w:pPr>
-        <w:pStyle w:val="ListParagraph"/>
-        <w:ind w:left="1080"/>
-      </w:pPr>
-      <w:r>
-        <w:t xml:space="preserve">Prevent hacking </w:t>
-      </w:r>
-    </w:p>
-    <w:p>
-      <w:pPr>
-        <w:pStyle w:val="ListParagraph"/>
-        <w:ind w:left="1080"/>
-      </w:pPr>
+        <w:t xml:space="preserve">System design </w:t>
+      </w:r>
+    </w:p>
+    <w:p>
+      <w:r>
+        <w:t>The process of planning and creating the structure of a software system based on the requirement.</w:t>
+      </w:r>
+    </w:p>
+    <w:p>
+      <w:r>
+        <w:t>It defines how the system will be built.</w:t>
+      </w:r>
+    </w:p>
+    <w:p>
       <w:r>
         <w:lastRenderedPageBreak/>
-        <w:t xml:space="preserve">Keeps apps working safety </w:t>
-      </w:r>
-    </w:p>
-    <w:p>
-      <w:pPr>
-        <w:pStyle w:val="ListParagraph"/>
-        <w:ind w:left="1080"/>
-      </w:pPr>
-      <w:r>
-        <w:t xml:space="preserve">Use strong password </w:t>
-      </w:r>
-    </w:p>
-    <w:p>
-      <w:pPr>
-        <w:pStyle w:val="ListParagraph"/>
-        <w:ind w:left="1080"/>
-      </w:pPr>
-    </w:p>
-    <w:p>
-      <w:pPr>
-        <w:pStyle w:val="ListParagraph"/>
-        <w:numPr>
-          <w:ilvl w:val="0"/>
-          <w:numId w:val="1"/>
-        </w:numPr>
-        <w:rPr>
-          <w:sz w:val="28"/>
-          <w:szCs w:val="28"/>
-          <w:u w:val="single"/>
-        </w:rPr>
-      </w:pPr>
-      <w:r>
-        <w:rPr>
-          <w:sz w:val="28"/>
-          <w:szCs w:val="28"/>
-          <w:highlight w:val="yellow"/>
-          <w:u w:val="single"/>
-        </w:rPr>
-        <w:t>Software Applications and Its Types</w:t>
-      </w:r>
-      <w:r>
-        <w:rPr>
-          <w:sz w:val="28"/>
-          <w:szCs w:val="28"/>
-          <w:u w:val="single"/>
-        </w:rPr>
-        <w:t xml:space="preserve">  </w:t>
-      </w:r>
-    </w:p>
-    <w:p>
-      <w:r>
-        <w:t xml:space="preserve">Application software is a </w:t>
-      </w:r>
-      <w:proofErr w:type="gramStart"/>
-      <w:r>
-        <w:t>types of software</w:t>
-      </w:r>
-      <w:proofErr w:type="gramEnd"/>
-      <w:r>
-        <w:t xml:space="preserve"> designed to help users perform specific tasks </w:t>
-      </w:r>
-    </w:p>
-    <w:p>
-      <w:pPr>
-        <w:pStyle w:val="ListParagraph"/>
-        <w:numPr>
-          <w:ilvl w:val="0"/>
-          <w:numId w:val="5"/>
-        </w:numPr>
-      </w:pPr>
-      <w:r>
-        <w:t>General purpose software</w:t>
-      </w:r>
-    </w:p>
-    <w:p>
-      <w:pPr>
-        <w:pStyle w:val="ListParagraph"/>
-        <w:numPr>
-          <w:ilvl w:val="0"/>
-          <w:numId w:val="5"/>
-        </w:numPr>
-      </w:pPr>
-      <w:r>
-        <w:t xml:space="preserve">Customized software </w:t>
-      </w:r>
-    </w:p>
-    <w:p>
-      <w:pPr>
-        <w:pStyle w:val="ListParagraph"/>
-        <w:numPr>
-          <w:ilvl w:val="0"/>
-          <w:numId w:val="5"/>
-        </w:numPr>
-      </w:pPr>
-      <w:r>
-        <w:t xml:space="preserve">Wed apps </w:t>
-      </w:r>
-    </w:p>
-    <w:p>
-      <w:pPr>
-        <w:pStyle w:val="ListParagraph"/>
-        <w:numPr>
-          <w:ilvl w:val="0"/>
-          <w:numId w:val="5"/>
-        </w:numPr>
-      </w:pPr>
-      <w:r>
-        <w:t xml:space="preserve">Mobiles app </w:t>
-      </w:r>
-    </w:p>
-    <w:p>
-      <w:pPr>
-        <w:pStyle w:val="ListParagraph"/>
-        <w:numPr>
-          <w:ilvl w:val="0"/>
-          <w:numId w:val="5"/>
-        </w:numPr>
-      </w:pPr>
-      <w:r>
-        <w:t xml:space="preserve">Multimedia </w:t>
-      </w:r>
-    </w:p>
-    <w:p>
-      <w:pPr>
-        <w:pStyle w:val="ListParagraph"/>
-        <w:numPr>
-          <w:ilvl w:val="0"/>
-          <w:numId w:val="5"/>
-        </w:numPr>
-      </w:pPr>
-      <w:r>
-        <w:t xml:space="preserve">Education </w:t>
-      </w:r>
-    </w:p>
-    <w:p>
-      <w:pPr>
-        <w:ind w:left="720"/>
-      </w:pPr>
-    </w:p>
-    <w:p>
-      <w:pPr>
-        <w:pStyle w:val="ListParagraph"/>
-        <w:numPr>
-          <w:ilvl w:val="0"/>
-          <w:numId w:val="5"/>
-        </w:numPr>
-      </w:pPr>
-      <w:r>
-        <w:t xml:space="preserve">In short: </w:t>
-      </w:r>
-    </w:p>
-    <w:p>
-      <w:r>
-        <w:t xml:space="preserve">Application software = software helps to users for a specific works </w:t>
-      </w:r>
-    </w:p>
-    <w:p>
-      <w:pPr>
-        <w:pStyle w:val="ListParagraph"/>
-        <w:numPr>
-          <w:ilvl w:val="0"/>
-          <w:numId w:val="1"/>
-        </w:numPr>
-        <w:rPr>
-          <w:sz w:val="28"/>
-          <w:szCs w:val="28"/>
-          <w:highlight w:val="yellow"/>
-          <w:u w:val="single"/>
-        </w:rPr>
-      </w:pPr>
-      <w:r>
-        <w:rPr>
-          <w:sz w:val="28"/>
-          <w:szCs w:val="28"/>
-          <w:highlight w:val="yellow"/>
-          <w:u w:val="single"/>
-        </w:rPr>
-        <w:t>Software Architecture</w:t>
-      </w:r>
-    </w:p>
-    <w:p>
-      <w:r>
-        <w:t xml:space="preserve"> Software architecture is thew over</w:t>
-      </w:r>
-      <w:r>
-        <w:t xml:space="preserve">all design or structure of </w:t>
-      </w:r>
-      <w:proofErr w:type="spellStart"/>
-      <w:r>
-        <w:t>os</w:t>
-      </w:r>
-      <w:proofErr w:type="spellEnd"/>
-      <w:r>
-        <w:t xml:space="preserve"> </w:t>
-      </w:r>
-    </w:p>
-    <w:p>
-      <w:pPr>
-        <w:pStyle w:val="ListParagraph"/>
-        <w:numPr>
-          <w:ilvl w:val="0"/>
-          <w:numId w:val="5"/>
-        </w:numPr>
-      </w:pPr>
-      <w:r>
-        <w:t xml:space="preserve">In shorts </w:t>
-      </w:r>
-    </w:p>
-    <w:p>
-      <w:r>
-        <w:t xml:space="preserve">Software architecture = blueprint of software system </w:t>
-      </w:r>
-    </w:p>
-    <w:p>
-      <w:r>
-        <w:t xml:space="preserve">Simple definition: </w:t>
-      </w:r>
-    </w:p>
-    <w:p>
-      <w:r>
-        <w:t>Software architecture = hoe different parts of software are organized and work together</w:t>
-      </w:r>
-      <w:r>
-        <w:t>.</w:t>
-      </w:r>
-    </w:p>
-    <w:p>
-      <w:pPr>
-        <w:pStyle w:val="ListParagraph"/>
-        <w:numPr>
-          <w:ilvl w:val="0"/>
-          <w:numId w:val="1"/>
-        </w:numPr>
-        <w:rPr>
-          <w:sz w:val="28"/>
-          <w:szCs w:val="28"/>
-          <w:highlight w:val="yellow"/>
-          <w:u w:val="single"/>
-        </w:rPr>
-      </w:pPr>
-      <w:r>
-        <w:rPr>
-          <w:sz w:val="28"/>
-          <w:szCs w:val="28"/>
-          <w:highlight w:val="yellow"/>
-          <w:u w:val="single"/>
-        </w:rPr>
-        <w:t xml:space="preserve">Layer in software architecture </w:t>
-      </w:r>
-    </w:p>
-    <w:p>
-      <w:r>
-        <w:t xml:space="preserve">Layer means group of related </w:t>
-      </w:r>
-      <w:proofErr w:type="spellStart"/>
-      <w:r>
-        <w:t>fuctionality</w:t>
-      </w:r>
-      <w:proofErr w:type="spellEnd"/>
-      <w:r>
-        <w:t xml:space="preserve"> </w:t>
-      </w:r>
-    </w:p>
-    <w:p>
-      <w:pPr>
-        <w:pStyle w:val="ListParagraph"/>
-        <w:numPr>
-          <w:ilvl w:val="0"/>
-          <w:numId w:val="5"/>
-        </w:numPr>
-      </w:pPr>
-      <w:r>
-        <w:t>Presentation layer</w:t>
-      </w:r>
-    </w:p>
-    <w:p>
-      <w:pPr>
-        <w:pStyle w:val="ListParagraph"/>
-        <w:numPr>
-          <w:ilvl w:val="0"/>
-          <w:numId w:val="5"/>
-        </w:numPr>
-      </w:pPr>
-      <w:r>
-        <w:t xml:space="preserve">Business layer </w:t>
-      </w:r>
-    </w:p>
-    <w:p>
-      <w:pPr>
-        <w:pStyle w:val="ListParagraph"/>
-        <w:numPr>
-          <w:ilvl w:val="0"/>
-          <w:numId w:val="5"/>
-        </w:numPr>
-      </w:pPr>
-      <w:r>
-        <w:t>Persistence layer</w:t>
-      </w:r>
-    </w:p>
-    <w:p>
-      <w:pPr>
-        <w:pStyle w:val="ListParagraph"/>
-        <w:numPr>
-          <w:ilvl w:val="0"/>
-          <w:numId w:val="5"/>
-        </w:numPr>
-      </w:pPr>
-      <w:r>
-        <w:t xml:space="preserve">Database layer </w:t>
-      </w:r>
-    </w:p>
-    <w:p>
-      <w:r>
-        <w:t xml:space="preserve">Example: tablet, collections </w:t>
-      </w:r>
-    </w:p>
-    <w:p>
-      <w:pPr>
-        <w:pStyle w:val="ListParagraph"/>
-        <w:numPr>
-          <w:ilvl w:val="0"/>
-          <w:numId w:val="1"/>
-        </w:numPr>
-        <w:rPr>
-          <w:sz w:val="28"/>
-          <w:szCs w:val="28"/>
-          <w:highlight w:val="yellow"/>
-          <w:u w:val="single"/>
-        </w:rPr>
-      </w:pPr>
-      <w:r>
-        <w:rPr>
-          <w:sz w:val="28"/>
-          <w:szCs w:val="28"/>
-          <w:highlight w:val="yellow"/>
-          <w:u w:val="single"/>
-        </w:rPr>
-        <w:t xml:space="preserve">Software environment </w:t>
-      </w:r>
-    </w:p>
-    <w:p>
-      <w:r>
-        <w:t>A software environment is the complete setup in which software application run.</w:t>
-      </w:r>
-    </w:p>
-    <w:p>
-      <w:r>
-        <w:lastRenderedPageBreak/>
-        <w:t xml:space="preserve">It includes all the tool system and setting needed to develop run and mange software </w:t>
-      </w:r>
-    </w:p>
-    <w:p>
-      <w:r>
-        <w:t xml:space="preserve">  </w:t>
-      </w:r>
-      <w:r>
-        <w:t>In short: software environment = everything required to build and run a program</w:t>
-      </w:r>
-    </w:p>
-    <w:p>
-      <w:proofErr w:type="gramStart"/>
-      <w:r>
-        <w:t>Example:-</w:t>
-      </w:r>
-      <w:proofErr w:type="gramEnd"/>
-      <w:r>
-        <w:t xml:space="preserve"> </w:t>
-      </w:r>
-    </w:p>
-    <w:p>
-      <w:pPr>
-        <w:pStyle w:val="ListParagraph"/>
-        <w:numPr>
-          <w:ilvl w:val="0"/>
-          <w:numId w:val="5"/>
-        </w:numPr>
-      </w:pPr>
-      <w:r>
-        <w:t xml:space="preserve">Vs code </w:t>
-      </w:r>
-    </w:p>
-    <w:p>
-      <w:pPr>
-        <w:pStyle w:val="ListParagraph"/>
-        <w:numPr>
-          <w:ilvl w:val="0"/>
-          <w:numId w:val="5"/>
-        </w:numPr>
-      </w:pPr>
-      <w:r>
-        <w:t xml:space="preserve">Run program in computer </w:t>
-      </w:r>
-    </w:p>
-    <w:p>
-      <w:pPr>
-        <w:pStyle w:val="ListParagraph"/>
-        <w:numPr>
-          <w:ilvl w:val="0"/>
-          <w:numId w:val="5"/>
-        </w:numPr>
-      </w:pPr>
-      <w:r>
-        <w:t xml:space="preserve">Node.js </w:t>
-      </w:r>
-    </w:p>
-    <w:p>
-      <w:pPr>
-        <w:pStyle w:val="ListParagraph"/>
-        <w:numPr>
-          <w:ilvl w:val="0"/>
-          <w:numId w:val="5"/>
-        </w:numPr>
-      </w:pPr>
-      <w:r>
-        <w:t xml:space="preserve">Store data in database </w:t>
-      </w:r>
-    </w:p>
-    <w:p/>
-    <w:p>
-      <w:pPr>
-        <w:pStyle w:val="ListParagraph"/>
-        <w:numPr>
-          <w:ilvl w:val="0"/>
-          <w:numId w:val="1"/>
-        </w:numPr>
-        <w:rPr>
-          <w:sz w:val="28"/>
-          <w:szCs w:val="28"/>
-          <w:highlight w:val="yellow"/>
-          <w:u w:val="single"/>
-        </w:rPr>
-      </w:pPr>
-      <w:r>
-        <w:rPr>
-          <w:sz w:val="28"/>
-          <w:szCs w:val="28"/>
-          <w:u w:val="single"/>
-        </w:rPr>
-        <w:t xml:space="preserve"> </w:t>
-      </w:r>
-      <w:r>
-        <w:rPr>
-          <w:sz w:val="28"/>
-          <w:szCs w:val="28"/>
-          <w:highlight w:val="yellow"/>
-          <w:u w:val="single"/>
-        </w:rPr>
-        <w:t xml:space="preserve">Source code </w:t>
-      </w:r>
-    </w:p>
-    <w:p>
-      <w:pPr>
-        <w:pStyle w:val="ListParagraph"/>
-        <w:numPr>
-          <w:ilvl w:val="0"/>
-          <w:numId w:val="5"/>
-        </w:numPr>
-      </w:pPr>
-      <w:r>
-        <w:t xml:space="preserve">High level </w:t>
-      </w:r>
-    </w:p>
-    <w:p>
-      <w:pPr>
-        <w:pStyle w:val="ListParagraph"/>
-        <w:numPr>
-          <w:ilvl w:val="0"/>
-          <w:numId w:val="5"/>
-        </w:numPr>
-      </w:pPr>
-      <w:r>
-        <w:t xml:space="preserve">Low level </w:t>
-      </w:r>
-    </w:p>
-    <w:p>
-      <w:pPr>
-        <w:pStyle w:val="ListParagraph"/>
-        <w:numPr>
-          <w:ilvl w:val="0"/>
-          <w:numId w:val="5"/>
-        </w:numPr>
-      </w:pPr>
-      <w:proofErr w:type="spellStart"/>
-      <w:r>
-        <w:t>Mid level</w:t>
-      </w:r>
-      <w:proofErr w:type="spellEnd"/>
-    </w:p>
-    <w:p>
-      <w:pPr>
-        <w:pStyle w:val="ListParagraph"/>
-        <w:numPr>
-          <w:ilvl w:val="0"/>
-          <w:numId w:val="12"/>
-        </w:numPr>
-      </w:pPr>
-      <w:r>
-        <w:t xml:space="preserve">High level programming language </w:t>
-      </w:r>
-    </w:p>
-    <w:p>
-      <w:r>
-        <w:t xml:space="preserve">Object based programming. </w:t>
-      </w:r>
-    </w:p>
-    <w:p>
-      <w:r>
-        <w:t>High level programming language writing program using language that are easy for humans to read and understand.</w:t>
-      </w:r>
-    </w:p>
-    <w:p>
-      <w:r>
-        <w:t xml:space="preserve">Examples: java, phyton </w:t>
-      </w:r>
-    </w:p>
-    <w:p>
-      <w:pPr>
-        <w:pStyle w:val="ListParagraph"/>
-        <w:numPr>
-          <w:ilvl w:val="0"/>
-          <w:numId w:val="12"/>
-        </w:numPr>
-      </w:pPr>
-      <w:r>
-        <w:t xml:space="preserve">Low level programming </w:t>
-      </w:r>
-    </w:p>
-    <w:p>
-      <w:r>
-        <w:t xml:space="preserve">Machine language programming </w:t>
-      </w:r>
-    </w:p>
-    <w:p>
-      <w:r>
-        <w:t xml:space="preserve">Machine language written binary language </w:t>
-      </w:r>
-    </w:p>
-    <w:p>
-      <w:r>
-        <w:t xml:space="preserve">Easy to use, </w:t>
-      </w:r>
-      <w:r>
-        <w:t xml:space="preserve">speed, hardware control </w:t>
-      </w:r>
-    </w:p>
-    <w:p>
-      <w:pPr>
-        <w:pStyle w:val="ListParagraph"/>
-        <w:numPr>
-          <w:ilvl w:val="0"/>
-          <w:numId w:val="12"/>
-        </w:numPr>
-      </w:pPr>
-      <w:r>
-        <w:t xml:space="preserve">Middle level language </w:t>
-      </w:r>
-    </w:p>
-    <w:p>
-      <w:r>
-        <w:t xml:space="preserve">C language, </w:t>
-      </w:r>
-      <w:proofErr w:type="spellStart"/>
-      <w:r>
-        <w:t>c++</w:t>
-      </w:r>
-      <w:proofErr w:type="spellEnd"/>
-      <w:r>
-        <w:t xml:space="preserve"> </w:t>
-      </w:r>
-    </w:p>
-    <w:p/>
-    <w:p>
-      <w:pPr>
-        <w:pStyle w:val="ListParagraph"/>
-        <w:numPr>
-          <w:ilvl w:val="0"/>
-          <w:numId w:val="1"/>
-        </w:numPr>
-        <w:rPr>
-          <w:sz w:val="28"/>
-          <w:szCs w:val="28"/>
-          <w:highlight w:val="yellow"/>
-          <w:u w:val="single"/>
-        </w:rPr>
-      </w:pPr>
-      <w:proofErr w:type="spellStart"/>
-      <w:r>
-        <w:rPr>
-          <w:sz w:val="28"/>
-          <w:szCs w:val="28"/>
-          <w:highlight w:val="yellow"/>
-          <w:u w:val="single"/>
-        </w:rPr>
-        <w:t>Github</w:t>
-      </w:r>
-      <w:proofErr w:type="spellEnd"/>
-      <w:r>
-        <w:rPr>
-          <w:sz w:val="28"/>
-          <w:szCs w:val="28"/>
-          <w:highlight w:val="yellow"/>
-          <w:u w:val="single"/>
-        </w:rPr>
-        <w:t xml:space="preserve"> and introduction </w:t>
-      </w:r>
-    </w:p>
-    <w:p>
-      <w:proofErr w:type="spellStart"/>
-      <w:r>
-        <w:t>Github</w:t>
-      </w:r>
-      <w:proofErr w:type="spellEnd"/>
-      <w:r>
-        <w:t xml:space="preserve"> is wed based platform used to store manage and share code.</w:t>
-      </w:r>
-    </w:p>
-    <w:p>
-      <w:r>
-        <w:t xml:space="preserve">It helps developers work together on o=projects using version control </w:t>
-      </w:r>
-    </w:p>
-    <w:p>
-      <w:r>
-        <w:t xml:space="preserve">Key features of </w:t>
-      </w:r>
-      <w:proofErr w:type="spellStart"/>
-      <w:r>
-        <w:t>github</w:t>
-      </w:r>
-      <w:proofErr w:type="spellEnd"/>
-      <w:r>
-        <w:t xml:space="preserve"> </w:t>
-      </w:r>
-    </w:p>
-    <w:p>
-      <w:pPr>
-        <w:pStyle w:val="ListParagraph"/>
-        <w:numPr>
-          <w:ilvl w:val="0"/>
-          <w:numId w:val="5"/>
-        </w:numPr>
-      </w:pPr>
-      <w:r>
-        <w:lastRenderedPageBreak/>
-        <w:t xml:space="preserve">Repositories </w:t>
-      </w:r>
-    </w:p>
-    <w:p>
-      <w:pPr>
-        <w:pStyle w:val="ListParagraph"/>
-        <w:numPr>
-          <w:ilvl w:val="0"/>
-          <w:numId w:val="5"/>
-        </w:numPr>
-      </w:pPr>
-      <w:r>
-        <w:t xml:space="preserve">Version control </w:t>
-      </w:r>
-    </w:p>
-    <w:p>
-      <w:pPr>
-        <w:pStyle w:val="ListParagraph"/>
-        <w:numPr>
-          <w:ilvl w:val="0"/>
-          <w:numId w:val="5"/>
-        </w:numPr>
-      </w:pPr>
-      <w:r>
-        <w:t xml:space="preserve">Collaboration </w:t>
-      </w:r>
-    </w:p>
-    <w:p>
-      <w:pPr>
-        <w:pStyle w:val="ListParagraph"/>
-        <w:numPr>
-          <w:ilvl w:val="0"/>
-          <w:numId w:val="5"/>
-        </w:numPr>
-      </w:pPr>
-      <w:r>
-        <w:t xml:space="preserve">Branches </w:t>
-      </w:r>
-    </w:p>
-    <w:p>
-      <w:pPr>
-        <w:pStyle w:val="ListParagraph"/>
-        <w:numPr>
-          <w:ilvl w:val="0"/>
-          <w:numId w:val="5"/>
-        </w:numPr>
-      </w:pPr>
-      <w:r>
-        <w:t xml:space="preserve">Pull request </w:t>
-      </w:r>
-    </w:p>
-    <w:p/>
-    <w:p>
-      <w:pPr>
-        <w:pStyle w:val="ListParagraph"/>
-        <w:numPr>
-          <w:ilvl w:val="0"/>
-          <w:numId w:val="1"/>
-        </w:numPr>
-        <w:rPr>
-          <w:sz w:val="28"/>
-          <w:szCs w:val="28"/>
-          <w:highlight w:val="yellow"/>
-          <w:u w:val="single"/>
-        </w:rPr>
-      </w:pPr>
-      <w:r>
-        <w:rPr>
-          <w:sz w:val="28"/>
-          <w:szCs w:val="28"/>
-          <w:highlight w:val="yellow"/>
-          <w:u w:val="single"/>
-        </w:rPr>
-        <w:t xml:space="preserve">Student account in </w:t>
-      </w:r>
-      <w:proofErr w:type="spellStart"/>
-      <w:r>
-        <w:rPr>
-          <w:sz w:val="28"/>
-          <w:szCs w:val="28"/>
-          <w:highlight w:val="yellow"/>
-          <w:u w:val="single"/>
-        </w:rPr>
-        <w:t>github</w:t>
-      </w:r>
-      <w:proofErr w:type="spellEnd"/>
-      <w:r>
-        <w:rPr>
-          <w:sz w:val="28"/>
-          <w:szCs w:val="28"/>
-          <w:highlight w:val="yellow"/>
-          <w:u w:val="single"/>
-        </w:rPr>
-        <w:t xml:space="preserve"> </w:t>
-      </w:r>
-    </w:p>
-    <w:p>
-      <w:r>
-        <w:t xml:space="preserve">A </w:t>
-      </w:r>
-      <w:proofErr w:type="spellStart"/>
-      <w:r>
-        <w:t>github</w:t>
-      </w:r>
-      <w:proofErr w:type="spellEnd"/>
-      <w:r>
-        <w:t xml:space="preserve"> students accounts officially called the </w:t>
-      </w:r>
-      <w:proofErr w:type="spellStart"/>
-      <w:r>
-        <w:t>github</w:t>
-      </w:r>
-      <w:proofErr w:type="spellEnd"/>
-      <w:r>
-        <w:t xml:space="preserve"> student </w:t>
-      </w:r>
-      <w:proofErr w:type="spellStart"/>
-      <w:r>
-        <w:t>developeris</w:t>
-      </w:r>
-      <w:proofErr w:type="spellEnd"/>
-      <w:r>
-        <w:t xml:space="preserve"> special program for student that gives you free tools, software and benefits for learning </w:t>
-      </w:r>
-      <w:proofErr w:type="gramStart"/>
-      <w:r>
-        <w:t>development .</w:t>
-      </w:r>
-      <w:proofErr w:type="gramEnd"/>
-    </w:p>
-    <w:p>
-      <w:pPr>
-        <w:pStyle w:val="ListParagraph"/>
-        <w:numPr>
-          <w:ilvl w:val="0"/>
-          <w:numId w:val="5"/>
-        </w:numPr>
-      </w:pPr>
-      <w:r>
-        <w:t xml:space="preserve">If you creating your account in </w:t>
-      </w:r>
-      <w:proofErr w:type="spellStart"/>
-      <w:r>
-        <w:t>github</w:t>
-      </w:r>
-      <w:proofErr w:type="spellEnd"/>
-      <w:r>
-        <w:t xml:space="preserve"> </w:t>
-      </w:r>
-    </w:p>
-    <w:p>
-      <w:r>
-        <w:t xml:space="preserve">Free </w:t>
-      </w:r>
-      <w:proofErr w:type="spellStart"/>
-      <w:r>
-        <w:t>github</w:t>
-      </w:r>
-      <w:proofErr w:type="spellEnd"/>
-      <w:r>
-        <w:t xml:space="preserve"> pro</w:t>
-      </w:r>
-    </w:p>
-    <w:p>
-      <w:r>
-        <w:t xml:space="preserve">Free domain name </w:t>
-      </w:r>
-    </w:p>
-    <w:p>
-      <w:r>
-        <w:t xml:space="preserve">Cloud service credit </w:t>
-      </w:r>
-    </w:p>
-    <w:p>
-      <w:r>
-        <w:t xml:space="preserve">Development tools </w:t>
-      </w:r>
-    </w:p>
-    <w:p>
-      <w:r>
-        <w:t xml:space="preserve">Learning platform </w:t>
-      </w:r>
-    </w:p>
-    <w:p/>
-    <w:p>
-      <w:pPr>
-        <w:pStyle w:val="ListParagraph"/>
-        <w:numPr>
-          <w:ilvl w:val="0"/>
-          <w:numId w:val="1"/>
-        </w:numPr>
-        <w:rPr>
-          <w:sz w:val="28"/>
-          <w:szCs w:val="28"/>
-          <w:highlight w:val="yellow"/>
-          <w:u w:val="single"/>
-        </w:rPr>
-      </w:pPr>
-      <w:r>
-        <w:rPr>
-          <w:sz w:val="28"/>
-          <w:szCs w:val="28"/>
-          <w:highlight w:val="yellow"/>
-          <w:u w:val="single"/>
-        </w:rPr>
-        <w:t xml:space="preserve">Types of software </w:t>
-      </w:r>
-    </w:p>
-    <w:p>
-      <w:pPr>
-        <w:pStyle w:val="ListParagraph"/>
-        <w:ind w:left="2202"/>
-        <w:rPr>
-          <w:sz w:val="28"/>
-          <w:szCs w:val="28"/>
-          <w:highlight w:val="yellow"/>
-        </w:rPr>
-      </w:pPr>
-    </w:p>
-    <w:p>
-      <w:pPr>
-        <w:pStyle w:val="ListParagraph"/>
-        <w:numPr>
-          <w:ilvl w:val="0"/>
-          <w:numId w:val="5"/>
-        </w:numPr>
-      </w:pPr>
-      <w:r>
-        <w:t xml:space="preserve">Application software </w:t>
-      </w:r>
-    </w:p>
-    <w:p>
-      <w:pPr>
-        <w:pStyle w:val="ListParagraph"/>
-        <w:numPr>
-          <w:ilvl w:val="0"/>
-          <w:numId w:val="5"/>
-        </w:numPr>
-      </w:pPr>
-      <w:r>
-        <w:t xml:space="preserve">System software </w:t>
-      </w:r>
-    </w:p>
-    <w:p>
-      <w:pPr>
-        <w:pStyle w:val="ListParagraph"/>
-        <w:numPr>
-          <w:ilvl w:val="0"/>
-          <w:numId w:val="5"/>
-        </w:numPr>
-      </w:pPr>
-      <w:r>
-        <w:t>Driver software</w:t>
-      </w:r>
-    </w:p>
-    <w:p>
-      <w:pPr>
-        <w:pStyle w:val="ListParagraph"/>
-        <w:numPr>
-          <w:ilvl w:val="0"/>
-          <w:numId w:val="5"/>
-        </w:numPr>
-      </w:pPr>
-      <w:r>
-        <w:t xml:space="preserve">Middleware software </w:t>
-      </w:r>
-    </w:p>
-    <w:p>
-      <w:pPr>
-        <w:pStyle w:val="ListParagraph"/>
-        <w:numPr>
-          <w:ilvl w:val="0"/>
-          <w:numId w:val="5"/>
-        </w:numPr>
-      </w:pPr>
-      <w:r>
-        <w:t xml:space="preserve">Programming software </w:t>
-      </w:r>
-    </w:p>
-    <w:p/>
-    <w:p>
-      <w:pPr>
-        <w:pStyle w:val="ListParagraph"/>
-        <w:numPr>
-          <w:ilvl w:val="0"/>
-          <w:numId w:val="1"/>
-        </w:numPr>
-        <w:rPr>
-          <w:sz w:val="28"/>
-          <w:szCs w:val="28"/>
-          <w:highlight w:val="yellow"/>
-          <w:u w:val="single"/>
-        </w:rPr>
-      </w:pPr>
-      <w:r>
-        <w:rPr>
-          <w:sz w:val="28"/>
-          <w:szCs w:val="28"/>
-          <w:highlight w:val="yellow"/>
-          <w:u w:val="single"/>
-        </w:rPr>
-        <w:t xml:space="preserve">Git and </w:t>
-      </w:r>
-      <w:proofErr w:type="spellStart"/>
-      <w:r>
-        <w:rPr>
-          <w:sz w:val="28"/>
-          <w:szCs w:val="28"/>
-          <w:highlight w:val="yellow"/>
-          <w:u w:val="single"/>
-        </w:rPr>
-        <w:t>gitub</w:t>
-      </w:r>
-      <w:proofErr w:type="spellEnd"/>
-      <w:r>
-        <w:rPr>
-          <w:sz w:val="28"/>
-          <w:szCs w:val="28"/>
-          <w:highlight w:val="yellow"/>
-          <w:u w:val="single"/>
-        </w:rPr>
-        <w:t xml:space="preserve"> training </w:t>
-      </w:r>
-    </w:p>
-    <w:p>
-      <w:r>
-        <w:t>Git is version control system.</w:t>
-      </w:r>
-    </w:p>
-    <w:p>
-      <w:proofErr w:type="spellStart"/>
-      <w:r>
-        <w:t>Github</w:t>
-      </w:r>
-      <w:proofErr w:type="spellEnd"/>
-      <w:r>
-        <w:t xml:space="preserve"> is a </w:t>
-      </w:r>
-      <w:proofErr w:type="spellStart"/>
-      <w:r>
-        <w:t>cloude</w:t>
-      </w:r>
-      <w:proofErr w:type="spellEnd"/>
-      <w:r>
-        <w:t xml:space="preserve"> platform here you store git repositories online. </w:t>
-      </w:r>
-    </w:p>
-    <w:p>
-      <w:pPr>
-        <w:pStyle w:val="ListParagraph"/>
-        <w:numPr>
-          <w:ilvl w:val="0"/>
-          <w:numId w:val="5"/>
-        </w:numPr>
-      </w:pPr>
-      <w:r>
-        <w:t xml:space="preserve">Install git </w:t>
-      </w:r>
-    </w:p>
-    <w:p>
-      <w:pPr>
-        <w:pStyle w:val="ListParagraph"/>
-        <w:numPr>
-          <w:ilvl w:val="0"/>
-          <w:numId w:val="5"/>
-        </w:numPr>
-      </w:pPr>
-      <w:r>
-        <w:t xml:space="preserve">Basic git commands </w:t>
-      </w:r>
-    </w:p>
-    <w:p>
-      <w:pPr>
-        <w:pStyle w:val="ListParagraph"/>
-        <w:numPr>
-          <w:ilvl w:val="0"/>
-          <w:numId w:val="5"/>
-        </w:numPr>
-      </w:pPr>
-      <w:r>
-        <w:lastRenderedPageBreak/>
-        <w:t>Connect with git</w:t>
-      </w:r>
-    </w:p>
-    <w:p>
-      <w:pPr>
-        <w:pStyle w:val="ListParagraph"/>
-        <w:numPr>
-          <w:ilvl w:val="0"/>
-          <w:numId w:val="5"/>
-        </w:numPr>
-      </w:pPr>
-      <w:r>
-        <w:t xml:space="preserve">Clone existing repository </w:t>
-      </w:r>
-    </w:p>
-    <w:p>
-      <w:pPr>
-        <w:pStyle w:val="ListParagraph"/>
-        <w:numPr>
-          <w:ilvl w:val="0"/>
-          <w:numId w:val="5"/>
-        </w:numPr>
-      </w:pPr>
-      <w:r>
-        <w:t xml:space="preserve">Pull latest change </w:t>
-      </w:r>
-    </w:p>
-    <w:p>
-      <w:pPr>
-        <w:pStyle w:val="ListParagraph"/>
-        <w:numPr>
-          <w:ilvl w:val="0"/>
-          <w:numId w:val="5"/>
-        </w:numPr>
-      </w:pPr>
-      <w:r>
-        <w:t xml:space="preserve">Branching </w:t>
-      </w:r>
-    </w:p>
-    <w:p/>
-    <w:p>
-      <w:pPr>
-        <w:pStyle w:val="ListParagraph"/>
-        <w:numPr>
-          <w:ilvl w:val="0"/>
-          <w:numId w:val="1"/>
-        </w:numPr>
-        <w:rPr>
-          <w:sz w:val="28"/>
-          <w:szCs w:val="28"/>
-          <w:highlight w:val="yellow"/>
-          <w:u w:val="single"/>
-        </w:rPr>
-      </w:pPr>
-      <w:r>
-        <w:rPr>
-          <w:sz w:val="28"/>
-          <w:szCs w:val="28"/>
-          <w:highlight w:val="yellow"/>
-          <w:u w:val="single"/>
-        </w:rPr>
-        <w:t xml:space="preserve">Application software </w:t>
-      </w:r>
-    </w:p>
-    <w:p>
-      <w:r>
-        <w:t>Application software is types of software designed to help uses perform specific tasks.</w:t>
-      </w:r>
-    </w:p>
-    <w:p>
-      <w:r>
-        <w:t xml:space="preserve">It’s a software that you user directly for your work. </w:t>
-      </w:r>
-    </w:p>
-    <w:p>
-      <w:r>
-        <w:t>Examples</w:t>
-      </w:r>
-      <w:r>
-        <w:t xml:space="preserve">: </w:t>
-      </w:r>
-    </w:p>
-    <w:p>
-      <w:pPr>
-        <w:pStyle w:val="ListParagraph"/>
-        <w:numPr>
-          <w:ilvl w:val="0"/>
-          <w:numId w:val="5"/>
-        </w:numPr>
-      </w:pPr>
-      <w:r>
-        <w:t xml:space="preserve">Microsoft word </w:t>
-      </w:r>
-    </w:p>
-    <w:p>
-      <w:pPr>
-        <w:pStyle w:val="ListParagraph"/>
-        <w:numPr>
-          <w:ilvl w:val="0"/>
-          <w:numId w:val="5"/>
-        </w:numPr>
-      </w:pPr>
-      <w:r>
-        <w:t xml:space="preserve">Google chrome </w:t>
-      </w:r>
-    </w:p>
-    <w:p>
-      <w:pPr>
-        <w:pStyle w:val="ListParagraph"/>
-        <w:numPr>
-          <w:ilvl w:val="0"/>
-          <w:numId w:val="5"/>
-        </w:numPr>
-      </w:pPr>
-      <w:r>
-        <w:t xml:space="preserve">Microsoft </w:t>
-      </w:r>
-      <w:proofErr w:type="gramStart"/>
-      <w:r>
-        <w:t>excel</w:t>
-      </w:r>
-      <w:proofErr w:type="gramEnd"/>
-      <w:r>
-        <w:t xml:space="preserve"> </w:t>
-      </w:r>
-    </w:p>
-    <w:p>
-      <w:pPr>
-        <w:pStyle w:val="ListParagraph"/>
-        <w:numPr>
-          <w:ilvl w:val="0"/>
-          <w:numId w:val="5"/>
-        </w:numPr>
-      </w:pPr>
-      <w:r>
-        <w:t xml:space="preserve">Photoshop </w:t>
-      </w:r>
-    </w:p>
-    <w:p>
-      <w:pPr>
-        <w:pStyle w:val="ListParagraph"/>
-        <w:ind w:left="1080"/>
-      </w:pPr>
-    </w:p>
-    <w:p>
-      <w:pPr>
-        <w:pStyle w:val="ListParagraph"/>
-        <w:numPr>
-          <w:ilvl w:val="0"/>
-          <w:numId w:val="1"/>
-        </w:numPr>
-        <w:rPr>
-          <w:sz w:val="28"/>
-          <w:szCs w:val="28"/>
-          <w:highlight w:val="yellow"/>
-          <w:u w:val="single"/>
-        </w:rPr>
-      </w:pPr>
-      <w:r>
-        <w:rPr>
-          <w:sz w:val="28"/>
-          <w:szCs w:val="28"/>
-          <w:u w:val="single"/>
-        </w:rPr>
-        <w:t xml:space="preserve"> </w:t>
-      </w:r>
-      <w:r>
-        <w:rPr>
-          <w:sz w:val="28"/>
-          <w:szCs w:val="28"/>
-          <w:highlight w:val="yellow"/>
-          <w:u w:val="single"/>
-        </w:rPr>
-        <w:t>Software development process (</w:t>
-      </w:r>
-      <w:proofErr w:type="spellStart"/>
-      <w:r>
-        <w:rPr>
-          <w:sz w:val="28"/>
-          <w:szCs w:val="28"/>
-          <w:highlight w:val="yellow"/>
-          <w:u w:val="single"/>
-        </w:rPr>
-        <w:t>sdlc</w:t>
-      </w:r>
-      <w:proofErr w:type="spellEnd"/>
-      <w:r>
-        <w:rPr>
-          <w:sz w:val="28"/>
-          <w:szCs w:val="28"/>
-          <w:highlight w:val="yellow"/>
-          <w:u w:val="single"/>
-        </w:rPr>
-        <w:t>)</w:t>
-      </w:r>
-    </w:p>
-    <w:p>
-      <w:r>
-        <w:t xml:space="preserve"> </w:t>
-      </w:r>
-      <w:r>
-        <w:t xml:space="preserve"> </w:t>
-      </w:r>
-      <w:r>
-        <w:t xml:space="preserve">Software development life cycle is a step by step used to create software </w:t>
-      </w:r>
-    </w:p>
-    <w:p>
-      <w:pPr>
-        <w:pStyle w:val="ListParagraph"/>
-        <w:numPr>
-          <w:ilvl w:val="0"/>
-          <w:numId w:val="5"/>
-        </w:numPr>
-      </w:pPr>
-      <w:r>
-        <w:t xml:space="preserve">Requirement analysis </w:t>
-      </w:r>
-    </w:p>
-    <w:p>
-      <w:pPr>
-        <w:pStyle w:val="ListParagraph"/>
-        <w:numPr>
-          <w:ilvl w:val="0"/>
-          <w:numId w:val="5"/>
-        </w:numPr>
-      </w:pPr>
-      <w:r>
-        <w:t xml:space="preserve">Planning </w:t>
-      </w:r>
-    </w:p>
-    <w:p>
-      <w:pPr>
-        <w:pStyle w:val="ListParagraph"/>
-        <w:numPr>
-          <w:ilvl w:val="0"/>
-          <w:numId w:val="5"/>
-        </w:numPr>
-      </w:pPr>
-      <w:r>
-        <w:t xml:space="preserve">Design </w:t>
-      </w:r>
-    </w:p>
-    <w:p>
-      <w:pPr>
-        <w:pStyle w:val="ListParagraph"/>
-        <w:numPr>
-          <w:ilvl w:val="0"/>
-          <w:numId w:val="5"/>
-        </w:numPr>
-      </w:pPr>
-      <w:r>
-        <w:t xml:space="preserve">Development </w:t>
-      </w:r>
-    </w:p>
-    <w:p>
-      <w:pPr>
-        <w:pStyle w:val="ListParagraph"/>
-        <w:numPr>
-          <w:ilvl w:val="0"/>
-          <w:numId w:val="5"/>
-        </w:numPr>
-      </w:pPr>
-      <w:r>
-        <w:t xml:space="preserve">Testing </w:t>
-      </w:r>
-    </w:p>
-    <w:p>
-      <w:pPr>
-        <w:pStyle w:val="ListParagraph"/>
-        <w:numPr>
-          <w:ilvl w:val="0"/>
-          <w:numId w:val="5"/>
-        </w:numPr>
-      </w:pPr>
-      <w:r>
-        <w:t xml:space="preserve">Maintenance </w:t>
-      </w:r>
-    </w:p>
-    <w:p>
-      <w:pPr>
-        <w:pStyle w:val="ListParagraph"/>
-        <w:numPr>
-          <w:ilvl w:val="0"/>
-          <w:numId w:val="5"/>
-        </w:numPr>
-      </w:pPr>
-      <w:r>
-        <w:t xml:space="preserve">Deployment </w:t>
-      </w:r>
-    </w:p>
-    <w:p/>
-    <w:p>
-      <w:pPr>
-        <w:pStyle w:val="ListParagraph"/>
-        <w:numPr>
-          <w:ilvl w:val="0"/>
-          <w:numId w:val="1"/>
-        </w:numPr>
-        <w:rPr>
-          <w:sz w:val="28"/>
-          <w:szCs w:val="28"/>
-          <w:highlight w:val="yellow"/>
-          <w:u w:val="single"/>
-        </w:rPr>
-      </w:pPr>
-      <w:r>
-        <w:rPr>
-          <w:sz w:val="28"/>
-          <w:szCs w:val="28"/>
-          <w:highlight w:val="yellow"/>
-          <w:u w:val="single"/>
-        </w:rPr>
-        <w:t>Software req</w:t>
-      </w:r>
-      <w:r>
-        <w:rPr>
-          <w:sz w:val="28"/>
-          <w:szCs w:val="28"/>
-          <w:highlight w:val="yellow"/>
-          <w:u w:val="single"/>
-        </w:rPr>
-        <w:t xml:space="preserve">uirement </w:t>
-      </w:r>
-    </w:p>
-    <w:p>
-      <w:r>
-        <w:t xml:space="preserve"> </w:t>
-      </w:r>
-      <w:r>
-        <w:t>Software requirement are the needs and expectations of users from a software system.</w:t>
-      </w:r>
-    </w:p>
-    <w:p>
-      <w:r>
-        <w:t>They describe what the software should do and how it should work.</w:t>
-      </w:r>
-    </w:p>
-    <w:p/>
-    <w:p>
-      <w:pPr>
-        <w:pStyle w:val="ListParagraph"/>
-        <w:numPr>
-          <w:ilvl w:val="0"/>
-          <w:numId w:val="1"/>
-        </w:numPr>
-        <w:rPr>
-          <w:sz w:val="28"/>
-          <w:szCs w:val="28"/>
-          <w:highlight w:val="yellow"/>
-          <w:u w:val="single"/>
-        </w:rPr>
-      </w:pPr>
-      <w:r>
-        <w:rPr>
-          <w:sz w:val="28"/>
-          <w:szCs w:val="28"/>
-          <w:highlight w:val="yellow"/>
-          <w:u w:val="single"/>
-        </w:rPr>
-        <w:t xml:space="preserve">Software analysis </w:t>
-      </w:r>
-    </w:p>
-    <w:p>
-      <w:r>
-        <w:lastRenderedPageBreak/>
-        <w:t xml:space="preserve">Software analysis is the process of studying and understanding the requirement </w:t>
-      </w:r>
-      <w:r>
-        <w:t>of a system before development.</w:t>
-      </w:r>
-    </w:p>
-    <w:p>
-      <w:r>
-        <w:t>It means analyzing what the software should do how it should work.</w:t>
-      </w:r>
-    </w:p>
-    <w:p>
-      <w:pPr>
-        <w:pStyle w:val="ListParagraph"/>
-        <w:numPr>
-          <w:ilvl w:val="0"/>
-          <w:numId w:val="14"/>
-        </w:numPr>
-      </w:pPr>
-      <w:r>
-        <w:t xml:space="preserve">Software analysis </w:t>
-      </w:r>
-    </w:p>
-    <w:p>
-      <w:pPr>
-        <w:pStyle w:val="ListParagraph"/>
-        <w:numPr>
-          <w:ilvl w:val="0"/>
-          <w:numId w:val="5"/>
-        </w:numPr>
-      </w:pPr>
-      <w:r>
-        <w:t xml:space="preserve">Requirement gathering </w:t>
-      </w:r>
-    </w:p>
-    <w:p>
-      <w:pPr>
-        <w:pStyle w:val="ListParagraph"/>
-        <w:numPr>
-          <w:ilvl w:val="0"/>
-          <w:numId w:val="5"/>
-        </w:numPr>
-      </w:pPr>
-      <w:r>
-        <w:t xml:space="preserve">Requirement analysis </w:t>
-      </w:r>
-    </w:p>
-    <w:p>
-      <w:pPr>
-        <w:pStyle w:val="ListParagraph"/>
-        <w:numPr>
-          <w:ilvl w:val="0"/>
-          <w:numId w:val="5"/>
-        </w:numPr>
-      </w:pPr>
-      <w:r>
-        <w:t xml:space="preserve">System modeling </w:t>
-      </w:r>
-    </w:p>
-    <w:p>
-      <w:pPr>
-        <w:ind w:left="720"/>
-      </w:pPr>
-    </w:p>
-    <w:p>
-      <w:pPr>
-        <w:pStyle w:val="ListParagraph"/>
-        <w:numPr>
-          <w:ilvl w:val="0"/>
-          <w:numId w:val="1"/>
-        </w:numPr>
-        <w:rPr>
-          <w:sz w:val="28"/>
-          <w:szCs w:val="28"/>
-          <w:highlight w:val="yellow"/>
-          <w:u w:val="single"/>
-        </w:rPr>
-      </w:pPr>
-      <w:r>
-        <w:rPr>
-          <w:sz w:val="28"/>
-          <w:szCs w:val="28"/>
-          <w:highlight w:val="yellow"/>
-          <w:u w:val="single"/>
-        </w:rPr>
-        <w:t xml:space="preserve">System design </w:t>
-      </w:r>
-    </w:p>
-    <w:p>
-      <w:r>
-        <w:t>The process of planning and creating the structure of a software system based on the requirement.</w:t>
-      </w:r>
-    </w:p>
-    <w:p>
-      <w:r>
-        <w:t>It defines how the system will be built.</w:t>
-      </w:r>
-    </w:p>
-    <w:p>
-      <w:r>
         <w:t xml:space="preserve">The process of defining the architecture components and structure of a </w:t>
       </w:r>
       <w:r>
@@ -2578,6 +4303,7 @@
       <w:proofErr w:type="spellStart"/>
       <w:proofErr w:type="gramStart"/>
       <w:r>
+        <w:lastRenderedPageBreak/>
         <w:t>Its</w:t>
       </w:r>
       <w:proofErr w:type="spellEnd"/>
@@ -2728,137 +4454,137 @@
     </w:p>
     <w:p>
       <w:r>
+        <w:t>Desktop application is types of software that is installed and run on a computer or laptop.</w:t>
+      </w:r>
+    </w:p>
+    <w:p/>
+    <w:p>
+      <w:pPr>
+        <w:pStyle w:val="ListParagraph"/>
+        <w:numPr>
+          <w:ilvl w:val="0"/>
+          <w:numId w:val="1"/>
+        </w:numPr>
+        <w:rPr>
+          <w:sz w:val="28"/>
+          <w:szCs w:val="28"/>
+          <w:highlight w:val="yellow"/>
+          <w:u w:val="single"/>
+        </w:rPr>
+      </w:pPr>
+      <w:r>
+        <w:rPr>
+          <w:sz w:val="28"/>
+          <w:szCs w:val="28"/>
+          <w:highlight w:val="yellow"/>
+          <w:u w:val="single"/>
+        </w:rPr>
+        <w:t xml:space="preserve">Flow chart </w:t>
+      </w:r>
+    </w:p>
+    <w:p>
+      <w:r>
+        <w:t xml:space="preserve">A flowchart is diagram that shows the </w:t>
+      </w:r>
+      <w:proofErr w:type="gramStart"/>
+      <w:r>
+        <w:t>step by step</w:t>
+      </w:r>
+      <w:proofErr w:type="gramEnd"/>
+      <w:r>
+        <w:t xml:space="preserve"> process of system or program using symbols.  </w:t>
+      </w:r>
+    </w:p>
+    <w:p>
+      <w:r>
+        <w:t>A flow charts is a diagram that represents a process or algorithm step by step using symbols.</w:t>
+      </w:r>
+    </w:p>
+    <w:p/>
+    <w:p>
+      <w:pPr>
+        <w:pStyle w:val="ListParagraph"/>
+        <w:numPr>
+          <w:ilvl w:val="0"/>
+          <w:numId w:val="1"/>
+        </w:numPr>
+        <w:rPr>
+          <w:sz w:val="28"/>
+          <w:szCs w:val="28"/>
+          <w:highlight w:val="yellow"/>
+          <w:u w:val="single"/>
+        </w:rPr>
+      </w:pPr>
+      <w:r>
+        <w:rPr>
+          <w:sz w:val="28"/>
+          <w:szCs w:val="28"/>
+          <w:highlight w:val="yellow"/>
+          <w:u w:val="single"/>
+        </w:rPr>
+        <w:t xml:space="preserve">Protocols </w:t>
+      </w:r>
+    </w:p>
+    <w:p>
+      <w:r>
+        <w:t xml:space="preserve">A protocol is a set of rule and standard that a define how data is sent and </w:t>
+      </w:r>
+      <w:r>
+        <w:t xml:space="preserve">received </w:t>
+      </w:r>
+      <w:r>
+        <w:t>over a network</w:t>
+      </w:r>
+      <w:r>
+        <w:t>.</w:t>
+      </w:r>
+    </w:p>
+    <w:p>
+      <w:pPr>
+        <w:pStyle w:val="ListParagraph"/>
+        <w:numPr>
+          <w:ilvl w:val="0"/>
+          <w:numId w:val="5"/>
+        </w:numPr>
+      </w:pPr>
+      <w:r>
+        <w:t xml:space="preserve">Types of protocols </w:t>
+      </w:r>
+    </w:p>
+    <w:p>
+      <w:pPr>
+        <w:pStyle w:val="ListParagraph"/>
+        <w:numPr>
+          <w:ilvl w:val="0"/>
+          <w:numId w:val="16"/>
+        </w:numPr>
+      </w:pPr>
+      <w:r>
+        <w:t>http</w:t>
+      </w:r>
+    </w:p>
+    <w:p>
+      <w:pPr>
+        <w:pStyle w:val="ListParagraph"/>
+        <w:numPr>
+          <w:ilvl w:val="0"/>
+          <w:numId w:val="16"/>
+        </w:numPr>
+      </w:pPr>
+      <w:r>
+        <w:t xml:space="preserve">https </w:t>
+      </w:r>
+    </w:p>
+    <w:p>
+      <w:pPr>
+        <w:pStyle w:val="ListParagraph"/>
+        <w:numPr>
+          <w:ilvl w:val="0"/>
+          <w:numId w:val="16"/>
+        </w:numPr>
+      </w:pPr>
+      <w:r>
         <w:lastRenderedPageBreak/>
-        <w:t>Desktop application is types of software that is installed and run on a computer or laptop.</w:t>
-      </w:r>
-    </w:p>
-    <w:p/>
-    <w:p>
-      <w:pPr>
-        <w:pStyle w:val="ListParagraph"/>
-        <w:numPr>
-          <w:ilvl w:val="0"/>
-          <w:numId w:val="1"/>
-        </w:numPr>
-        <w:rPr>
-          <w:sz w:val="28"/>
-          <w:szCs w:val="28"/>
-          <w:highlight w:val="yellow"/>
-          <w:u w:val="single"/>
-        </w:rPr>
-      </w:pPr>
-      <w:r>
-        <w:rPr>
-          <w:sz w:val="28"/>
-          <w:szCs w:val="28"/>
-          <w:highlight w:val="yellow"/>
-          <w:u w:val="single"/>
-        </w:rPr>
-        <w:t xml:space="preserve">Flow chart </w:t>
-      </w:r>
-    </w:p>
-    <w:p>
-      <w:r>
-        <w:t xml:space="preserve">A flowchart is diagram that shows the </w:t>
-      </w:r>
-      <w:proofErr w:type="gramStart"/>
-      <w:r>
-        <w:t>step by step</w:t>
-      </w:r>
-      <w:proofErr w:type="gramEnd"/>
-      <w:r>
-        <w:t xml:space="preserve"> process of system or program using symbols.  </w:t>
-      </w:r>
-    </w:p>
-    <w:p>
-      <w:r>
-        <w:t>A flow charts is a diagram that represents a process or algorithm step by step using symbols.</w:t>
-      </w:r>
-    </w:p>
-    <w:p/>
-    <w:p>
-      <w:pPr>
-        <w:pStyle w:val="ListParagraph"/>
-        <w:numPr>
-          <w:ilvl w:val="0"/>
-          <w:numId w:val="1"/>
-        </w:numPr>
-        <w:rPr>
-          <w:sz w:val="28"/>
-          <w:szCs w:val="28"/>
-          <w:highlight w:val="yellow"/>
-          <w:u w:val="single"/>
-        </w:rPr>
-      </w:pPr>
-      <w:r>
-        <w:rPr>
-          <w:sz w:val="28"/>
-          <w:szCs w:val="28"/>
-          <w:highlight w:val="yellow"/>
-          <w:u w:val="single"/>
-        </w:rPr>
-        <w:t xml:space="preserve">Protocols </w:t>
-      </w:r>
-    </w:p>
-    <w:p>
-      <w:r>
-        <w:t xml:space="preserve">A protocol is a set of rule and standard that a define how data is sent and </w:t>
-      </w:r>
-      <w:r>
-        <w:t xml:space="preserve">received </w:t>
-      </w:r>
-      <w:r>
-        <w:t>over a network</w:t>
-      </w:r>
-      <w:r>
-        <w:t>.</w:t>
-      </w:r>
-    </w:p>
-    <w:p>
-      <w:pPr>
-        <w:pStyle w:val="ListParagraph"/>
-        <w:numPr>
-          <w:ilvl w:val="0"/>
-          <w:numId w:val="5"/>
-        </w:numPr>
-      </w:pPr>
-      <w:r>
-        <w:t xml:space="preserve">Types of protocols </w:t>
-      </w:r>
-    </w:p>
-    <w:p>
-      <w:pPr>
-        <w:pStyle w:val="ListParagraph"/>
-        <w:numPr>
-          <w:ilvl w:val="0"/>
-          <w:numId w:val="16"/>
-        </w:numPr>
-      </w:pPr>
-      <w:r>
-        <w:t>http</w:t>
-      </w:r>
-    </w:p>
-    <w:p>
-      <w:pPr>
-        <w:pStyle w:val="ListParagraph"/>
-        <w:numPr>
-          <w:ilvl w:val="0"/>
-          <w:numId w:val="16"/>
-        </w:numPr>
-      </w:pPr>
-      <w:r>
-        <w:t xml:space="preserve">https </w:t>
-      </w:r>
-    </w:p>
-    <w:p>
-      <w:pPr>
-        <w:pStyle w:val="ListParagraph"/>
-        <w:numPr>
-          <w:ilvl w:val="0"/>
-          <w:numId w:val="16"/>
-        </w:numPr>
-      </w:pPr>
-      <w:r>
         <w:t>ftp</w:t>
       </w:r>
     </w:p>
@@ -5195,7 +6921,6 @@
   <w:style w:type="character" w:default="1" w:styleId="DefaultParagraphFont">
     <w:name w:val="Default Paragraph Font"/>
     <w:uiPriority w:val="1"/>
-    <w:semiHidden/>
     <w:unhideWhenUsed/>
   </w:style>
   <w:style w:type="table" w:default="1" w:styleId="TableNormal">

--- a/manthan.tops.docx
+++ b/manthan.tops.docx
@@ -3432,7 +3432,7 @@
           <w:highlight w:val="darkGray"/>
         </w:rPr>
         <w:pict w14:anchorId="5D1337B1">
-          <v:rect id="_x0000_i1055" style="width:0;height:1.5pt" o:hralign="center" o:hrstd="t" o:hr="t" fillcolor="#a0a0a0" stroked="f"/>
+          <v:rect id="_x0000_i1025" style="width:0;height:1.5pt" o:hralign="center" o:hrstd="t" o:hr="t" fillcolor="#a0a0a0" stroked="f"/>
         </w:pict>
       </w:r>
     </w:p>
@@ -3504,7 +3504,7 @@
           <w:highlight w:val="darkGray"/>
         </w:rPr>
         <w:pict w14:anchorId="454C5BF7">
-          <v:rect id="_x0000_i1056" style="width:0;height:1.5pt" o:hralign="center" o:hrstd="t" o:hr="t" fillcolor="#a0a0a0" stroked="f"/>
+          <v:rect id="_x0000_i1026" style="width:0;height:1.5pt" o:hralign="center" o:hrstd="t" o:hr="t" fillcolor="#a0a0a0" stroked="f"/>
         </w:pict>
       </w:r>
     </w:p>
@@ -3630,7 +3630,7 @@
           <w:highlight w:val="darkGray"/>
         </w:rPr>
         <w:pict w14:anchorId="1D70E454">
-          <v:rect id="_x0000_i1057" style="width:0;height:1.5pt" o:hralign="center" o:hrstd="t" o:hr="t" fillcolor="#a0a0a0" stroked="f"/>
+          <v:rect id="_x0000_i1027" style="width:0;height:1.5pt" o:hralign="center" o:hrstd="t" o:hr="t" fillcolor="#a0a0a0" stroked="f"/>
         </w:pict>
       </w:r>
     </w:p>
@@ -3722,7 +3722,7 @@
           <w:highlight w:val="darkGray"/>
         </w:rPr>
         <w:pict w14:anchorId="0EF43CF1">
-          <v:rect id="_x0000_i1058" style="width:0;height:1.5pt" o:hralign="center" o:hrstd="t" o:hr="t" fillcolor="#a0a0a0" stroked="f"/>
+          <v:rect id="_x0000_i1028" style="width:0;height:1.5pt" o:hralign="center" o:hrstd="t" o:hr="t" fillcolor="#a0a0a0" stroked="f"/>
         </w:pict>
       </w:r>
     </w:p>
@@ -3828,7 +3828,7 @@
           <w:highlight w:val="darkGray"/>
         </w:rPr>
         <w:pict w14:anchorId="4AD29589">
-          <v:rect id="_x0000_i1059" style="width:0;height:1.5pt" o:hralign="center" o:hrstd="t" o:hr="t" fillcolor="#a0a0a0" stroked="f"/>
+          <v:rect id="_x0000_i1029" style="width:0;height:1.5pt" o:hralign="center" o:hrstd="t" o:hr="t" fillcolor="#a0a0a0" stroked="f"/>
         </w:pict>
       </w:r>
     </w:p>
@@ -6284,14 +6284,7 @@
           <w:rFonts w:ascii="Segoe UI Emoji" w:hAnsi="Segoe UI Emoji" w:cs="Segoe UI Emoji"/>
           <w:highlight w:val="darkGray"/>
         </w:rPr>
-        <w:t xml:space="preserve"> </w:t>
-      </w:r>
-      <w:r>
-        <w:rPr>
-          <w:rFonts w:ascii="Segoe UI Emoji" w:hAnsi="Segoe UI Emoji" w:cs="Segoe UI Emoji"/>
-          <w:highlight w:val="darkGray"/>
-        </w:rPr>
-        <w:t>🌈</w:t>
+        <w:t xml:space="preserve"> 🌈</w:t>
       </w:r>
       <w:r>
         <w:rPr>
@@ -14831,15 +14824,86 @@
         <w:lastRenderedPageBreak/>
         <w:t>All these parts are later combined.</w:t>
       </w:r>
-    </w:p>
-    <w:p>
-      <w:pPr>
-        <w:rPr>
-          <w:sz w:val="28"/>
-          <w:szCs w:val="28"/>
-        </w:rPr>
-      </w:pPr>
-    </w:p>
+      <w:r>
+        <w:rPr>
+          <w:sz w:val="28"/>
+          <w:szCs w:val="28"/>
+        </w:rPr>
+        <w:t xml:space="preserve"> </w:t>
+      </w:r>
+    </w:p>
+    <w:p>
+      <w:pPr>
+        <w:pStyle w:val="ListParagraph"/>
+        <w:numPr>
+          <w:ilvl w:val="0"/>
+          <w:numId w:val="1"/>
+        </w:numPr>
+        <w:rPr>
+          <w:sz w:val="28"/>
+          <w:szCs w:val="28"/>
+          <w:highlight w:val="yellow"/>
+        </w:rPr>
+      </w:pPr>
+      <w:r>
+        <w:rPr>
+          <w:sz w:val="28"/>
+          <w:szCs w:val="28"/>
+          <w:highlight w:val="yellow"/>
+        </w:rPr>
+        <w:t>Development</w:t>
+      </w:r>
+    </w:p>
+    <w:p>
+      <w:r>
+        <w:t xml:space="preserve">Software development is the process of creating applications </w:t>
+      </w:r>
+      <w:proofErr w:type="spellStart"/>
+      <w:r>
+        <w:t>wedsites</w:t>
+      </w:r>
+      <w:proofErr w:type="spellEnd"/>
+      <w:r>
+        <w:t xml:space="preserve"> or systems using programming.</w:t>
+      </w:r>
+    </w:p>
+    <w:p>
+      <w:r>
+        <w:rPr>
+          <w:highlight w:val="lightGray"/>
+        </w:rPr>
+        <w:t>Software development =</w:t>
+      </w:r>
+      <w:r>
+        <w:rPr>
+          <w:highlight w:val="lightGray"/>
+        </w:rPr>
+        <w:br/>
+      </w:r>
+      <w:proofErr w:type="spellStart"/>
+      <w:r>
+        <w:rPr>
+          <w:highlight w:val="lightGray"/>
+        </w:rPr>
+        <w:t>ldea</w:t>
+      </w:r>
+      <w:proofErr w:type="spellEnd"/>
+      <w:r>
+        <w:rPr>
+          <w:highlight w:val="lightGray"/>
+        </w:rPr>
+        <w:t xml:space="preserve"> plan code test launch </w:t>
+      </w:r>
+      <w:proofErr w:type="gramStart"/>
+      <w:r>
+        <w:rPr>
+          <w:highlight w:val="lightGray"/>
+        </w:rPr>
+        <w:t>maintain .</w:t>
+      </w:r>
+      <w:proofErr w:type="gramEnd"/>
+    </w:p>
+    <w:p/>
     <w:sectPr>
       <w:headerReference w:type="default" r:id="rId7"/>
       <w:pgSz w:w="12240" w:h="15840"/>
@@ -19232,6 +19296,7 @@
   <w:style w:type="character" w:default="1" w:styleId="DefaultParagraphFont">
     <w:name w:val="Default Paragraph Font"/>
     <w:uiPriority w:val="1"/>
+    <w:semiHidden/>
     <w:unhideWhenUsed/>
   </w:style>
   <w:style w:type="table" w:default="1" w:styleId="TableNormal">
